--- a/Kursovaya_Seyidbala.docx
+++ b/Kursovaya_Seyidbala.docx
@@ -9,6 +9,12 @@
           <w:lang w:val="ru-RU"/>
         </w:rPr>
       </w:pPr>
+      <w:r>
+        <w:rPr>
+          <w:lang w:val="ru-RU"/>
+        </w:rPr>
+        <w:t xml:space="preserve"> </w:t>
+      </w:r>
       <w:r>
         <w:rPr>
           <w:lang w:val="ru-RU"/>
@@ -378,6 +384,7 @@
         <w:rPr>
           <w:bCs/>
           <w:szCs w:val="28"/>
+          <w:lang w:val="ru-RU"/>
         </w:rPr>
       </w:pPr>
       <w:r>
@@ -576,6 +583,7 @@
         <w:rPr>
           <w:bCs/>
           <w:szCs w:val="28"/>
+          <w:lang w:val="ru-RU"/>
         </w:rPr>
       </w:pPr>
       <w:r>
@@ -686,6 +694,7 @@
         <w:rPr>
           <w:bCs/>
           <w:szCs w:val="28"/>
+          <w:lang w:val="ru-RU"/>
         </w:rPr>
       </w:pPr>
       <w:r>
@@ -1445,6 +1454,9 @@
     <w:p>
       <w:pPr>
         <w:spacing w:after="0" w:line="360" w:lineRule="auto"/>
+        <w:rPr>
+          <w:lang w:val="ru-RU"/>
+        </w:rPr>
       </w:pPr>
     </w:p>
     <w:p>
@@ -2996,6 +3008,22 @@
       <w:pPr>
         <w:spacing w:after="0" w:line="360" w:lineRule="auto"/>
         <w:rPr>
+          <w:lang w:val="az-Latn-AZ"/>
+        </w:rPr>
+      </w:pPr>
+    </w:p>
+    <w:p>
+      <w:pPr>
+        <w:spacing w:after="0" w:line="360" w:lineRule="auto"/>
+        <w:rPr>
+          <w:lang w:val="az-Latn-AZ"/>
+        </w:rPr>
+      </w:pPr>
+    </w:p>
+    <w:p>
+      <w:pPr>
+        <w:spacing w:after="0" w:line="360" w:lineRule="auto"/>
+        <w:rPr>
           <w:lang w:val="ru-RU"/>
         </w:rPr>
       </w:pPr>
@@ -3086,22 +3114,6 @@
         </w:rPr>
         <w:t xml:space="preserve"> для удобного распределения информации.</w:t>
       </w:r>
-    </w:p>
-    <w:p>
-      <w:pPr>
-        <w:spacing w:after="0" w:line="360" w:lineRule="auto"/>
-        <w:rPr>
-          <w:lang w:val="az-Latn-AZ"/>
-        </w:rPr>
-      </w:pPr>
-    </w:p>
-    <w:p>
-      <w:pPr>
-        <w:spacing w:after="0" w:line="360" w:lineRule="auto"/>
-        <w:rPr>
-          <w:lang w:val="az-Latn-AZ"/>
-        </w:rPr>
-      </w:pPr>
     </w:p>
     <w:p>
       <w:pPr>
@@ -5775,6 +5787,9 @@
     <w:p>
       <w:pPr>
         <w:spacing w:after="0" w:line="360" w:lineRule="auto"/>
+        <w:rPr>
+          <w:lang w:val="ru-RU"/>
+        </w:rPr>
       </w:pPr>
       <w:r>
         <w:rPr>
@@ -5831,10 +5846,7 @@
     </w:p>
     <w:p>
       <w:pPr>
-        <w:spacing w:after="0" w:line="360" w:lineRule="auto"/>
-        <w:rPr>
-          <w:lang w:val="ru-RU"/>
-        </w:rPr>
+        <w:spacing w:after="0" w:line="240" w:lineRule="auto"/>
       </w:pPr>
       <w:r>
         <w:t>HTML</w:t>
@@ -5868,6 +5880,11 @@
         <w:br/>
         <w:t>В проекте использовались теги:</w:t>
       </w:r>
+    </w:p>
+    <w:p>
+      <w:pPr>
+        <w:spacing w:after="0"/>
+      </w:pPr>
       <w:r>
         <w:rPr>
           <w:lang w:val="ru-RU"/>
@@ -5951,22 +5968,75 @@
     </w:p>
     <w:p>
       <w:pPr>
-        <w:spacing w:after="0" w:line="360" w:lineRule="auto"/>
-        <w:rPr>
-          <w:lang w:val="ru-RU"/>
-        </w:rPr>
-      </w:pPr>
-      <w:r>
-        <w:rPr>
-          <w:lang w:val="ru-RU"/>
-        </w:rPr>
-        <w:br/>
-      </w:r>
-      <w:r>
+        <w:spacing w:after="0"/>
+      </w:pPr>
+    </w:p>
+    <w:p>
+      <w:pPr>
+        <w:spacing w:after="0" w:line="360" w:lineRule="auto"/>
+      </w:pPr>
+      <w:r>
+        <w:rPr>
+          <w:lang w:val="ru-RU"/>
+        </w:rPr>
+        <w:drawing>
+          <wp:inline distT="0" distB="0" distL="0" distR="0" wp14:anchorId="110A7F08" wp14:editId="75D92AFE">
+            <wp:extent cx="5486400" cy="4670425"/>
+            <wp:effectExtent l="0" t="0" r="0" b="0"/>
+            <wp:docPr id="2029729949" name="Picture 1" descr="Elegance Shoes&#10;&#10;AI-generated content may be incorrect."/>
+            <wp:cNvGraphicFramePr>
+              <a:graphicFrameLocks xmlns:a="http://schemas.openxmlformats.org/drawingml/2006/main" noChangeAspect="1"/>
+            </wp:cNvGraphicFramePr>
+            <a:graphic xmlns:a="http://schemas.openxmlformats.org/drawingml/2006/main">
+              <a:graphicData uri="http://schemas.openxmlformats.org/drawingml/2006/picture">
+                <pic:pic xmlns:pic="http://schemas.openxmlformats.org/drawingml/2006/picture">
+                  <pic:nvPicPr>
+                    <pic:cNvPr id="2029729949" name="Picture 1" descr="Elegance Shoes&#10;&#10;AI-generated content may be incorrect."/>
+                    <pic:cNvPicPr/>
+                  </pic:nvPicPr>
+                  <pic:blipFill>
+                    <a:blip r:embed="rId8"/>
+                    <a:stretch>
+                      <a:fillRect/>
+                    </a:stretch>
+                  </pic:blipFill>
+                  <pic:spPr>
+                    <a:xfrm>
+                      <a:off x="0" y="0"/>
+                      <a:ext cx="5486400" cy="4670425"/>
+                    </a:xfrm>
+                    <a:prstGeom prst="rect">
+                      <a:avLst/>
+                    </a:prstGeom>
+                  </pic:spPr>
+                </pic:pic>
+              </a:graphicData>
+            </a:graphic>
+          </wp:inline>
+        </w:drawing>
+      </w:r>
+    </w:p>
+    <w:p>
+      <w:pPr>
+        <w:spacing w:after="0" w:line="360" w:lineRule="auto"/>
         <w:rPr>
           <w:b/>
-          <w:lang w:val="ru-RU"/>
-        </w:rPr>
+        </w:rPr>
+      </w:pPr>
+    </w:p>
+    <w:p>
+      <w:pPr>
+        <w:spacing w:after="0" w:line="360" w:lineRule="auto"/>
+        <w:rPr>
+          <w:lang w:val="ru-RU"/>
+        </w:rPr>
+      </w:pPr>
+      <w:r>
+        <w:rPr>
+          <w:b/>
+          <w:lang w:val="ru-RU"/>
+        </w:rPr>
+        <w:lastRenderedPageBreak/>
         <w:t>РАЗРАБОТКА ГЛАВНОЙ СТРАНИЦЫ</w:t>
       </w:r>
     </w:p>
@@ -6110,7 +6180,6 @@
         <w:rPr>
           <w:lang w:val="ru-RU"/>
         </w:rPr>
-        <w:lastRenderedPageBreak/>
         <w:br/>
         <w:t>Пример структуры навигации:</w:t>
       </w:r>
@@ -6128,7 +6197,6 @@
         <w:rPr>
           <w:rFonts w:ascii="Courier New" w:hAnsi="Courier New"/>
           <w:sz w:val="22"/>
-          <w:lang w:val="ru-RU"/>
         </w:rPr>
         <w:t>&lt;</w:t>
       </w:r>
@@ -6143,7 +6211,6 @@
         <w:rPr>
           <w:rFonts w:ascii="Courier New" w:hAnsi="Courier New"/>
           <w:sz w:val="22"/>
-          <w:lang w:val="ru-RU"/>
         </w:rPr>
         <w:t xml:space="preserve"> </w:t>
       </w:r>
@@ -6158,7 +6225,6 @@
         <w:rPr>
           <w:rFonts w:ascii="Courier New" w:hAnsi="Courier New"/>
           <w:sz w:val="22"/>
-          <w:lang w:val="ru-RU"/>
         </w:rPr>
         <w:t>="</w:t>
       </w:r>
@@ -6173,7 +6239,6 @@
         <w:rPr>
           <w:rFonts w:ascii="Courier New" w:hAnsi="Courier New"/>
           <w:sz w:val="22"/>
-          <w:lang w:val="ru-RU"/>
         </w:rPr>
         <w:t>"&gt;</w:t>
       </w:r>
@@ -6181,287 +6246,257 @@
         <w:rPr>
           <w:rFonts w:ascii="Courier New" w:hAnsi="Courier New"/>
           <w:sz w:val="22"/>
-          <w:lang w:val="ru-RU"/>
-        </w:rPr>
-        <w:br/>
-        <w:t xml:space="preserve"> </w:t>
-      </w:r>
-      <w:proofErr w:type="gramStart"/>
+        </w:rPr>
+        <w:br/>
+        <w:t xml:space="preserve">    &lt;</w:t>
+      </w:r>
       <w:r>
         <w:rPr>
           <w:rFonts w:ascii="Courier New" w:hAnsi="Courier New"/>
           <w:sz w:val="22"/>
-          <w:lang w:val="ru-RU"/>
-        </w:rPr>
-        <w:t xml:space="preserve">   &lt;</w:t>
-      </w:r>
-      <w:proofErr w:type="gramEnd"/>
+        </w:rPr>
+        <w:t>a</w:t>
+      </w:r>
       <w:r>
         <w:rPr>
           <w:rFonts w:ascii="Courier New" w:hAnsi="Courier New"/>
           <w:sz w:val="22"/>
         </w:rPr>
-        <w:t>a</w:t>
-      </w:r>
+        <w:t xml:space="preserve"> </w:t>
+      </w:r>
+      <w:proofErr w:type="spellStart"/>
       <w:r>
         <w:rPr>
           <w:rFonts w:ascii="Courier New" w:hAnsi="Courier New"/>
           <w:sz w:val="22"/>
-          <w:lang w:val="ru-RU"/>
-        </w:rPr>
-        <w:t xml:space="preserve"> </w:t>
-      </w:r>
-      <w:proofErr w:type="spellStart"/>
+        </w:rPr>
+        <w:t>href</w:t>
+      </w:r>
+      <w:proofErr w:type="spellEnd"/>
       <w:r>
         <w:rPr>
           <w:rFonts w:ascii="Courier New" w:hAnsi="Courier New"/>
           <w:sz w:val="22"/>
         </w:rPr>
-        <w:t>href</w:t>
-      </w:r>
-      <w:proofErr w:type="spellEnd"/>
+        <w:t>="</w:t>
+      </w:r>
       <w:r>
         <w:rPr>
           <w:rFonts w:ascii="Courier New" w:hAnsi="Courier New"/>
           <w:sz w:val="22"/>
-          <w:lang w:val="ru-RU"/>
-        </w:rPr>
-        <w:t>="</w:t>
+        </w:rPr>
+        <w:t>index</w:t>
       </w:r>
       <w:r>
         <w:rPr>
           <w:rFonts w:ascii="Courier New" w:hAnsi="Courier New"/>
           <w:sz w:val="22"/>
         </w:rPr>
-        <w:t>index</w:t>
+        <w:t>.</w:t>
       </w:r>
       <w:r>
         <w:rPr>
           <w:rFonts w:ascii="Courier New" w:hAnsi="Courier New"/>
           <w:sz w:val="22"/>
-          <w:lang w:val="ru-RU"/>
-        </w:rPr>
-        <w:t>.</w:t>
+        </w:rPr>
+        <w:t>html</w:t>
       </w:r>
       <w:r>
         <w:rPr>
           <w:rFonts w:ascii="Courier New" w:hAnsi="Courier New"/>
           <w:sz w:val="22"/>
         </w:rPr>
-        <w:t>html</w:t>
-      </w:r>
-      <w:proofErr w:type="gramStart"/>
+        <w:t>"&gt;</w:t>
+      </w:r>
       <w:r>
         <w:rPr>
           <w:rFonts w:ascii="Courier New" w:hAnsi="Courier New"/>
           <w:sz w:val="22"/>
           <w:lang w:val="ru-RU"/>
         </w:rPr>
-        <w:t>"&gt;</w:t>
+        <w:t>Главная</w:t>
       </w:r>
       <w:r>
         <w:rPr>
           <w:rFonts w:ascii="Courier New" w:hAnsi="Courier New"/>
           <w:sz w:val="22"/>
-          <w:lang w:val="ru-RU"/>
-        </w:rPr>
-        <w:t>Главная</w:t>
-      </w:r>
-      <w:proofErr w:type="gramEnd"/>
+        </w:rPr>
+        <w:t>&lt;/</w:t>
+      </w:r>
       <w:r>
         <w:rPr>
           <w:rFonts w:ascii="Courier New" w:hAnsi="Courier New"/>
           <w:sz w:val="22"/>
-          <w:lang w:val="ru-RU"/>
-        </w:rPr>
-        <w:t>&lt;/</w:t>
+        </w:rPr>
+        <w:t>a</w:t>
       </w:r>
       <w:r>
         <w:rPr>
           <w:rFonts w:ascii="Courier New" w:hAnsi="Courier New"/>
           <w:sz w:val="22"/>
         </w:rPr>
-        <w:t>a</w:t>
+        <w:t>&gt;</w:t>
       </w:r>
       <w:r>
         <w:rPr>
           <w:rFonts w:ascii="Courier New" w:hAnsi="Courier New"/>
           <w:sz w:val="22"/>
-          <w:lang w:val="ru-RU"/>
-        </w:rPr>
-        <w:t>&gt;</w:t>
+        </w:rPr>
+        <w:br/>
+        <w:t xml:space="preserve">    &lt;</w:t>
       </w:r>
       <w:r>
         <w:rPr>
           <w:rFonts w:ascii="Courier New" w:hAnsi="Courier New"/>
           <w:sz w:val="22"/>
-          <w:lang w:val="ru-RU"/>
-        </w:rPr>
-        <w:br/>
-        <w:t xml:space="preserve"> </w:t>
-      </w:r>
-      <w:proofErr w:type="gramStart"/>
+        </w:rPr>
+        <w:t>a</w:t>
+      </w:r>
       <w:r>
         <w:rPr>
           <w:rFonts w:ascii="Courier New" w:hAnsi="Courier New"/>
           <w:sz w:val="22"/>
-          <w:lang w:val="ru-RU"/>
-        </w:rPr>
-        <w:t xml:space="preserve">   &lt;</w:t>
-      </w:r>
-      <w:proofErr w:type="gramEnd"/>
+        </w:rPr>
+        <w:t xml:space="preserve"> </w:t>
+      </w:r>
+      <w:proofErr w:type="spellStart"/>
       <w:r>
         <w:rPr>
           <w:rFonts w:ascii="Courier New" w:hAnsi="Courier New"/>
           <w:sz w:val="22"/>
         </w:rPr>
-        <w:t>a</w:t>
-      </w:r>
+        <w:t>href</w:t>
+      </w:r>
+      <w:proofErr w:type="spellEnd"/>
       <w:r>
         <w:rPr>
           <w:rFonts w:ascii="Courier New" w:hAnsi="Courier New"/>
           <w:sz w:val="22"/>
-          <w:lang w:val="ru-RU"/>
-        </w:rPr>
-        <w:t xml:space="preserve"> </w:t>
-      </w:r>
-      <w:proofErr w:type="spellStart"/>
+        </w:rPr>
+        <w:t>="</w:t>
+      </w:r>
       <w:r>
         <w:rPr>
           <w:rFonts w:ascii="Courier New" w:hAnsi="Courier New"/>
           <w:sz w:val="22"/>
         </w:rPr>
-        <w:t>href</w:t>
-      </w:r>
-      <w:proofErr w:type="spellEnd"/>
+        <w:t>catalog</w:t>
+      </w:r>
       <w:r>
         <w:rPr>
           <w:rFonts w:ascii="Courier New" w:hAnsi="Courier New"/>
           <w:sz w:val="22"/>
-          <w:lang w:val="ru-RU"/>
-        </w:rPr>
-        <w:t>="</w:t>
+        </w:rPr>
+        <w:t>.</w:t>
       </w:r>
       <w:r>
         <w:rPr>
           <w:rFonts w:ascii="Courier New" w:hAnsi="Courier New"/>
           <w:sz w:val="22"/>
         </w:rPr>
-        <w:t>catalog</w:t>
+        <w:t>html</w:t>
       </w:r>
       <w:r>
         <w:rPr>
           <w:rFonts w:ascii="Courier New" w:hAnsi="Courier New"/>
           <w:sz w:val="22"/>
-          <w:lang w:val="ru-RU"/>
-        </w:rPr>
-        <w:t>.</w:t>
+        </w:rPr>
+        <w:t>"&gt;</w:t>
       </w:r>
       <w:r>
         <w:rPr>
           <w:rFonts w:ascii="Courier New" w:hAnsi="Courier New"/>
           <w:sz w:val="22"/>
-        </w:rPr>
-        <w:t>html</w:t>
-      </w:r>
-      <w:proofErr w:type="gramStart"/>
+          <w:lang w:val="ru-RU"/>
+        </w:rPr>
+        <w:t>Каталог</w:t>
+      </w:r>
       <w:r>
         <w:rPr>
           <w:rFonts w:ascii="Courier New" w:hAnsi="Courier New"/>
           <w:sz w:val="22"/>
-          <w:lang w:val="ru-RU"/>
-        </w:rPr>
-        <w:t>"&gt;</w:t>
+        </w:rPr>
+        <w:t>&lt;/</w:t>
       </w:r>
       <w:r>
         <w:rPr>
           <w:rFonts w:ascii="Courier New" w:hAnsi="Courier New"/>
           <w:sz w:val="22"/>
-          <w:lang w:val="ru-RU"/>
-        </w:rPr>
-        <w:t>Каталог</w:t>
-      </w:r>
-      <w:proofErr w:type="gramEnd"/>
+        </w:rPr>
+        <w:t>a</w:t>
+      </w:r>
       <w:r>
         <w:rPr>
           <w:rFonts w:ascii="Courier New" w:hAnsi="Courier New"/>
           <w:sz w:val="22"/>
-          <w:lang w:val="ru-RU"/>
-        </w:rPr>
-        <w:t>&lt;/</w:t>
+        </w:rPr>
+        <w:t>&gt;</w:t>
       </w:r>
       <w:r>
         <w:rPr>
           <w:rFonts w:ascii="Courier New" w:hAnsi="Courier New"/>
           <w:sz w:val="22"/>
         </w:rPr>
-        <w:t>a</w:t>
+        <w:br/>
+        <w:t xml:space="preserve">    &lt;</w:t>
       </w:r>
       <w:r>
         <w:rPr>
           <w:rFonts w:ascii="Courier New" w:hAnsi="Courier New"/>
           <w:sz w:val="22"/>
-          <w:lang w:val="ru-RU"/>
-        </w:rPr>
-        <w:t>&gt;</w:t>
+        </w:rPr>
+        <w:t>a</w:t>
       </w:r>
       <w:r>
         <w:rPr>
           <w:rFonts w:ascii="Courier New" w:hAnsi="Courier New"/>
           <w:sz w:val="22"/>
-          <w:lang w:val="ru-RU"/>
-        </w:rPr>
-        <w:br/>
+        </w:rPr>
         <w:t xml:space="preserve"> </w:t>
       </w:r>
-      <w:proofErr w:type="gramStart"/>
+      <w:proofErr w:type="spellStart"/>
       <w:r>
         <w:rPr>
           <w:rFonts w:ascii="Courier New" w:hAnsi="Courier New"/>
           <w:sz w:val="22"/>
-          <w:lang w:val="ru-RU"/>
-        </w:rPr>
-        <w:t xml:space="preserve">   &lt;</w:t>
-      </w:r>
-      <w:proofErr w:type="gramEnd"/>
+        </w:rPr>
+        <w:t>href</w:t>
+      </w:r>
+      <w:proofErr w:type="spellEnd"/>
       <w:r>
         <w:rPr>
           <w:rFonts w:ascii="Courier New" w:hAnsi="Courier New"/>
           <w:sz w:val="22"/>
         </w:rPr>
-        <w:t>a</w:t>
+        <w:t>="</w:t>
       </w:r>
       <w:r>
         <w:rPr>
           <w:rFonts w:ascii="Courier New" w:hAnsi="Courier New"/>
           <w:sz w:val="22"/>
-          <w:lang w:val="ru-RU"/>
-        </w:rPr>
-        <w:t xml:space="preserve"> </w:t>
-      </w:r>
-      <w:proofErr w:type="spellStart"/>
+        </w:rPr>
+        <w:t>about</w:t>
+      </w:r>
       <w:r>
         <w:rPr>
           <w:rFonts w:ascii="Courier New" w:hAnsi="Courier New"/>
           <w:sz w:val="22"/>
         </w:rPr>
-        <w:t>href</w:t>
-      </w:r>
-      <w:proofErr w:type="spellEnd"/>
+        <w:t>.</w:t>
+      </w:r>
       <w:r>
         <w:rPr>
           <w:rFonts w:ascii="Courier New" w:hAnsi="Courier New"/>
           <w:sz w:val="22"/>
-          <w:lang w:val="ru-RU"/>
-        </w:rPr>
-        <w:t>="</w:t>
+        </w:rPr>
+        <w:t>html</w:t>
       </w:r>
       <w:r>
         <w:rPr>
           <w:rFonts w:ascii="Courier New" w:hAnsi="Courier New"/>
           <w:sz w:val="22"/>
         </w:rPr>
-        <w:t>about</w:t>
+        <w:t>"&gt;</w:t>
       </w:r>
       <w:r>
         <w:rPr>
@@ -6469,56 +6504,51 @@
           <w:sz w:val="22"/>
           <w:lang w:val="ru-RU"/>
         </w:rPr>
-        <w:t>.</w:t>
+        <w:t>О</w:t>
       </w:r>
       <w:r>
         <w:rPr>
           <w:rFonts w:ascii="Courier New" w:hAnsi="Courier New"/>
           <w:sz w:val="22"/>
         </w:rPr>
-        <w:t>html</w:t>
-      </w:r>
-      <w:proofErr w:type="gramStart"/>
+        <w:t xml:space="preserve"> </w:t>
+      </w:r>
       <w:r>
         <w:rPr>
           <w:rFonts w:ascii="Courier New" w:hAnsi="Courier New"/>
           <w:sz w:val="22"/>
           <w:lang w:val="ru-RU"/>
         </w:rPr>
-        <w:t>"&gt;</w:t>
+        <w:t>магазине</w:t>
       </w:r>
       <w:r>
         <w:rPr>
           <w:rFonts w:ascii="Courier New" w:hAnsi="Courier New"/>
           <w:sz w:val="22"/>
-          <w:lang w:val="ru-RU"/>
-        </w:rPr>
-        <w:t>О</w:t>
-      </w:r>
-      <w:proofErr w:type="gramEnd"/>
+        </w:rPr>
+        <w:t>&lt;/</w:t>
+      </w:r>
       <w:r>
         <w:rPr>
           <w:rFonts w:ascii="Courier New" w:hAnsi="Courier New"/>
           <w:sz w:val="22"/>
-          <w:lang w:val="ru-RU"/>
-        </w:rPr>
-        <w:t xml:space="preserve"> </w:t>
+        </w:rPr>
+        <w:t>a</w:t>
       </w:r>
       <w:r>
         <w:rPr>
           <w:rFonts w:ascii="Courier New" w:hAnsi="Courier New"/>
           <w:sz w:val="22"/>
-          <w:lang w:val="ru-RU"/>
-        </w:rPr>
-        <w:t>магазине</w:t>
+        </w:rPr>
+        <w:t>&gt;</w:t>
       </w:r>
       <w:r>
         <w:rPr>
           <w:rFonts w:ascii="Courier New" w:hAnsi="Courier New"/>
           <w:sz w:val="22"/>
-          <w:lang w:val="ru-RU"/>
-        </w:rPr>
-        <w:t>&lt;/</w:t>
+        </w:rPr>
+        <w:br/>
+        <w:t xml:space="preserve">    &lt;</w:t>
       </w:r>
       <w:r>
         <w:rPr>
@@ -6531,327 +6561,356 @@
         <w:rPr>
           <w:rFonts w:ascii="Courier New" w:hAnsi="Courier New"/>
           <w:sz w:val="22"/>
-          <w:lang w:val="ru-RU"/>
-        </w:rPr>
-        <w:t>&gt;</w:t>
-      </w:r>
+        </w:rPr>
+        <w:t xml:space="preserve"> </w:t>
+      </w:r>
+      <w:proofErr w:type="spellStart"/>
       <w:r>
         <w:rPr>
           <w:rFonts w:ascii="Courier New" w:hAnsi="Courier New"/>
           <w:sz w:val="22"/>
-          <w:lang w:val="ru-RU"/>
-        </w:rPr>
-        <w:br/>
-        <w:t xml:space="preserve"> </w:t>
-      </w:r>
-      <w:proofErr w:type="gramStart"/>
+        </w:rPr>
+        <w:t>href</w:t>
+      </w:r>
+      <w:proofErr w:type="spellEnd"/>
       <w:r>
         <w:rPr>
           <w:rFonts w:ascii="Courier New" w:hAnsi="Courier New"/>
           <w:sz w:val="22"/>
-          <w:lang w:val="ru-RU"/>
-        </w:rPr>
-        <w:t xml:space="preserve">   &lt;</w:t>
-      </w:r>
-      <w:proofErr w:type="gramEnd"/>
+        </w:rPr>
+        <w:t>="</w:t>
+      </w:r>
       <w:r>
         <w:rPr>
           <w:rFonts w:ascii="Courier New" w:hAnsi="Courier New"/>
           <w:sz w:val="22"/>
         </w:rPr>
-        <w:t>a</w:t>
+        <w:t>contact</w:t>
       </w:r>
       <w:r>
         <w:rPr>
           <w:rFonts w:ascii="Courier New" w:hAnsi="Courier New"/>
           <w:sz w:val="22"/>
-          <w:lang w:val="ru-RU"/>
-        </w:rPr>
-        <w:t xml:space="preserve"> </w:t>
-      </w:r>
-      <w:proofErr w:type="spellStart"/>
+        </w:rPr>
+        <w:t>.</w:t>
+      </w:r>
       <w:r>
         <w:rPr>
           <w:rFonts w:ascii="Courier New" w:hAnsi="Courier New"/>
           <w:sz w:val="22"/>
         </w:rPr>
-        <w:t>href</w:t>
-      </w:r>
-      <w:proofErr w:type="spellEnd"/>
+        <w:t>html</w:t>
+      </w:r>
       <w:r>
         <w:rPr>
           <w:rFonts w:ascii="Courier New" w:hAnsi="Courier New"/>
           <w:sz w:val="22"/>
-          <w:lang w:val="ru-RU"/>
-        </w:rPr>
-        <w:t>="</w:t>
+        </w:rPr>
+        <w:t>"&gt;</w:t>
       </w:r>
       <w:r>
         <w:rPr>
           <w:rFonts w:ascii="Courier New" w:hAnsi="Courier New"/>
           <w:sz w:val="22"/>
-        </w:rPr>
-        <w:t>contact</w:t>
+          <w:lang w:val="ru-RU"/>
+        </w:rPr>
+        <w:t>Контакты</w:t>
       </w:r>
       <w:r>
         <w:rPr>
           <w:rFonts w:ascii="Courier New" w:hAnsi="Courier New"/>
           <w:sz w:val="22"/>
-          <w:lang w:val="ru-RU"/>
-        </w:rPr>
-        <w:t>.</w:t>
+        </w:rPr>
+        <w:t>&lt;/</w:t>
       </w:r>
       <w:r>
         <w:rPr>
           <w:rFonts w:ascii="Courier New" w:hAnsi="Courier New"/>
           <w:sz w:val="22"/>
         </w:rPr>
-        <w:t>html</w:t>
-      </w:r>
-      <w:proofErr w:type="gramStart"/>
+        <w:t>a</w:t>
+      </w:r>
       <w:r>
         <w:rPr>
           <w:rFonts w:ascii="Courier New" w:hAnsi="Courier New"/>
           <w:sz w:val="22"/>
-          <w:lang w:val="ru-RU"/>
-        </w:rPr>
-        <w:t>"&gt;</w:t>
+        </w:rPr>
+        <w:t>&gt;</w:t>
       </w:r>
       <w:r>
         <w:rPr>
           <w:rFonts w:ascii="Courier New" w:hAnsi="Courier New"/>
           <w:sz w:val="22"/>
-          <w:lang w:val="ru-RU"/>
-        </w:rPr>
-        <w:t>Контакты</w:t>
-      </w:r>
-      <w:proofErr w:type="gramEnd"/>
+        </w:rPr>
+        <w:br/>
+        <w:t>&lt;/</w:t>
+      </w:r>
       <w:r>
         <w:rPr>
           <w:rFonts w:ascii="Courier New" w:hAnsi="Courier New"/>
           <w:sz w:val="22"/>
-          <w:lang w:val="ru-RU"/>
-        </w:rPr>
-        <w:t>&lt;/</w:t>
+        </w:rPr>
+        <w:t>nav</w:t>
       </w:r>
       <w:r>
         <w:rPr>
           <w:rFonts w:ascii="Courier New" w:hAnsi="Courier New"/>
           <w:sz w:val="22"/>
         </w:rPr>
-        <w:t>a</w:t>
-      </w:r>
-      <w:r>
+        <w:t>&gt;</w:t>
+      </w:r>
+    </w:p>
+    <w:p>
+      <w:pPr>
+        <w:spacing w:after="0" w:line="360" w:lineRule="auto"/>
+        <w:rPr>
+          <w:lang w:val="az-Latn-AZ"/>
+        </w:rPr>
+      </w:pPr>
+    </w:p>
+    <w:p>
+      <w:pPr>
+        <w:spacing w:after="0" w:line="360" w:lineRule="auto"/>
+        <w:rPr>
+          <w:lang w:val="az-Latn-AZ"/>
+        </w:rPr>
+      </w:pPr>
+    </w:p>
+    <w:p>
+      <w:pPr>
+        <w:spacing w:after="0" w:line="360" w:lineRule="auto"/>
+        <w:rPr>
+          <w:lang w:val="az-Latn-AZ"/>
+        </w:rPr>
+      </w:pPr>
+    </w:p>
+    <w:p>
+      <w:pPr>
+        <w:spacing w:after="0" w:line="360" w:lineRule="auto"/>
+        <w:rPr>
+          <w:lang w:val="az-Latn-AZ"/>
+        </w:rPr>
+      </w:pPr>
+    </w:p>
+    <w:p>
+      <w:pPr>
+        <w:spacing w:after="0" w:line="360" w:lineRule="auto"/>
+        <w:rPr>
+          <w:lang w:val="az-Latn-AZ"/>
+        </w:rPr>
+      </w:pPr>
+    </w:p>
+    <w:p>
+      <w:pPr>
+        <w:spacing w:after="0" w:line="360" w:lineRule="auto"/>
+        <w:rPr>
+          <w:lang w:val="az-Latn-AZ"/>
+        </w:rPr>
+      </w:pPr>
+    </w:p>
+    <w:p>
+      <w:pPr>
+        <w:spacing w:after="0" w:line="360" w:lineRule="auto"/>
+        <w:rPr>
+          <w:lang w:val="ru-RU"/>
+        </w:rPr>
+      </w:pPr>
+      <w:r>
+        <w:rPr>
+          <w:b/>
+          <w:lang w:val="ru-RU"/>
+        </w:rPr>
+        <w:lastRenderedPageBreak/>
+        <w:t>РАЗРАБОТКА КАТАЛОГА ТОВАРОВ</w:t>
+      </w:r>
+    </w:p>
+    <w:p>
+      <w:pPr>
+        <w:spacing w:after="0" w:line="360" w:lineRule="auto"/>
+      </w:pPr>
+      <w:r>
+        <w:rPr>
+          <w:lang w:val="ru-RU"/>
+        </w:rPr>
+        <w:t xml:space="preserve">Каталог является одной из самых важных частей сайта. </w:t>
+      </w:r>
+      <w:r>
+        <w:rPr>
+          <w:lang w:val="ru-RU"/>
+        </w:rPr>
+        <w:br/>
+        <w:t>Он предназначен для отображения ассортимента обуви и удобного поиска товаров.</w:t>
+      </w:r>
+      <w:r>
+        <w:rPr>
+          <w:lang w:val="ru-RU"/>
+        </w:rPr>
+        <w:br/>
+        <w:t>Каждая карточка товара содержит:</w:t>
+      </w:r>
+      <w:r>
+        <w:rPr>
+          <w:lang w:val="ru-RU"/>
+        </w:rPr>
+        <w:br/>
+        <w:t>- изображение обуви;</w:t>
+      </w:r>
+      <w:r>
+        <w:rPr>
+          <w:lang w:val="ru-RU"/>
+        </w:rPr>
+        <w:br/>
+        <w:t>- название модели;</w:t>
+      </w:r>
+      <w:r>
+        <w:rPr>
+          <w:lang w:val="ru-RU"/>
+        </w:rPr>
+        <w:br/>
+        <w:t>- цену;</w:t>
+      </w:r>
+      <w:r>
+        <w:rPr>
+          <w:lang w:val="ru-RU"/>
+        </w:rPr>
+        <w:br/>
+        <w:t>- кнопку просмотра информации.</w:t>
+      </w:r>
+      <w:r>
+        <w:rPr>
+          <w:lang w:val="ru-RU"/>
+        </w:rPr>
+        <w:br/>
+        <w:t xml:space="preserve">Для хранения категории товара используется атрибут </w:t>
+      </w:r>
+      <w:r>
+        <w:t>data</w:t>
+      </w:r>
+      <w:r>
+        <w:rPr>
+          <w:lang w:val="ru-RU"/>
+        </w:rPr>
+        <w:t>-</w:t>
+      </w:r>
+      <w:r>
+        <w:t>category</w:t>
+      </w:r>
+      <w:r>
+        <w:rPr>
+          <w:lang w:val="ru-RU"/>
+        </w:rPr>
+        <w:t xml:space="preserve">. </w:t>
+      </w:r>
+      <w:r>
+        <w:rPr>
+          <w:lang w:val="ru-RU"/>
+        </w:rPr>
+        <w:br/>
+        <w:t xml:space="preserve">Это позволяет реализовать фильтрацию товаров через </w:t>
+      </w:r>
+      <w:r>
+        <w:t>JavaScript</w:t>
+      </w:r>
+      <w:r>
+        <w:rPr>
+          <w:lang w:val="ru-RU"/>
+        </w:rPr>
+        <w:t>.</w:t>
+      </w:r>
+      <w:r>
+        <w:rPr>
+          <w:lang w:val="ru-RU"/>
+        </w:rPr>
+        <w:br/>
+      </w:r>
+      <w:r>
+        <w:rPr>
+          <w:lang w:val="ru-RU"/>
+        </w:rPr>
+        <w:br/>
+      </w:r>
+      <w:proofErr w:type="spellStart"/>
+      <w:r>
+        <w:t>Пример</w:t>
+      </w:r>
+      <w:proofErr w:type="spellEnd"/>
+      <w:r>
+        <w:t xml:space="preserve"> </w:t>
+      </w:r>
+      <w:proofErr w:type="spellStart"/>
+      <w:r>
+        <w:t>карточки</w:t>
+      </w:r>
+      <w:proofErr w:type="spellEnd"/>
+      <w:r>
+        <w:t xml:space="preserve"> </w:t>
+      </w:r>
+      <w:proofErr w:type="spellStart"/>
+      <w:r>
+        <w:t>товара</w:t>
+      </w:r>
+      <w:proofErr w:type="spellEnd"/>
+      <w:r>
+        <w:t>:</w:t>
+      </w:r>
+      <w:r>
+        <w:br/>
+      </w:r>
+    </w:p>
+    <w:p>
+      <w:pPr>
+        <w:spacing w:after="0" w:line="360" w:lineRule="auto"/>
         <w:rPr>
           <w:rFonts w:ascii="Courier New" w:hAnsi="Courier New"/>
           <w:sz w:val="22"/>
-          <w:lang w:val="ru-RU"/>
-        </w:rPr>
-        <w:t>&gt;</w:t>
-      </w:r>
+        </w:rPr>
+      </w:pPr>
       <w:r>
         <w:rPr>
           <w:rFonts w:ascii="Courier New" w:hAnsi="Courier New"/>
           <w:sz w:val="22"/>
-          <w:lang w:val="ru-RU"/>
-        </w:rPr>
-        <w:br/>
-        <w:t>&lt;/</w:t>
+        </w:rPr>
+        <w:t>&lt;article class="product-card" data-category="classic"&gt;</w:t>
       </w:r>
       <w:r>
         <w:rPr>
           <w:rFonts w:ascii="Courier New" w:hAnsi="Courier New"/>
           <w:sz w:val="22"/>
         </w:rPr>
-        <w:t>nav</w:t>
-      </w:r>
+        <w:br/>
+        <w:t xml:space="preserve">    &lt;</w:t>
+      </w:r>
+      <w:proofErr w:type="spellStart"/>
       <w:r>
         <w:rPr>
           <w:rFonts w:ascii="Courier New" w:hAnsi="Courier New"/>
           <w:sz w:val="22"/>
-          <w:lang w:val="ru-RU"/>
-        </w:rPr>
-        <w:t>&gt;</w:t>
-      </w:r>
-    </w:p>
-    <w:p>
-      <w:pPr>
-        <w:spacing w:after="0" w:line="360" w:lineRule="auto"/>
-        <w:rPr>
-          <w:lang w:val="az-Latn-AZ"/>
-        </w:rPr>
-      </w:pPr>
-    </w:p>
-    <w:p>
-      <w:pPr>
-        <w:spacing w:after="0" w:line="360" w:lineRule="auto"/>
-        <w:rPr>
-          <w:lang w:val="ru-RU"/>
-        </w:rPr>
-      </w:pPr>
-      <w:r>
-        <w:rPr>
-          <w:b/>
-          <w:lang w:val="ru-RU"/>
-        </w:rPr>
-        <w:t>РАЗРАБОТКА КАТАЛОГА ТОВАРОВ</w:t>
-      </w:r>
-    </w:p>
-    <w:p>
-      <w:pPr>
-        <w:spacing w:after="0" w:line="360" w:lineRule="auto"/>
-      </w:pPr>
-      <w:r>
-        <w:rPr>
-          <w:lang w:val="ru-RU"/>
-        </w:rPr>
-        <w:t xml:space="preserve">Каталог является одной из самых важных частей сайта. </w:t>
-      </w:r>
-      <w:r>
-        <w:rPr>
-          <w:lang w:val="ru-RU"/>
-        </w:rPr>
-        <w:br/>
-        <w:t>Он предназначен для отображения ассортимента обуви и удобного поиска товаров.</w:t>
-      </w:r>
-      <w:r>
-        <w:rPr>
-          <w:lang w:val="ru-RU"/>
-        </w:rPr>
-        <w:br/>
-        <w:t>Каждая карточка товара содержит:</w:t>
-      </w:r>
-      <w:r>
-        <w:rPr>
-          <w:lang w:val="ru-RU"/>
-        </w:rPr>
-        <w:br/>
-        <w:t>- изображение обуви;</w:t>
-      </w:r>
-      <w:r>
-        <w:rPr>
-          <w:lang w:val="ru-RU"/>
-        </w:rPr>
-        <w:br/>
-        <w:t>- название модели;</w:t>
-      </w:r>
-      <w:r>
-        <w:rPr>
-          <w:lang w:val="ru-RU"/>
-        </w:rPr>
-        <w:br/>
-        <w:t>- цену;</w:t>
-      </w:r>
-      <w:r>
-        <w:rPr>
-          <w:lang w:val="ru-RU"/>
-        </w:rPr>
-        <w:br/>
-        <w:t>- кнопку просмотра информации.</w:t>
-      </w:r>
-      <w:r>
-        <w:rPr>
-          <w:lang w:val="ru-RU"/>
-        </w:rPr>
-        <w:br/>
-        <w:t xml:space="preserve">Для хранения категории товара используется атрибут </w:t>
-      </w:r>
-      <w:r>
-        <w:t>data</w:t>
-      </w:r>
-      <w:r>
-        <w:rPr>
-          <w:lang w:val="ru-RU"/>
-        </w:rPr>
-        <w:t>-</w:t>
-      </w:r>
-      <w:r>
-        <w:t>category</w:t>
-      </w:r>
-      <w:r>
-        <w:rPr>
-          <w:lang w:val="ru-RU"/>
-        </w:rPr>
-        <w:t xml:space="preserve">. </w:t>
-      </w:r>
-      <w:r>
-        <w:rPr>
-          <w:lang w:val="ru-RU"/>
-        </w:rPr>
-        <w:br/>
-        <w:t xml:space="preserve">Это позволяет реализовать фильтрацию товаров через </w:t>
-      </w:r>
-      <w:r>
-        <w:t>JavaScript</w:t>
-      </w:r>
-      <w:r>
-        <w:rPr>
-          <w:lang w:val="ru-RU"/>
-        </w:rPr>
-        <w:t>.</w:t>
-      </w:r>
-      <w:r>
-        <w:rPr>
-          <w:lang w:val="ru-RU"/>
-        </w:rPr>
-        <w:br/>
-      </w:r>
-      <w:r>
-        <w:rPr>
-          <w:lang w:val="ru-RU"/>
-        </w:rPr>
-        <w:br/>
-      </w:r>
-      <w:proofErr w:type="spellStart"/>
-      <w:r>
-        <w:t>Пример</w:t>
+        </w:rPr>
+        <w:t>img</w:t>
       </w:r>
       <w:proofErr w:type="spellEnd"/>
       <w:r>
-        <w:t xml:space="preserve"> </w:t>
-      </w:r>
-      <w:proofErr w:type="spellStart"/>
-      <w:r>
-        <w:t>карточки</w:t>
-      </w:r>
-      <w:proofErr w:type="spellEnd"/>
-      <w:r>
-        <w:t xml:space="preserve"> </w:t>
-      </w:r>
-      <w:proofErr w:type="spellStart"/>
-      <w:r>
-        <w:t>товара</w:t>
-      </w:r>
-      <w:proofErr w:type="spellEnd"/>
-      <w:r>
-        <w:t>:</w:t>
-      </w:r>
-      <w:r>
-        <w:br/>
-      </w:r>
-    </w:p>
-    <w:p>
-      <w:pPr>
-        <w:spacing w:after="0" w:line="360" w:lineRule="auto"/>
         <w:rPr>
           <w:rFonts w:ascii="Courier New" w:hAnsi="Courier New"/>
           <w:sz w:val="22"/>
         </w:rPr>
-      </w:pPr>
+        <w:t xml:space="preserve"> </w:t>
+      </w:r>
+      <w:proofErr w:type="spellStart"/>
       <w:r>
         <w:rPr>
           <w:rFonts w:ascii="Courier New" w:hAnsi="Courier New"/>
           <w:sz w:val="22"/>
         </w:rPr>
-        <w:t>&lt;article class="product-card" data-category="classic"&gt;</w:t>
-      </w:r>
+        <w:t>src</w:t>
+      </w:r>
+      <w:proofErr w:type="spellEnd"/>
       <w:r>
         <w:rPr>
           <w:rFonts w:ascii="Courier New" w:hAnsi="Courier New"/>
           <w:sz w:val="22"/>
         </w:rPr>
-        <w:br/>
-        <w:t xml:space="preserve">    &lt;</w:t>
+        <w:t>="shoe.jpg" alt="</w:t>
       </w:r>
       <w:proofErr w:type="spellStart"/>
       <w:r>
@@ -6859,7 +6918,7 @@
           <w:rFonts w:ascii="Courier New" w:hAnsi="Courier New"/>
           <w:sz w:val="22"/>
         </w:rPr>
-        <w:t>img</w:t>
+        <w:t>Туфли</w:t>
       </w:r>
       <w:proofErr w:type="spellEnd"/>
       <w:r>
@@ -6867,63 +6926,63 @@
           <w:rFonts w:ascii="Courier New" w:hAnsi="Courier New"/>
           <w:sz w:val="22"/>
         </w:rPr>
-        <w:t xml:space="preserve"> </w:t>
-      </w:r>
-      <w:proofErr w:type="spellStart"/>
+        <w:t>"&gt;</w:t>
+      </w:r>
       <w:r>
         <w:rPr>
           <w:rFonts w:ascii="Courier New" w:hAnsi="Courier New"/>
           <w:sz w:val="22"/>
         </w:rPr>
-        <w:t>src</w:t>
-      </w:r>
-      <w:proofErr w:type="spellEnd"/>
+        <w:br/>
+        <w:t xml:space="preserve">    &lt;div class="product-</w:t>
+      </w:r>
+      <w:proofErr w:type="spellStart"/>
       <w:r>
         <w:rPr>
           <w:rFonts w:ascii="Courier New" w:hAnsi="Courier New"/>
           <w:sz w:val="22"/>
         </w:rPr>
-        <w:t>="shoe.jpg" alt="</w:t>
-      </w:r>
-      <w:proofErr w:type="spellStart"/>
+        <w:t>card__body</w:t>
+      </w:r>
+      <w:proofErr w:type="spellEnd"/>
       <w:r>
         <w:rPr>
           <w:rFonts w:ascii="Courier New" w:hAnsi="Courier New"/>
           <w:sz w:val="22"/>
         </w:rPr>
-        <w:t>Туфли</w:t>
-      </w:r>
-      <w:proofErr w:type="spellEnd"/>
+        <w:t>"&gt;</w:t>
+      </w:r>
       <w:r>
         <w:rPr>
           <w:rFonts w:ascii="Courier New" w:hAnsi="Courier New"/>
           <w:sz w:val="22"/>
         </w:rPr>
-        <w:t>"&gt;</w:t>
-      </w:r>
+        <w:br/>
+        <w:t xml:space="preserve">        &lt;h3&gt;</w:t>
+      </w:r>
+      <w:proofErr w:type="spellStart"/>
       <w:r>
         <w:rPr>
           <w:rFonts w:ascii="Courier New" w:hAnsi="Courier New"/>
           <w:sz w:val="22"/>
         </w:rPr>
-        <w:br/>
-        <w:t xml:space="preserve">    &lt;div class="product-</w:t>
-      </w:r>
-      <w:proofErr w:type="spellStart"/>
+        <w:t>Туфли</w:t>
+      </w:r>
+      <w:proofErr w:type="spellEnd"/>
       <w:r>
         <w:rPr>
           <w:rFonts w:ascii="Courier New" w:hAnsi="Courier New"/>
           <w:sz w:val="22"/>
         </w:rPr>
-        <w:t>card__body</w:t>
-      </w:r>
-      <w:proofErr w:type="spellEnd"/>
+        <w:t xml:space="preserve"> Classic Beige&lt;/h3&gt;</w:t>
+      </w:r>
       <w:r>
         <w:rPr>
           <w:rFonts w:ascii="Courier New" w:hAnsi="Courier New"/>
           <w:sz w:val="22"/>
         </w:rPr>
-        <w:t>"&gt;</w:t>
+        <w:br/>
+        <w:t xml:space="preserve">        &lt;p&gt;129 AZN&lt;/p&gt;</w:t>
       </w:r>
       <w:r>
         <w:rPr>
@@ -6931,48 +6990,97 @@
           <w:sz w:val="22"/>
         </w:rPr>
         <w:br/>
-        <w:t xml:space="preserve">        &lt;h3&gt;</w:t>
-      </w:r>
-      <w:proofErr w:type="spellStart"/>
+        <w:t xml:space="preserve">    &lt;/div&gt;</w:t>
+      </w:r>
       <w:r>
         <w:rPr>
           <w:rFonts w:ascii="Courier New" w:hAnsi="Courier New"/>
           <w:sz w:val="22"/>
         </w:rPr>
-        <w:t>Туфли</w:t>
-      </w:r>
-      <w:proofErr w:type="spellEnd"/>
-      <w:r>
+        <w:br/>
+        <w:t>&lt;/article&gt;</w:t>
+      </w:r>
+    </w:p>
+    <w:p>
+      <w:pPr>
+        <w:spacing w:after="0" w:line="360" w:lineRule="auto"/>
         <w:rPr>
           <w:rFonts w:ascii="Courier New" w:hAnsi="Courier New"/>
           <w:sz w:val="22"/>
         </w:rPr>
-        <w:t xml:space="preserve"> Classic Beige&lt;/h3&gt;</w:t>
-      </w:r>
-      <w:r>
+      </w:pPr>
+    </w:p>
+    <w:p>
+      <w:pPr>
+        <w:spacing w:after="0" w:line="360" w:lineRule="auto"/>
         <w:rPr>
           <w:rFonts w:ascii="Courier New" w:hAnsi="Courier New"/>
           <w:sz w:val="22"/>
         </w:rPr>
-        <w:br/>
-        <w:t xml:space="preserve">        &lt;p&gt;129 AZN&lt;/p&gt;</w:t>
-      </w:r>
-      <w:r>
+      </w:pPr>
+    </w:p>
+    <w:p>
+      <w:pPr>
+        <w:spacing w:after="0" w:line="360" w:lineRule="auto"/>
         <w:rPr>
           <w:rFonts w:ascii="Courier New" w:hAnsi="Courier New"/>
           <w:sz w:val="22"/>
         </w:rPr>
-        <w:br/>
-        <w:t xml:space="preserve">    &lt;/div&gt;</w:t>
-      </w:r>
-      <w:r>
+      </w:pPr>
+    </w:p>
+    <w:p>
+      <w:pPr>
+        <w:spacing w:after="0" w:line="360" w:lineRule="auto"/>
         <w:rPr>
           <w:rFonts w:ascii="Courier New" w:hAnsi="Courier New"/>
           <w:sz w:val="22"/>
         </w:rPr>
-        <w:br/>
-        <w:t>&lt;/article&gt;</w:t>
-      </w:r>
+      </w:pPr>
+    </w:p>
+    <w:p>
+      <w:pPr>
+        <w:spacing w:after="0" w:line="360" w:lineRule="auto"/>
+        <w:rPr>
+          <w:rFonts w:ascii="Courier New" w:hAnsi="Courier New"/>
+          <w:sz w:val="22"/>
+        </w:rPr>
+      </w:pPr>
+    </w:p>
+    <w:p>
+      <w:pPr>
+        <w:spacing w:after="0" w:line="360" w:lineRule="auto"/>
+        <w:rPr>
+          <w:rFonts w:ascii="Courier New" w:hAnsi="Courier New"/>
+          <w:sz w:val="22"/>
+        </w:rPr>
+      </w:pPr>
+    </w:p>
+    <w:p>
+      <w:pPr>
+        <w:spacing w:after="0" w:line="360" w:lineRule="auto"/>
+        <w:rPr>
+          <w:rFonts w:ascii="Courier New" w:hAnsi="Courier New"/>
+          <w:sz w:val="22"/>
+        </w:rPr>
+      </w:pPr>
+    </w:p>
+    <w:p>
+      <w:pPr>
+        <w:spacing w:after="0" w:line="360" w:lineRule="auto"/>
+        <w:rPr>
+          <w:rFonts w:ascii="Courier New" w:hAnsi="Courier New"/>
+          <w:sz w:val="22"/>
+        </w:rPr>
+      </w:pPr>
+    </w:p>
+    <w:p>
+      <w:pPr>
+        <w:spacing w:after="0" w:line="360" w:lineRule="auto"/>
+        <w:rPr>
+          <w:rFonts w:ascii="Courier New" w:hAnsi="Courier New"/>
+          <w:sz w:val="22"/>
+        </w:rPr>
+      </w:pPr>
     </w:p>
     <w:p>
       <w:pPr>
@@ -7006,9 +7114,6 @@
     <w:p>
       <w:pPr>
         <w:spacing w:after="0" w:line="360" w:lineRule="auto"/>
-        <w:rPr>
-          <w:lang w:val="ru-RU"/>
-        </w:rPr>
       </w:pPr>
       <w:r>
         <w:t>CSS</w:t>
@@ -7040,12 +7145,6 @@
           <w:lang w:val="ru-RU"/>
         </w:rPr>
         <w:br/>
-      </w:r>
-      <w:r>
-        <w:rPr>
-          <w:lang w:val="ru-RU"/>
-        </w:rPr>
-        <w:br/>
         <w:t>Для создания современного дизайна применялись:</w:t>
       </w:r>
       <w:r>
@@ -7139,6 +7238,209 @@
           <w:lang w:val="ru-RU"/>
         </w:rPr>
         <w:br/>
+      </w:r>
+      <w:r>
+        <w:rPr>
+          <w:lang w:val="ru-RU"/>
+        </w:rPr>
+        <w:drawing>
+          <wp:inline distT="0" distB="0" distL="0" distR="0" wp14:anchorId="7C2A7310" wp14:editId="0F7D2E82">
+            <wp:extent cx="6499993" cy="4838131"/>
+            <wp:effectExtent l="0" t="0" r="0" b="635"/>
+            <wp:docPr id="1459731217" name="Picture 1" descr="The image shows a CSS code snippet with styling for a web page element, including a linear gradient background and a fading animation for text.&#10;&#10;AI-generated content may be incorrect."/>
+            <wp:cNvGraphicFramePr>
+              <a:graphicFrameLocks xmlns:a="http://schemas.openxmlformats.org/drawingml/2006/main" noChangeAspect="1"/>
+            </wp:cNvGraphicFramePr>
+            <a:graphic xmlns:a="http://schemas.openxmlformats.org/drawingml/2006/main">
+              <a:graphicData uri="http://schemas.openxmlformats.org/drawingml/2006/picture">
+                <pic:pic xmlns:pic="http://schemas.openxmlformats.org/drawingml/2006/picture">
+                  <pic:nvPicPr>
+                    <pic:cNvPr id="1459731217" name="Picture 1" descr="The image shows a CSS code snippet with styling for a web page element, including a linear gradient background and a fading animation for text.&#10;&#10;AI-generated content may be incorrect."/>
+                    <pic:cNvPicPr/>
+                  </pic:nvPicPr>
+                  <pic:blipFill>
+                    <a:blip r:embed="rId9"/>
+                    <a:stretch>
+                      <a:fillRect/>
+                    </a:stretch>
+                  </pic:blipFill>
+                  <pic:spPr>
+                    <a:xfrm>
+                      <a:off x="0" y="0"/>
+                      <a:ext cx="6504595" cy="4841556"/>
+                    </a:xfrm>
+                    <a:prstGeom prst="rect">
+                      <a:avLst/>
+                    </a:prstGeom>
+                  </pic:spPr>
+                </pic:pic>
+              </a:graphicData>
+            </a:graphic>
+          </wp:inline>
+        </w:drawing>
+      </w:r>
+    </w:p>
+    <w:p>
+      <w:pPr>
+        <w:spacing w:after="0" w:line="360" w:lineRule="auto"/>
+        <w:rPr>
+          <w:lang w:val="ru-RU"/>
+        </w:rPr>
+      </w:pPr>
+      <w:r>
+        <w:rPr>
+          <w:b/>
+          <w:lang w:val="ru-RU"/>
+        </w:rPr>
+        <w:lastRenderedPageBreak/>
+        <w:t xml:space="preserve">СТИЛИЗАЦИЯ САЙТА ПРИ ПОМОЩИ </w:t>
+      </w:r>
+      <w:r>
+        <w:rPr>
+          <w:b/>
+        </w:rPr>
+        <w:t>CSS</w:t>
+      </w:r>
+    </w:p>
+    <w:p>
+      <w:pPr>
+        <w:spacing w:after="0" w:line="360" w:lineRule="auto"/>
+        <w:rPr>
+          <w:lang w:val="az-Latn-AZ"/>
+        </w:rPr>
+      </w:pPr>
+      <w:r>
+        <w:rPr>
+          <w:lang w:val="ru-RU"/>
+        </w:rPr>
+        <w:t xml:space="preserve">Для оформления сайта использовалась технология </w:t>
+      </w:r>
+      <w:r>
+        <w:t>CSS</w:t>
+      </w:r>
+      <w:r>
+        <w:rPr>
+          <w:lang w:val="ru-RU"/>
+        </w:rPr>
+        <w:t xml:space="preserve">3. </w:t>
+      </w:r>
+      <w:r>
+        <w:rPr>
+          <w:lang w:val="ru-RU"/>
+        </w:rPr>
+        <w:br/>
+        <w:t>Главной задачей было создание современного и аккуратного интерфейса.</w:t>
+      </w:r>
+    </w:p>
+    <w:p>
+      <w:pPr>
+        <w:spacing w:after="0" w:line="360" w:lineRule="auto"/>
+        <w:rPr>
+          <w:lang w:val="ru-RU"/>
+        </w:rPr>
+      </w:pPr>
+      <w:r>
+        <w:rPr>
+          <w:lang w:val="ru-RU"/>
+        </w:rPr>
+        <w:br/>
+        <w:t xml:space="preserve">В файле </w:t>
+      </w:r>
+      <w:r>
+        <w:t>style</w:t>
+      </w:r>
+      <w:r>
+        <w:rPr>
+          <w:lang w:val="ru-RU"/>
+        </w:rPr>
+        <w:t>.</w:t>
+      </w:r>
+      <w:proofErr w:type="spellStart"/>
+      <w:r>
+        <w:t>css</w:t>
+      </w:r>
+      <w:proofErr w:type="spellEnd"/>
+      <w:r>
+        <w:rPr>
+          <w:lang w:val="ru-RU"/>
+        </w:rPr>
+        <w:t xml:space="preserve"> были определены:</w:t>
+      </w:r>
+      <w:r>
+        <w:rPr>
+          <w:lang w:val="ru-RU"/>
+        </w:rPr>
+        <w:br/>
+        <w:t>- цветовая палитра;</w:t>
+      </w:r>
+      <w:r>
+        <w:rPr>
+          <w:lang w:val="ru-RU"/>
+        </w:rPr>
+        <w:br/>
+        <w:t>- стили кнопок;</w:t>
+      </w:r>
+      <w:r>
+        <w:rPr>
+          <w:lang w:val="ru-RU"/>
+        </w:rPr>
+        <w:br/>
+        <w:t>- оформление карточек;</w:t>
+      </w:r>
+      <w:r>
+        <w:rPr>
+          <w:lang w:val="ru-RU"/>
+        </w:rPr>
+        <w:br/>
+        <w:t>- адаптивная сетка;</w:t>
+      </w:r>
+      <w:r>
+        <w:rPr>
+          <w:lang w:val="ru-RU"/>
+        </w:rPr>
+        <w:br/>
+        <w:t>- анимации;</w:t>
+      </w:r>
+      <w:r>
+        <w:rPr>
+          <w:lang w:val="ru-RU"/>
+        </w:rPr>
+        <w:br/>
+        <w:t>- стили футера и навигации.</w:t>
+      </w:r>
+      <w:r>
+        <w:rPr>
+          <w:lang w:val="ru-RU"/>
+        </w:rPr>
+        <w:br/>
+      </w:r>
+      <w:r>
+        <w:rPr>
+          <w:lang w:val="ru-RU"/>
+        </w:rPr>
+        <w:br/>
+        <w:t xml:space="preserve">Для упрощения работы применялись </w:t>
+      </w:r>
+      <w:r>
+        <w:t>CSS</w:t>
+      </w:r>
+      <w:r>
+        <w:rPr>
+          <w:lang w:val="ru-RU"/>
+        </w:rPr>
+        <w:t>-переменные:</w:t>
+      </w:r>
+      <w:r>
+        <w:rPr>
+          <w:lang w:val="ru-RU"/>
+        </w:rPr>
+        <w:br/>
+      </w:r>
+      <w:r>
+        <w:rPr>
+          <w:lang w:val="ru-RU"/>
+        </w:rPr>
+        <w:br/>
         <w:t>:</w:t>
       </w:r>
       <w:r>
@@ -7155,7 +7457,7 @@
           <w:lang w:val="ru-RU"/>
         </w:rPr>
         <w:br/>
-        <w:t>--</w:t>
+        <w:t xml:space="preserve">    --</w:t>
       </w:r>
       <w:proofErr w:type="spellStart"/>
       <w:r>
@@ -7193,7 +7495,7 @@
           <w:lang w:val="ru-RU"/>
         </w:rPr>
         <w:br/>
-        <w:t>--</w:t>
+        <w:t xml:space="preserve">    --</w:t>
       </w:r>
       <w:r>
         <w:t>accent</w:t>
@@ -7227,317 +7529,85 @@
           <w:lang w:val="ru-RU"/>
         </w:rPr>
         <w:br/>
+        <w:t xml:space="preserve">    --</w:t>
+      </w:r>
+      <w:r>
+        <w:t>text</w:t>
+      </w:r>
+      <w:r>
+        <w:rPr>
+          <w:lang w:val="ru-RU"/>
+        </w:rPr>
+        <w:t>: #2</w:t>
+      </w:r>
+      <w:r>
+        <w:t>f</w:t>
+      </w:r>
+      <w:r>
+        <w:rPr>
+          <w:lang w:val="ru-RU"/>
+        </w:rPr>
+        <w:t>2225;</w:t>
+      </w:r>
+      <w:r>
+        <w:rPr>
+          <w:lang w:val="ru-RU"/>
+        </w:rPr>
+        <w:br/>
         <w:t>}</w:t>
       </w:r>
-    </w:p>
-    <w:p>
-      <w:pPr>
-        <w:spacing w:after="0" w:line="360" w:lineRule="auto"/>
-        <w:rPr>
-          <w:lang w:val="ru-RU"/>
-        </w:rPr>
-      </w:pPr>
-    </w:p>
-    <w:p>
-      <w:pPr>
-        <w:spacing w:after="0" w:line="360" w:lineRule="auto"/>
-        <w:rPr>
-          <w:lang w:val="ru-RU"/>
-        </w:rPr>
-      </w:pPr>
-      <w:r>
-        <w:rPr>
-          <w:b/>
-          <w:lang w:val="ru-RU"/>
-        </w:rPr>
-        <w:t xml:space="preserve">СТИЛИЗАЦИЯ САЙТА ПРИ ПОМОЩИ </w:t>
-      </w:r>
-      <w:r>
-        <w:rPr>
-          <w:b/>
-        </w:rPr>
+      <w:r>
+        <w:rPr>
+          <w:lang w:val="ru-RU"/>
+        </w:rPr>
+        <w:br/>
+      </w:r>
+      <w:r>
+        <w:rPr>
+          <w:lang w:val="ru-RU"/>
+        </w:rPr>
+        <w:br/>
+        <w:t>Использование переменных позволяет быстро изменять оформление сайта и поддерживать единый стиль проекта.</w:t>
+      </w:r>
+      <w:r>
+        <w:rPr>
+          <w:lang w:val="ru-RU"/>
+        </w:rPr>
+        <w:br/>
+        <w:t xml:space="preserve">Для расположения элементов использовались технологии </w:t>
+      </w:r>
+      <w:r>
+        <w:t>Flexbox</w:t>
+      </w:r>
+      <w:r>
+        <w:rPr>
+          <w:lang w:val="ru-RU"/>
+        </w:rPr>
+        <w:t xml:space="preserve"> и </w:t>
+      </w:r>
+      <w:r>
         <w:t>CSS</w:t>
       </w:r>
-    </w:p>
-    <w:p>
-      <w:pPr>
-        <w:spacing w:after="0" w:line="360" w:lineRule="auto"/>
-        <w:rPr>
-          <w:lang w:val="az-Latn-AZ"/>
-        </w:rPr>
-      </w:pPr>
-      <w:r>
-        <w:rPr>
-          <w:lang w:val="ru-RU"/>
-        </w:rPr>
-        <w:t xml:space="preserve">Для оформления сайта использовалась технология </w:t>
-      </w:r>
-      <w:r>
-        <w:t>CSS</w:t>
-      </w:r>
-      <w:r>
-        <w:rPr>
-          <w:lang w:val="ru-RU"/>
-        </w:rPr>
-        <w:t xml:space="preserve">3. </w:t>
-      </w:r>
-      <w:r>
-        <w:rPr>
-          <w:lang w:val="ru-RU"/>
-        </w:rPr>
-        <w:br/>
-        <w:t>Главной задачей было создание современного и аккуратного интерфейса.</w:t>
-      </w:r>
-    </w:p>
-    <w:p>
-      <w:pPr>
-        <w:spacing w:after="0" w:line="360" w:lineRule="auto"/>
-        <w:rPr>
-          <w:lang w:val="ru-RU"/>
-        </w:rPr>
-      </w:pPr>
-      <w:r>
-        <w:rPr>
-          <w:lang w:val="ru-RU"/>
-        </w:rPr>
-        <w:br/>
-        <w:t xml:space="preserve">В файле </w:t>
-      </w:r>
-      <w:r>
-        <w:t>style</w:t>
-      </w:r>
-      <w:r>
-        <w:rPr>
-          <w:lang w:val="ru-RU"/>
-        </w:rPr>
-        <w:t>.</w:t>
-      </w:r>
-      <w:proofErr w:type="spellStart"/>
-      <w:r>
-        <w:t>css</w:t>
-      </w:r>
-      <w:proofErr w:type="spellEnd"/>
-      <w:r>
-        <w:rPr>
-          <w:lang w:val="ru-RU"/>
-        </w:rPr>
-        <w:t xml:space="preserve"> были определены:</w:t>
-      </w:r>
-      <w:r>
-        <w:rPr>
-          <w:lang w:val="ru-RU"/>
-        </w:rPr>
-        <w:br/>
-        <w:t>- цветовая палитра;</w:t>
-      </w:r>
-      <w:r>
-        <w:rPr>
-          <w:lang w:val="ru-RU"/>
-        </w:rPr>
-        <w:br/>
-        <w:t>- стили кнопок;</w:t>
-      </w:r>
-      <w:r>
-        <w:rPr>
-          <w:lang w:val="ru-RU"/>
-        </w:rPr>
-        <w:br/>
-        <w:t>- оформление карточек;</w:t>
-      </w:r>
-      <w:r>
-        <w:rPr>
-          <w:lang w:val="ru-RU"/>
-        </w:rPr>
-        <w:br/>
-        <w:t>- адаптивная сетка;</w:t>
-      </w:r>
-      <w:r>
-        <w:rPr>
-          <w:lang w:val="ru-RU"/>
-        </w:rPr>
-        <w:br/>
-      </w:r>
-      <w:r>
-        <w:rPr>
-          <w:lang w:val="ru-RU"/>
-        </w:rPr>
-        <w:lastRenderedPageBreak/>
-        <w:t>- анимации;</w:t>
-      </w:r>
-      <w:r>
-        <w:rPr>
-          <w:lang w:val="ru-RU"/>
-        </w:rPr>
-        <w:br/>
-        <w:t>- стили футера и навигации.</w:t>
-      </w:r>
-      <w:r>
-        <w:rPr>
-          <w:lang w:val="ru-RU"/>
-        </w:rPr>
-        <w:br/>
-      </w:r>
-      <w:r>
-        <w:rPr>
-          <w:lang w:val="ru-RU"/>
-        </w:rPr>
-        <w:br/>
-        <w:t xml:space="preserve">Для упрощения работы применялись </w:t>
-      </w:r>
-      <w:r>
-        <w:t>CSS</w:t>
-      </w:r>
-      <w:r>
-        <w:rPr>
-          <w:lang w:val="ru-RU"/>
-        </w:rPr>
-        <w:t>-переменные:</w:t>
-      </w:r>
-      <w:r>
-        <w:rPr>
-          <w:lang w:val="ru-RU"/>
-        </w:rPr>
-        <w:br/>
-      </w:r>
-      <w:r>
-        <w:rPr>
-          <w:lang w:val="ru-RU"/>
-        </w:rPr>
-        <w:br/>
-        <w:t>:</w:t>
-      </w:r>
-      <w:r>
-        <w:t>root</w:t>
-      </w:r>
-      <w:r>
-        <w:rPr>
-          <w:lang w:val="ru-RU"/>
-        </w:rPr>
-        <w:t xml:space="preserve"> {</w:t>
-      </w:r>
-      <w:r>
-        <w:rPr>
-          <w:lang w:val="ru-RU"/>
-        </w:rPr>
-        <w:br/>
-        <w:t xml:space="preserve">    --</w:t>
-      </w:r>
-      <w:proofErr w:type="spellStart"/>
-      <w:r>
-        <w:t>bg</w:t>
-      </w:r>
-      <w:proofErr w:type="spellEnd"/>
-      <w:r>
-        <w:rPr>
-          <w:lang w:val="ru-RU"/>
-        </w:rPr>
-        <w:t>: #</w:t>
-      </w:r>
-      <w:proofErr w:type="spellStart"/>
-      <w:r>
-        <w:t>fff</w:t>
-      </w:r>
-      <w:proofErr w:type="spellEnd"/>
-      <w:r>
-        <w:rPr>
-          <w:lang w:val="ru-RU"/>
-        </w:rPr>
-        <w:t>8</w:t>
-      </w:r>
-      <w:r>
-        <w:t>f</w:t>
-      </w:r>
-      <w:r>
-        <w:rPr>
-          <w:lang w:val="ru-RU"/>
-        </w:rPr>
-        <w:t>7;</w:t>
-      </w:r>
-      <w:r>
-        <w:rPr>
-          <w:lang w:val="ru-RU"/>
-        </w:rPr>
-        <w:br/>
-        <w:t xml:space="preserve">    --</w:t>
-      </w:r>
-      <w:r>
-        <w:t>accent</w:t>
-      </w:r>
-      <w:r>
-        <w:rPr>
-          <w:lang w:val="ru-RU"/>
-        </w:rPr>
-        <w:t>: #</w:t>
-      </w:r>
-      <w:r>
-        <w:t>b</w:t>
-      </w:r>
-      <w:r>
-        <w:rPr>
-          <w:lang w:val="ru-RU"/>
-        </w:rPr>
-        <w:t>64</w:t>
-      </w:r>
-      <w:r>
-        <w:t>d</w:t>
-      </w:r>
-      <w:r>
-        <w:rPr>
-          <w:lang w:val="ru-RU"/>
-        </w:rPr>
-        <w:t>61;</w:t>
-      </w:r>
-      <w:r>
-        <w:rPr>
-          <w:lang w:val="ru-RU"/>
-        </w:rPr>
-        <w:br/>
-        <w:t xml:space="preserve">    --</w:t>
-      </w:r>
-      <w:r>
-        <w:t>text</w:t>
-      </w:r>
-      <w:r>
-        <w:rPr>
-          <w:lang w:val="ru-RU"/>
-        </w:rPr>
-        <w:t>: #2</w:t>
-      </w:r>
-      <w:r>
-        <w:t>f</w:t>
-      </w:r>
-      <w:r>
-        <w:rPr>
-          <w:lang w:val="ru-RU"/>
-        </w:rPr>
-        <w:t>2225;</w:t>
-      </w:r>
-      <w:r>
-        <w:rPr>
-          <w:lang w:val="ru-RU"/>
-        </w:rPr>
-        <w:br/>
-        <w:t>}</w:t>
-      </w:r>
-      <w:r>
-        <w:rPr>
-          <w:lang w:val="ru-RU"/>
-        </w:rPr>
-        <w:br/>
-      </w:r>
-      <w:r>
-        <w:rPr>
-          <w:lang w:val="ru-RU"/>
-        </w:rPr>
-        <w:br/>
-        <w:t>Использование переменных позволяет быстро изменять оформление сайта и поддерживать единый стиль проекта.</w:t>
-      </w:r>
-      <w:r>
-        <w:rPr>
-          <w:lang w:val="ru-RU"/>
-        </w:rPr>
-        <w:br/>
-        <w:t xml:space="preserve">Для расположения элементов использовались технологии </w:t>
+      <w:r>
+        <w:rPr>
+          <w:lang w:val="ru-RU"/>
+        </w:rPr>
+        <w:t xml:space="preserve"> </w:t>
+      </w:r>
+      <w:r>
+        <w:t>Grid</w:t>
+      </w:r>
+      <w:r>
+        <w:rPr>
+          <w:lang w:val="ru-RU"/>
+        </w:rPr>
+        <w:t xml:space="preserve">. </w:t>
+      </w:r>
+      <w:r>
+        <w:rPr>
+          <w:lang w:val="ru-RU"/>
+        </w:rPr>
+        <w:br/>
       </w:r>
       <w:r>
         <w:t>Flexbox</w:t>
@@ -7546,16 +7616,7 @@
         <w:rPr>
           <w:lang w:val="ru-RU"/>
         </w:rPr>
-        <w:t xml:space="preserve"> и </w:t>
-      </w:r>
-      <w:r>
-        <w:t>CSS</w:t>
-      </w:r>
-      <w:r>
-        <w:rPr>
-          <w:lang w:val="ru-RU"/>
-        </w:rPr>
-        <w:t xml:space="preserve"> </w:t>
+        <w:t xml:space="preserve"> применялся для навигации и блоков интерфейса, а </w:t>
       </w:r>
       <w:r>
         <w:t>Grid</w:t>
@@ -7564,109 +7625,7 @@
         <w:rPr>
           <w:lang w:val="ru-RU"/>
         </w:rPr>
-        <w:t xml:space="preserve">. </w:t>
-      </w:r>
-      <w:r>
-        <w:rPr>
-          <w:lang w:val="ru-RU"/>
-        </w:rPr>
-        <w:br/>
-      </w:r>
-      <w:r>
-        <w:t>Flexbox</w:t>
-      </w:r>
-      <w:r>
-        <w:rPr>
-          <w:lang w:val="ru-RU"/>
-        </w:rPr>
-        <w:t xml:space="preserve"> применялся для навигации и блоков интерфейса, а </w:t>
-      </w:r>
-      <w:r>
-        <w:t>Grid</w:t>
-      </w:r>
-      <w:r>
-        <w:rPr>
-          <w:lang w:val="ru-RU"/>
-        </w:rPr>
         <w:t xml:space="preserve"> — для карточек товаров и сетки страниц.</w:t>
-      </w:r>
-    </w:p>
-    <w:p>
-      <w:pPr>
-        <w:spacing w:after="0" w:line="360" w:lineRule="auto"/>
-        <w:rPr>
-          <w:lang w:val="ru-RU"/>
-        </w:rPr>
-      </w:pPr>
-    </w:p>
-    <w:p>
-      <w:pPr>
-        <w:spacing w:after="0" w:line="360" w:lineRule="auto"/>
-        <w:rPr>
-          <w:lang w:val="ru-RU"/>
-        </w:rPr>
-      </w:pPr>
-    </w:p>
-    <w:p>
-      <w:pPr>
-        <w:spacing w:after="0" w:line="360" w:lineRule="auto"/>
-        <w:rPr>
-          <w:lang w:val="ru-RU"/>
-        </w:rPr>
-      </w:pPr>
-    </w:p>
-    <w:p>
-      <w:pPr>
-        <w:spacing w:after="0" w:line="360" w:lineRule="auto"/>
-        <w:rPr>
-          <w:lang w:val="ru-RU"/>
-        </w:rPr>
-      </w:pPr>
-    </w:p>
-    <w:p>
-      <w:pPr>
-        <w:spacing w:after="0" w:line="360" w:lineRule="auto"/>
-        <w:rPr>
-          <w:lang w:val="ru-RU"/>
-        </w:rPr>
-      </w:pPr>
-    </w:p>
-    <w:p>
-      <w:pPr>
-        <w:spacing w:after="0" w:line="360" w:lineRule="auto"/>
-        <w:rPr>
-          <w:lang w:val="ru-RU"/>
-        </w:rPr>
-      </w:pPr>
-    </w:p>
-    <w:p>
-      <w:pPr>
-        <w:spacing w:after="0" w:line="360" w:lineRule="auto"/>
-        <w:rPr>
-          <w:lang w:val="ru-RU"/>
-        </w:rPr>
-      </w:pPr>
-    </w:p>
-    <w:p>
-      <w:pPr>
-        <w:spacing w:after="0" w:line="360" w:lineRule="auto"/>
-        <w:rPr>
-          <w:lang w:val="ru-RU"/>
-        </w:rPr>
-      </w:pPr>
-    </w:p>
-    <w:p>
-      <w:pPr>
-        <w:spacing w:after="0" w:line="360" w:lineRule="auto"/>
-        <w:rPr>
-          <w:lang w:val="ru-RU"/>
-        </w:rPr>
-      </w:pPr>
-      <w:r>
-        <w:rPr>
-          <w:lang w:val="ru-RU"/>
-        </w:rPr>
-        <w:br/>
       </w:r>
     </w:p>
     <w:p>
@@ -7905,20 +7864,101 @@
       <w:pPr>
         <w:spacing w:after="0" w:line="360" w:lineRule="auto"/>
         <w:rPr>
-          <w:lang w:val="ru-RU"/>
-        </w:rPr>
-      </w:pPr>
-      <w:r>
-        <w:rPr>
-          <w:lang w:val="ru-RU"/>
-        </w:rPr>
-        <w:br/>
-      </w:r>
-      <w:r>
-        <w:rPr>
           <w:b/>
-          <w:lang w:val="ru-RU"/>
-        </w:rPr>
+        </w:rPr>
+      </w:pPr>
+      <w:r>
+        <w:rPr>
+          <w:lang w:val="ru-RU"/>
+        </w:rPr>
+        <w:br/>
+      </w:r>
+    </w:p>
+    <w:p>
+      <w:pPr>
+        <w:spacing w:after="0" w:line="360" w:lineRule="auto"/>
+        <w:rPr>
+          <w:b/>
+        </w:rPr>
+      </w:pPr>
+    </w:p>
+    <w:p>
+      <w:pPr>
+        <w:spacing w:after="0" w:line="360" w:lineRule="auto"/>
+        <w:rPr>
+          <w:b/>
+        </w:rPr>
+      </w:pPr>
+    </w:p>
+    <w:p>
+      <w:pPr>
+        <w:spacing w:after="0" w:line="360" w:lineRule="auto"/>
+        <w:rPr>
+          <w:b/>
+        </w:rPr>
+      </w:pPr>
+    </w:p>
+    <w:p>
+      <w:pPr>
+        <w:spacing w:after="0" w:line="360" w:lineRule="auto"/>
+        <w:rPr>
+          <w:b/>
+        </w:rPr>
+      </w:pPr>
+    </w:p>
+    <w:p>
+      <w:pPr>
+        <w:spacing w:after="0" w:line="360" w:lineRule="auto"/>
+        <w:rPr>
+          <w:b/>
+        </w:rPr>
+      </w:pPr>
+    </w:p>
+    <w:p>
+      <w:pPr>
+        <w:spacing w:after="0" w:line="360" w:lineRule="auto"/>
+        <w:rPr>
+          <w:b/>
+        </w:rPr>
+      </w:pPr>
+    </w:p>
+    <w:p>
+      <w:pPr>
+        <w:spacing w:after="0" w:line="360" w:lineRule="auto"/>
+        <w:rPr>
+          <w:b/>
+        </w:rPr>
+      </w:pPr>
+    </w:p>
+    <w:p>
+      <w:pPr>
+        <w:spacing w:after="0" w:line="360" w:lineRule="auto"/>
+        <w:rPr>
+          <w:b/>
+        </w:rPr>
+      </w:pPr>
+    </w:p>
+    <w:p>
+      <w:pPr>
+        <w:spacing w:after="0" w:line="360" w:lineRule="auto"/>
+        <w:rPr>
+          <w:b/>
+        </w:rPr>
+      </w:pPr>
+    </w:p>
+    <w:p>
+      <w:pPr>
+        <w:spacing w:after="0" w:line="360" w:lineRule="auto"/>
+        <w:rPr>
+          <w:lang w:val="ru-RU"/>
+        </w:rPr>
+      </w:pPr>
+      <w:r>
+        <w:rPr>
+          <w:b/>
+          <w:lang w:val="ru-RU"/>
+        </w:rPr>
+        <w:lastRenderedPageBreak/>
         <w:t>РЕАЛИЗАЦИЯ ФИЛЬТРАЦИИ ТОВАРОВ</w:t>
       </w:r>
     </w:p>
@@ -8027,7 +8067,6 @@
         <w:rPr>
           <w:lang w:val="ru-RU"/>
         </w:rPr>
-        <w:lastRenderedPageBreak/>
         <w:br/>
         <w:t>Данная функция делает использование каталога более удобным.</w:t>
       </w:r>
@@ -8253,14 +8292,47 @@
       <w:pPr>
         <w:spacing w:after="0" w:line="360" w:lineRule="auto"/>
         <w:rPr>
-          <w:lang w:val="ru-RU"/>
-        </w:rPr>
-      </w:pPr>
-      <w:r>
-        <w:rPr>
           <w:b/>
-          <w:lang w:val="ru-RU"/>
-        </w:rPr>
+        </w:rPr>
+      </w:pPr>
+    </w:p>
+    <w:p>
+      <w:pPr>
+        <w:spacing w:after="0" w:line="360" w:lineRule="auto"/>
+        <w:rPr>
+          <w:b/>
+        </w:rPr>
+      </w:pPr>
+    </w:p>
+    <w:p>
+      <w:pPr>
+        <w:spacing w:after="0" w:line="360" w:lineRule="auto"/>
+        <w:rPr>
+          <w:b/>
+        </w:rPr>
+      </w:pPr>
+    </w:p>
+    <w:p>
+      <w:pPr>
+        <w:spacing w:after="0" w:line="360" w:lineRule="auto"/>
+        <w:rPr>
+          <w:b/>
+        </w:rPr>
+      </w:pPr>
+    </w:p>
+    <w:p>
+      <w:pPr>
+        <w:spacing w:after="0" w:line="360" w:lineRule="auto"/>
+        <w:rPr>
+          <w:lang w:val="ru-RU"/>
+        </w:rPr>
+      </w:pPr>
+      <w:r>
+        <w:rPr>
+          <w:b/>
+          <w:lang w:val="ru-RU"/>
+        </w:rPr>
+        <w:lastRenderedPageBreak/>
         <w:t>РЕАЛИЗАЦИЯ ФОРМЫ ОБРАТНОЙ СВЯЗИ</w:t>
       </w:r>
     </w:p>
@@ -8367,7 +8439,6 @@
       </w:r>
       <w:proofErr w:type="spellStart"/>
       <w:r>
-        <w:lastRenderedPageBreak/>
         <w:t>Пример</w:t>
       </w:r>
       <w:proofErr w:type="spellEnd"/>
@@ -8646,6 +8717,7 @@
           <w:bCs/>
           <w:lang w:val="az-Latn-AZ"/>
         </w:rPr>
+        <w:lastRenderedPageBreak/>
         <w:t>Функция filterCatalog(category) используется для фильтрации товаров в каталоге интернет-магазина по выбранной категории обуви.</w:t>
       </w:r>
     </w:p>
@@ -8665,6 +8737,9 @@
         </w:rPr>
       </w:pPr>
       <w:r>
+        <w:rPr>
+          <w:noProof/>
+        </w:rPr>
         <w:drawing>
           <wp:inline distT="0" distB="0" distL="0" distR="0" wp14:anchorId="73CC26F7" wp14:editId="79FFC4D1">
             <wp:extent cx="5767388" cy="2839765"/>
@@ -8695,7 +8770,7 @@
                     </pic:cNvPicPr>
                   </pic:nvPicPr>
                   <pic:blipFill>
-                    <a:blip r:embed="rId8"/>
+                    <a:blip r:embed="rId10"/>
                     <a:stretch>
                       <a:fillRect/>
                     </a:stretch>
@@ -8729,186 +8804,186 @@
           <w:bCs/>
           <w:lang w:val="az-Latn-AZ"/>
         </w:rPr>
+        <w:t>Основные функции кода:</w:t>
+      </w:r>
+    </w:p>
+    <w:p>
+      <w:pPr>
+        <w:spacing w:after="0" w:line="360" w:lineRule="auto"/>
+        <w:rPr>
+          <w:lang w:val="ru-RU"/>
+        </w:rPr>
+      </w:pPr>
+      <w:r>
+        <w:rPr>
+          <w:lang w:val="az-Latn-AZ"/>
+        </w:rPr>
+        <w:t xml:space="preserve">• visibleCount  </w:t>
+      </w:r>
+    </w:p>
+    <w:p>
+      <w:pPr>
+        <w:spacing w:after="0" w:line="360" w:lineRule="auto"/>
+        <w:rPr>
+          <w:lang w:val="ru-RU"/>
+        </w:rPr>
+      </w:pPr>
+      <w:r>
+        <w:rPr>
+          <w:lang w:val="az-Latn-AZ"/>
+        </w:rPr>
+        <w:t>Создаёт переменную для подсчёта количества отображаемых товаров.</w:t>
+      </w:r>
+    </w:p>
+    <w:p>
+      <w:pPr>
+        <w:spacing w:after="0" w:line="360" w:lineRule="auto"/>
+        <w:rPr>
+          <w:lang w:val="ru-RU"/>
+        </w:rPr>
+      </w:pPr>
+      <w:r>
+        <w:rPr>
+          <w:lang w:val="az-Latn-AZ"/>
+        </w:rPr>
+        <w:t xml:space="preserve">• catalogCards.forEach(...)  </w:t>
+      </w:r>
+    </w:p>
+    <w:p>
+      <w:pPr>
+        <w:spacing w:after="0" w:line="360" w:lineRule="auto"/>
+        <w:rPr>
+          <w:lang w:val="ru-RU"/>
+        </w:rPr>
+      </w:pPr>
+      <w:r>
+        <w:rPr>
+          <w:lang w:val="az-Latn-AZ"/>
+        </w:rPr>
+        <w:t>Перебирает все карточки товаров в каталоге.</w:t>
+      </w:r>
+    </w:p>
+    <w:p>
+      <w:pPr>
+        <w:spacing w:after="0" w:line="360" w:lineRule="auto"/>
+        <w:rPr>
+          <w:lang w:val="ru-RU"/>
+        </w:rPr>
+      </w:pPr>
+      <w:r>
+        <w:rPr>
+          <w:lang w:val="az-Latn-AZ"/>
+        </w:rPr>
+        <w:t xml:space="preserve">• isVisible  </w:t>
+      </w:r>
+    </w:p>
+    <w:p>
+      <w:pPr>
+        <w:spacing w:after="0" w:line="360" w:lineRule="auto"/>
+        <w:rPr>
+          <w:lang w:val="ru-RU"/>
+        </w:rPr>
+      </w:pPr>
+      <w:r>
+        <w:rPr>
+          <w:lang w:val="az-Latn-AZ"/>
+        </w:rPr>
+        <w:t>Проверяет, должна ли карточка отображаться:</w:t>
+      </w:r>
+    </w:p>
+    <w:p>
+      <w:pPr>
+        <w:spacing w:after="0" w:line="360" w:lineRule="auto"/>
+        <w:rPr>
+          <w:lang w:val="ru-RU"/>
+        </w:rPr>
+      </w:pPr>
+      <w:r>
+        <w:rPr>
+          <w:lang w:val="az-Latn-AZ"/>
+        </w:rPr>
+        <w:t>- если выбрана категория «all», показываются все товары;</w:t>
+      </w:r>
+    </w:p>
+    <w:p>
+      <w:pPr>
+        <w:spacing w:after="0" w:line="360" w:lineRule="auto"/>
+        <w:rPr>
+          <w:lang w:val="ru-RU"/>
+        </w:rPr>
+      </w:pPr>
+      <w:r>
+        <w:rPr>
+          <w:lang w:val="az-Latn-AZ"/>
+        </w:rPr>
+        <w:t>- иначе отображаются только товары выбранной категории.</w:t>
+      </w:r>
+    </w:p>
+    <w:p>
+      <w:pPr>
+        <w:spacing w:after="0" w:line="360" w:lineRule="auto"/>
+      </w:pPr>
+      <w:r>
+        <w:rPr>
+          <w:lang w:val="az-Latn-AZ"/>
+        </w:rPr>
+        <w:t xml:space="preserve">• card.classList.toggle("is-hidden", !isVisible)  </w:t>
+      </w:r>
+    </w:p>
+    <w:p>
+      <w:pPr>
+        <w:spacing w:after="0" w:line="360" w:lineRule="auto"/>
+        <w:rPr>
+          <w:lang w:val="ru-RU"/>
+        </w:rPr>
+      </w:pPr>
+      <w:r>
+        <w:rPr>
+          <w:lang w:val="az-Latn-AZ"/>
+        </w:rPr>
+        <w:t>Скрывает или показывает карточки товаров с помощью CSS-класса.</w:t>
+      </w:r>
+    </w:p>
+    <w:p>
+      <w:pPr>
+        <w:spacing w:after="0" w:line="360" w:lineRule="auto"/>
+        <w:rPr>
+          <w:lang w:val="ru-RU"/>
+        </w:rPr>
+      </w:pPr>
+      <w:r>
+        <w:rPr>
+          <w:lang w:val="az-Latn-AZ"/>
+        </w:rPr>
+        <w:t xml:space="preserve">• visibleCount += 1  </w:t>
+      </w:r>
+    </w:p>
+    <w:p>
+      <w:pPr>
+        <w:spacing w:after="0" w:line="360" w:lineRule="auto"/>
+        <w:rPr>
+          <w:lang w:val="ru-RU"/>
+        </w:rPr>
+      </w:pPr>
+      <w:r>
+        <w:rPr>
+          <w:lang w:val="az-Latn-AZ"/>
+        </w:rPr>
+        <w:t>Увеличивает счётчик видимых товаров.</w:t>
+      </w:r>
+    </w:p>
+    <w:p>
+      <w:pPr>
+        <w:spacing w:after="0" w:line="360" w:lineRule="auto"/>
+        <w:rPr>
+          <w:lang w:val="ru-RU"/>
+        </w:rPr>
+      </w:pPr>
+      <w:r>
+        <w:rPr>
+          <w:lang w:val="az-Latn-AZ"/>
+        </w:rPr>
         <w:lastRenderedPageBreak/>
-        <w:t>Основные функции кода:</w:t>
-      </w:r>
-    </w:p>
-    <w:p>
-      <w:pPr>
-        <w:spacing w:after="0" w:line="360" w:lineRule="auto"/>
-        <w:rPr>
-          <w:lang w:val="ru-RU"/>
-        </w:rPr>
-      </w:pPr>
-      <w:r>
-        <w:rPr>
-          <w:lang w:val="az-Latn-AZ"/>
-        </w:rPr>
-        <w:t xml:space="preserve">• visibleCount  </w:t>
-      </w:r>
-    </w:p>
-    <w:p>
-      <w:pPr>
-        <w:spacing w:after="0" w:line="360" w:lineRule="auto"/>
-        <w:rPr>
-          <w:lang w:val="ru-RU"/>
-        </w:rPr>
-      </w:pPr>
-      <w:r>
-        <w:rPr>
-          <w:lang w:val="az-Latn-AZ"/>
-        </w:rPr>
-        <w:t>Создаёт переменную для подсчёта количества отображаемых товаров.</w:t>
-      </w:r>
-    </w:p>
-    <w:p>
-      <w:pPr>
-        <w:spacing w:after="0" w:line="360" w:lineRule="auto"/>
-        <w:rPr>
-          <w:lang w:val="ru-RU"/>
-        </w:rPr>
-      </w:pPr>
-      <w:r>
-        <w:rPr>
-          <w:lang w:val="az-Latn-AZ"/>
-        </w:rPr>
-        <w:t xml:space="preserve">• catalogCards.forEach(...)  </w:t>
-      </w:r>
-    </w:p>
-    <w:p>
-      <w:pPr>
-        <w:spacing w:after="0" w:line="360" w:lineRule="auto"/>
-        <w:rPr>
-          <w:lang w:val="ru-RU"/>
-        </w:rPr>
-      </w:pPr>
-      <w:r>
-        <w:rPr>
-          <w:lang w:val="az-Latn-AZ"/>
-        </w:rPr>
-        <w:t>Перебирает все карточки товаров в каталоге.</w:t>
-      </w:r>
-    </w:p>
-    <w:p>
-      <w:pPr>
-        <w:spacing w:after="0" w:line="360" w:lineRule="auto"/>
-        <w:rPr>
-          <w:lang w:val="ru-RU"/>
-        </w:rPr>
-      </w:pPr>
-      <w:r>
-        <w:rPr>
-          <w:lang w:val="az-Latn-AZ"/>
-        </w:rPr>
-        <w:t xml:space="preserve">• isVisible  </w:t>
-      </w:r>
-    </w:p>
-    <w:p>
-      <w:pPr>
-        <w:spacing w:after="0" w:line="360" w:lineRule="auto"/>
-        <w:rPr>
-          <w:lang w:val="ru-RU"/>
-        </w:rPr>
-      </w:pPr>
-      <w:r>
-        <w:rPr>
-          <w:lang w:val="az-Latn-AZ"/>
-        </w:rPr>
-        <w:t>Проверяет, должна ли карточка отображаться:</w:t>
-      </w:r>
-    </w:p>
-    <w:p>
-      <w:pPr>
-        <w:spacing w:after="0" w:line="360" w:lineRule="auto"/>
-        <w:rPr>
-          <w:lang w:val="ru-RU"/>
-        </w:rPr>
-      </w:pPr>
-      <w:r>
-        <w:rPr>
-          <w:lang w:val="az-Latn-AZ"/>
-        </w:rPr>
-        <w:t>- если выбрана категория «all», показываются все товары;</w:t>
-      </w:r>
-    </w:p>
-    <w:p>
-      <w:pPr>
-        <w:spacing w:after="0" w:line="360" w:lineRule="auto"/>
-        <w:rPr>
-          <w:lang w:val="ru-RU"/>
-        </w:rPr>
-      </w:pPr>
-      <w:r>
-        <w:rPr>
-          <w:lang w:val="az-Latn-AZ"/>
-        </w:rPr>
-        <w:t>- иначе отображаются только товары выбранной категории.</w:t>
-      </w:r>
-    </w:p>
-    <w:p>
-      <w:pPr>
-        <w:spacing w:after="0" w:line="360" w:lineRule="auto"/>
-      </w:pPr>
-      <w:r>
-        <w:rPr>
-          <w:lang w:val="az-Latn-AZ"/>
-        </w:rPr>
-        <w:t xml:space="preserve">• card.classList.toggle("is-hidden", !isVisible)  </w:t>
-      </w:r>
-    </w:p>
-    <w:p>
-      <w:pPr>
-        <w:spacing w:after="0" w:line="360" w:lineRule="auto"/>
-        <w:rPr>
-          <w:lang w:val="ru-RU"/>
-        </w:rPr>
-      </w:pPr>
-      <w:r>
-        <w:rPr>
-          <w:lang w:val="az-Latn-AZ"/>
-        </w:rPr>
-        <w:t>Скрывает или показывает карточки товаров с помощью CSS-класса.</w:t>
-      </w:r>
-    </w:p>
-    <w:p>
-      <w:pPr>
-        <w:spacing w:after="0" w:line="360" w:lineRule="auto"/>
-        <w:rPr>
-          <w:lang w:val="ru-RU"/>
-        </w:rPr>
-      </w:pPr>
-      <w:r>
-        <w:rPr>
-          <w:lang w:val="az-Latn-AZ"/>
-        </w:rPr>
-        <w:t xml:space="preserve">• visibleCount += 1  </w:t>
-      </w:r>
-    </w:p>
-    <w:p>
-      <w:pPr>
-        <w:spacing w:after="0" w:line="360" w:lineRule="auto"/>
-        <w:rPr>
-          <w:lang w:val="ru-RU"/>
-        </w:rPr>
-      </w:pPr>
-      <w:r>
-        <w:rPr>
-          <w:lang w:val="az-Latn-AZ"/>
-        </w:rPr>
-        <w:t>Увеличивает счётчик видимых товаров.</w:t>
-      </w:r>
-    </w:p>
-    <w:p>
-      <w:pPr>
-        <w:spacing w:after="0" w:line="360" w:lineRule="auto"/>
-        <w:rPr>
-          <w:lang w:val="ru-RU"/>
-        </w:rPr>
-      </w:pPr>
-      <w:r>
-        <w:rPr>
-          <w:lang w:val="az-Latn-AZ"/>
-        </w:rPr>
         <w:t xml:space="preserve">• document.querySelectorAll(".catalog-filter")  </w:t>
       </w:r>
     </w:p>
@@ -9062,12 +9137,122 @@
           <w:lang w:val="az-Latn-AZ"/>
         </w:rPr>
       </w:pPr>
-      <w:r>
+    </w:p>
+    <w:p>
+      <w:pPr>
+        <w:spacing w:after="0" w:line="360" w:lineRule="auto"/>
         <w:rPr>
           <w:b/>
           <w:bCs/>
           <w:lang w:val="az-Latn-AZ"/>
         </w:rPr>
+      </w:pPr>
+    </w:p>
+    <w:p>
+      <w:pPr>
+        <w:spacing w:after="0" w:line="360" w:lineRule="auto"/>
+        <w:rPr>
+          <w:b/>
+          <w:bCs/>
+          <w:lang w:val="az-Latn-AZ"/>
+        </w:rPr>
+      </w:pPr>
+    </w:p>
+    <w:p>
+      <w:pPr>
+        <w:spacing w:after="0" w:line="360" w:lineRule="auto"/>
+        <w:rPr>
+          <w:b/>
+          <w:bCs/>
+          <w:lang w:val="az-Latn-AZ"/>
+        </w:rPr>
+      </w:pPr>
+    </w:p>
+    <w:p>
+      <w:pPr>
+        <w:spacing w:after="0" w:line="360" w:lineRule="auto"/>
+        <w:rPr>
+          <w:b/>
+          <w:bCs/>
+          <w:lang w:val="az-Latn-AZ"/>
+        </w:rPr>
+      </w:pPr>
+    </w:p>
+    <w:p>
+      <w:pPr>
+        <w:spacing w:after="0" w:line="360" w:lineRule="auto"/>
+        <w:rPr>
+          <w:b/>
+          <w:bCs/>
+          <w:lang w:val="az-Latn-AZ"/>
+        </w:rPr>
+      </w:pPr>
+    </w:p>
+    <w:p>
+      <w:pPr>
+        <w:spacing w:after="0" w:line="360" w:lineRule="auto"/>
+        <w:rPr>
+          <w:b/>
+          <w:bCs/>
+          <w:lang w:val="az-Latn-AZ"/>
+        </w:rPr>
+      </w:pPr>
+    </w:p>
+    <w:p>
+      <w:pPr>
+        <w:spacing w:after="0" w:line="360" w:lineRule="auto"/>
+        <w:rPr>
+          <w:b/>
+          <w:bCs/>
+          <w:lang w:val="az-Latn-AZ"/>
+        </w:rPr>
+      </w:pPr>
+    </w:p>
+    <w:p>
+      <w:pPr>
+        <w:spacing w:after="0" w:line="360" w:lineRule="auto"/>
+        <w:rPr>
+          <w:b/>
+          <w:bCs/>
+          <w:lang w:val="az-Latn-AZ"/>
+        </w:rPr>
+      </w:pPr>
+    </w:p>
+    <w:p>
+      <w:pPr>
+        <w:spacing w:after="0" w:line="360" w:lineRule="auto"/>
+        <w:rPr>
+          <w:b/>
+          <w:bCs/>
+          <w:lang w:val="az-Latn-AZ"/>
+        </w:rPr>
+      </w:pPr>
+    </w:p>
+    <w:p>
+      <w:pPr>
+        <w:spacing w:after="0" w:line="360" w:lineRule="auto"/>
+        <w:rPr>
+          <w:b/>
+          <w:bCs/>
+          <w:lang w:val="az-Latn-AZ"/>
+        </w:rPr>
+      </w:pPr>
+    </w:p>
+    <w:p>
+      <w:pPr>
+        <w:spacing w:after="0" w:line="360" w:lineRule="auto"/>
+        <w:rPr>
+          <w:b/>
+          <w:bCs/>
+          <w:lang w:val="az-Latn-AZ"/>
+        </w:rPr>
+      </w:pPr>
+      <w:r>
+        <w:rPr>
+          <w:b/>
+          <w:bCs/>
+          <w:lang w:val="az-Latn-AZ"/>
+        </w:rPr>
         <w:lastRenderedPageBreak/>
         <w:t>Этот фрагмент JavaScript-кода выполняется после полной загрузки HTML-страницы и отвечает за работу интерактивных элементов сайта.</w:t>
       </w:r>
@@ -9084,6 +9269,7 @@
         <w:rPr>
           <w:b/>
           <w:bCs/>
+          <w:noProof/>
         </w:rPr>
         <w:drawing>
           <wp:inline distT="0" distB="0" distL="0" distR="0" wp14:anchorId="642E91AA" wp14:editId="69971DD1">
@@ -9115,7 +9301,7 @@
                     </pic:cNvPicPr>
                   </pic:nvPicPr>
                   <pic:blipFill>
-                    <a:blip r:embed="rId9"/>
+                    <a:blip r:embed="rId11"/>
                     <a:stretch>
                       <a:fillRect/>
                     </a:stretch>
@@ -9628,9 +9814,6 @@
     <w:p>
       <w:pPr>
         <w:spacing w:after="0" w:line="360" w:lineRule="auto"/>
-        <w:rPr>
-          <w:lang w:val="ru-RU"/>
-        </w:rPr>
       </w:pPr>
       <w:r>
         <w:rPr>
@@ -9668,18 +9851,12 @@
         <w:t>Пример</w:t>
       </w:r>
       <w:r>
-        <w:rPr>
-          <w:lang w:val="ru-RU"/>
-        </w:rPr>
         <w:t xml:space="preserve"> </w:t>
       </w:r>
       <w:r>
         <w:t>media</w:t>
       </w:r>
       <w:r>
-        <w:rPr>
-          <w:lang w:val="ru-RU"/>
-        </w:rPr>
         <w:t>-</w:t>
       </w:r>
       <w:r>
@@ -9689,15 +9866,9 @@
         <w:t>запроса</w:t>
       </w:r>
       <w:r>
-        <w:rPr>
-          <w:lang w:val="ru-RU"/>
-        </w:rPr>
         <w:t>:</w:t>
       </w:r>
       <w:r>
-        <w:rPr>
-          <w:lang w:val="ru-RU"/>
-        </w:rPr>
         <w:br/>
         <w:t>@</w:t>
       </w:r>
@@ -9705,241 +9876,232 @@
         <w:t>media</w:t>
       </w:r>
       <w:r>
-        <w:rPr>
-          <w:lang w:val="ru-RU"/>
-        </w:rPr>
         <w:t xml:space="preserve"> (</w:t>
       </w:r>
       <w:r>
         <w:t>max</w:t>
       </w:r>
       <w:r>
-        <w:rPr>
-          <w:lang w:val="ru-RU"/>
-        </w:rPr>
         <w:t>-</w:t>
       </w:r>
       <w:r>
         <w:t>width</w:t>
       </w:r>
       <w:r>
-        <w:rPr>
-          <w:lang w:val="ru-RU"/>
-        </w:rPr>
         <w:t>: 620</w:t>
       </w:r>
+      <w:r>
+        <w:t>px</w:t>
+      </w:r>
+      <w:r>
+        <w:t>) {</w:t>
+      </w:r>
+      <w:r>
+        <w:br/>
+        <w:t>.</w:t>
+      </w:r>
+      <w:r>
+        <w:t>product</w:t>
+      </w:r>
+      <w:r>
+        <w:t>-</w:t>
+      </w:r>
+      <w:r>
+        <w:t>grid</w:t>
+      </w:r>
+      <w:r>
+        <w:t xml:space="preserve"> {</w:t>
+      </w:r>
+      <w:r>
+        <w:br/>
+      </w:r>
+      <w:r>
+        <w:t>grid</w:t>
+      </w:r>
+      <w:r>
+        <w:t>-</w:t>
+      </w:r>
+      <w:r>
+        <w:t>template</w:t>
+      </w:r>
+      <w:r>
+        <w:t>-</w:t>
+      </w:r>
+      <w:r>
+        <w:t>columns</w:t>
+      </w:r>
+      <w:r>
+        <w:t>: 1</w:t>
+      </w:r>
+      <w:r>
+        <w:t>fr</w:t>
+      </w:r>
+      <w:r>
+        <w:t>;</w:t>
+      </w:r>
+      <w:r>
+        <w:br/>
+        <w:t>}}</w:t>
+      </w:r>
+    </w:p>
+    <w:p>
+      <w:pPr>
+        <w:spacing w:after="0" w:line="360" w:lineRule="auto"/>
+        <w:rPr>
+          <w:b/>
+        </w:rPr>
+      </w:pPr>
+      <w:r>
+        <w:rPr>
+          <w:b/>
+        </w:rPr>
+        <w:drawing>
+          <wp:inline distT="0" distB="0" distL="0" distR="0" wp14:anchorId="3B8C1DFA" wp14:editId="6DA6E1A0">
+            <wp:extent cx="5486400" cy="4632960"/>
+            <wp:effectExtent l="0" t="0" r="0" b="0"/>
+            <wp:docPr id="425784289" name="Picture 1" descr="The image shows a code snippet with various CSS media queries and selectors, indicating responsive design for a web layout.&#10;&#10;AI-generated content may be incorrect."/>
+            <wp:cNvGraphicFramePr>
+              <a:graphicFrameLocks xmlns:a="http://schemas.openxmlformats.org/drawingml/2006/main" noChangeAspect="1"/>
+            </wp:cNvGraphicFramePr>
+            <a:graphic xmlns:a="http://schemas.openxmlformats.org/drawingml/2006/main">
+              <a:graphicData uri="http://schemas.openxmlformats.org/drawingml/2006/picture">
+                <pic:pic xmlns:pic="http://schemas.openxmlformats.org/drawingml/2006/picture">
+                  <pic:nvPicPr>
+                    <pic:cNvPr id="425784289" name="Picture 1" descr="The image shows a code snippet with various CSS media queries and selectors, indicating responsive design for a web layout.&#10;&#10;AI-generated content may be incorrect."/>
+                    <pic:cNvPicPr/>
+                  </pic:nvPicPr>
+                  <pic:blipFill>
+                    <a:blip r:embed="rId12"/>
+                    <a:stretch>
+                      <a:fillRect/>
+                    </a:stretch>
+                  </pic:blipFill>
+                  <pic:spPr>
+                    <a:xfrm>
+                      <a:off x="0" y="0"/>
+                      <a:ext cx="5486400" cy="4632960"/>
+                    </a:xfrm>
+                    <a:prstGeom prst="rect">
+                      <a:avLst/>
+                    </a:prstGeom>
+                  </pic:spPr>
+                </pic:pic>
+              </a:graphicData>
+            </a:graphic>
+          </wp:inline>
+        </w:drawing>
+      </w:r>
+    </w:p>
+    <w:p>
+      <w:pPr>
+        <w:spacing w:after="0" w:line="360" w:lineRule="auto"/>
+        <w:rPr>
+          <w:b/>
+        </w:rPr>
+      </w:pPr>
+      <w:r>
+        <w:rPr>
+          <w:b/>
+          <w:lang w:val="ru-RU"/>
+        </w:rPr>
+        <w:lastRenderedPageBreak/>
+        <w:t>РАЗРАБОТКА АДАПТИВНОГО ДИЗАЙНА</w:t>
+      </w:r>
+    </w:p>
+    <w:p>
+      <w:pPr>
+        <w:spacing w:after="0" w:line="360" w:lineRule="auto"/>
+      </w:pPr>
+      <w:r>
+        <w:rPr>
+          <w:lang w:val="ru-RU"/>
+        </w:rPr>
+        <w:t xml:space="preserve">Современные сайты должны корректно отображаться на разных устройствах. </w:t>
+      </w:r>
+      <w:r>
+        <w:rPr>
+          <w:lang w:val="ru-RU"/>
+        </w:rPr>
+        <w:br/>
+        <w:t>Поэтому в проекте использовалась адаптивная верстка.</w:t>
+      </w:r>
+      <w:r>
+        <w:rPr>
+          <w:lang w:val="ru-RU"/>
+        </w:rPr>
+        <w:br/>
+      </w:r>
+      <w:r>
+        <w:rPr>
+          <w:lang w:val="ru-RU"/>
+        </w:rPr>
+        <w:br/>
+        <w:t xml:space="preserve">Для адаптации интерфейса были применены </w:t>
+      </w:r>
+      <w:r>
+        <w:t>media</w:t>
+      </w:r>
+      <w:r>
+        <w:rPr>
+          <w:lang w:val="ru-RU"/>
+        </w:rPr>
+        <w:t xml:space="preserve">-запросы. </w:t>
+      </w:r>
+      <w:r>
+        <w:rPr>
+          <w:lang w:val="ru-RU"/>
+        </w:rPr>
+        <w:br/>
+        <w:t>При уменьшении ширины экрана количество колонок автоматически изменяется.</w:t>
+      </w:r>
+      <w:r>
+        <w:rPr>
+          <w:lang w:val="ru-RU"/>
+        </w:rPr>
+        <w:br/>
+      </w:r>
+      <w:r>
+        <w:rPr>
+          <w:lang w:val="ru-RU"/>
+        </w:rPr>
+        <w:br/>
+        <w:t>Например:</w:t>
+      </w:r>
+      <w:r>
+        <w:rPr>
+          <w:lang w:val="ru-RU"/>
+        </w:rPr>
+        <w:br/>
+        <w:t>- на компьютере карточки располагаются в три колонки;</w:t>
+      </w:r>
+      <w:r>
+        <w:rPr>
+          <w:lang w:val="ru-RU"/>
+        </w:rPr>
+        <w:br/>
+        <w:t>- на планшете — в две;</w:t>
+      </w:r>
+      <w:r>
+        <w:rPr>
+          <w:lang w:val="ru-RU"/>
+        </w:rPr>
+        <w:br/>
+        <w:t>- на смартфоне — в одну колонку.</w:t>
+      </w:r>
+      <w:r>
+        <w:rPr>
+          <w:lang w:val="ru-RU"/>
+        </w:rPr>
+        <w:br/>
+      </w:r>
+      <w:r>
+        <w:rPr>
+          <w:lang w:val="ru-RU"/>
+        </w:rPr>
+        <w:br/>
+      </w:r>
       <w:proofErr w:type="spellStart"/>
       <w:r>
-        <w:t>px</w:t>
-      </w:r>
-      <w:proofErr w:type="spellEnd"/>
-      <w:r>
-        <w:rPr>
-          <w:lang w:val="ru-RU"/>
-        </w:rPr>
-        <w:t>) {</w:t>
-      </w:r>
-      <w:r>
-        <w:rPr>
-          <w:lang w:val="ru-RU"/>
-        </w:rPr>
-        <w:br/>
-        <w:t>.</w:t>
-      </w:r>
-      <w:r>
-        <w:t>product</w:t>
-      </w:r>
-      <w:r>
-        <w:rPr>
-          <w:lang w:val="ru-RU"/>
-        </w:rPr>
-        <w:t>-</w:t>
-      </w:r>
-      <w:r>
-        <w:t>grid</w:t>
-      </w:r>
-      <w:r>
-        <w:rPr>
-          <w:lang w:val="ru-RU"/>
-        </w:rPr>
-        <w:t xml:space="preserve"> {</w:t>
-      </w:r>
-      <w:r>
-        <w:rPr>
-          <w:lang w:val="ru-RU"/>
-        </w:rPr>
-        <w:br/>
-      </w:r>
-      <w:r>
-        <w:t>grid</w:t>
-      </w:r>
-      <w:r>
-        <w:rPr>
-          <w:lang w:val="ru-RU"/>
-        </w:rPr>
-        <w:t>-</w:t>
-      </w:r>
-      <w:r>
-        <w:t>template</w:t>
-      </w:r>
-      <w:r>
-        <w:rPr>
-          <w:lang w:val="ru-RU"/>
-        </w:rPr>
-        <w:t>-</w:t>
-      </w:r>
-      <w:r>
-        <w:t>columns</w:t>
-      </w:r>
-      <w:r>
-        <w:rPr>
-          <w:lang w:val="ru-RU"/>
-        </w:rPr>
-        <w:t>: 1</w:t>
-      </w:r>
-      <w:proofErr w:type="spellStart"/>
-      <w:r>
-        <w:t>fr</w:t>
-      </w:r>
-      <w:proofErr w:type="spellEnd"/>
-      <w:r>
-        <w:rPr>
-          <w:lang w:val="ru-RU"/>
-        </w:rPr>
-        <w:t>;</w:t>
-      </w:r>
-      <w:r>
-        <w:rPr>
-          <w:lang w:val="ru-RU"/>
-        </w:rPr>
-        <w:br/>
-        <w:t>}</w:t>
-      </w:r>
-    </w:p>
-    <w:p>
-      <w:pPr>
-        <w:spacing w:after="0" w:line="360" w:lineRule="auto"/>
-        <w:rPr>
-          <w:lang w:val="ru-RU"/>
-        </w:rPr>
-      </w:pPr>
-      <w:r>
-        <w:rPr>
-          <w:lang w:val="ru-RU"/>
-        </w:rPr>
-        <w:t>}</w:t>
-      </w:r>
-    </w:p>
-    <w:p>
-      <w:pPr>
-        <w:spacing w:after="0" w:line="360" w:lineRule="auto"/>
-        <w:rPr>
-          <w:lang w:val="ru-RU"/>
-        </w:rPr>
-      </w:pPr>
-      <w:r>
-        <w:rPr>
-          <w:b/>
-          <w:lang w:val="ru-RU"/>
-        </w:rPr>
-        <w:t>РАЗРАБОТКА АДАПТИВНОГО ДИЗАЙНА</w:t>
-      </w:r>
-    </w:p>
-    <w:p>
-      <w:pPr>
-        <w:spacing w:after="0" w:line="360" w:lineRule="auto"/>
-      </w:pPr>
-      <w:r>
-        <w:rPr>
-          <w:lang w:val="ru-RU"/>
-        </w:rPr>
-        <w:t xml:space="preserve">Современные сайты должны корректно отображаться на разных устройствах. </w:t>
-      </w:r>
-      <w:r>
-        <w:rPr>
-          <w:lang w:val="ru-RU"/>
-        </w:rPr>
-        <w:br/>
-        <w:t>Поэтому в проекте использовалась адаптивная верстка.</w:t>
-      </w:r>
-      <w:r>
-        <w:rPr>
-          <w:lang w:val="ru-RU"/>
-        </w:rPr>
-        <w:br/>
-      </w:r>
-      <w:r>
-        <w:rPr>
-          <w:lang w:val="ru-RU"/>
-        </w:rPr>
-        <w:br/>
-        <w:t xml:space="preserve">Для адаптации интерфейса были применены </w:t>
-      </w:r>
-      <w:r>
-        <w:t>media</w:t>
-      </w:r>
-      <w:r>
-        <w:rPr>
-          <w:lang w:val="ru-RU"/>
-        </w:rPr>
-        <w:t xml:space="preserve">-запросы. </w:t>
-      </w:r>
-      <w:r>
-        <w:rPr>
-          <w:lang w:val="ru-RU"/>
-        </w:rPr>
-        <w:br/>
-        <w:t>При уменьшении ширины экрана количество колонок автоматически изменяется.</w:t>
-      </w:r>
-      <w:r>
-        <w:rPr>
-          <w:lang w:val="ru-RU"/>
-        </w:rPr>
-        <w:br/>
-      </w:r>
-      <w:r>
-        <w:rPr>
-          <w:lang w:val="ru-RU"/>
-        </w:rPr>
-        <w:br/>
-        <w:t>Например:</w:t>
-      </w:r>
-      <w:r>
-        <w:rPr>
-          <w:lang w:val="ru-RU"/>
-        </w:rPr>
-        <w:br/>
-        <w:t>- на компьютере карточки располагаются в три колонки;</w:t>
-      </w:r>
-      <w:r>
-        <w:rPr>
-          <w:lang w:val="ru-RU"/>
-        </w:rPr>
-        <w:br/>
-        <w:t>- на планшете — в две;</w:t>
-      </w:r>
-      <w:r>
-        <w:rPr>
-          <w:lang w:val="ru-RU"/>
-        </w:rPr>
-        <w:br/>
-        <w:t>- на смартфоне — в одну колонку.</w:t>
-      </w:r>
-      <w:r>
-        <w:rPr>
-          <w:lang w:val="ru-RU"/>
-        </w:rPr>
-        <w:br/>
-      </w:r>
-      <w:r>
-        <w:rPr>
-          <w:lang w:val="ru-RU"/>
-        </w:rPr>
-        <w:br/>
-      </w:r>
-      <w:proofErr w:type="spellStart"/>
-      <w:r>
-        <w:lastRenderedPageBreak/>
         <w:t>Пример</w:t>
       </w:r>
       <w:proofErr w:type="spellEnd"/>
@@ -10030,76 +10192,6 @@
         <w:br/>
         <w:t>}</w:t>
       </w:r>
-    </w:p>
-    <w:p>
-      <w:pPr>
-        <w:spacing w:after="0" w:line="360" w:lineRule="auto"/>
-      </w:pPr>
-    </w:p>
-    <w:p>
-      <w:pPr>
-        <w:spacing w:after="0" w:line="360" w:lineRule="auto"/>
-      </w:pPr>
-    </w:p>
-    <w:p>
-      <w:pPr>
-        <w:spacing w:after="0" w:line="360" w:lineRule="auto"/>
-      </w:pPr>
-    </w:p>
-    <w:p>
-      <w:pPr>
-        <w:spacing w:after="0" w:line="360" w:lineRule="auto"/>
-      </w:pPr>
-    </w:p>
-    <w:p>
-      <w:pPr>
-        <w:spacing w:after="0" w:line="360" w:lineRule="auto"/>
-      </w:pPr>
-    </w:p>
-    <w:p>
-      <w:pPr>
-        <w:spacing w:after="0" w:line="360" w:lineRule="auto"/>
-      </w:pPr>
-    </w:p>
-    <w:p>
-      <w:pPr>
-        <w:spacing w:after="0" w:line="360" w:lineRule="auto"/>
-      </w:pPr>
-    </w:p>
-    <w:p>
-      <w:pPr>
-        <w:spacing w:after="0" w:line="360" w:lineRule="auto"/>
-      </w:pPr>
-    </w:p>
-    <w:p>
-      <w:pPr>
-        <w:spacing w:after="0" w:line="360" w:lineRule="auto"/>
-      </w:pPr>
-    </w:p>
-    <w:p>
-      <w:pPr>
-        <w:spacing w:after="0" w:line="360" w:lineRule="auto"/>
-      </w:pPr>
-    </w:p>
-    <w:p>
-      <w:pPr>
-        <w:spacing w:after="0" w:line="360" w:lineRule="auto"/>
-      </w:pPr>
-    </w:p>
-    <w:p>
-      <w:pPr>
-        <w:spacing w:after="0" w:line="360" w:lineRule="auto"/>
-      </w:pPr>
-    </w:p>
-    <w:p>
-      <w:pPr>
-        <w:spacing w:after="0" w:line="360" w:lineRule="auto"/>
-      </w:pPr>
-    </w:p>
-    <w:p>
-      <w:pPr>
-        <w:spacing w:after="0" w:line="360" w:lineRule="auto"/>
-      </w:pPr>
     </w:p>
     <w:p>
       <w:pPr>
@@ -12437,6 +12529,7 @@
   <w:style w:type="character" w:default="1" w:styleId="DefaultParagraphFont">
     <w:name w:val="Default Paragraph Font"/>
     <w:uiPriority w:val="1"/>
+    <w:semiHidden/>
     <w:unhideWhenUsed/>
   </w:style>
   <w:style w:type="table" w:default="1" w:styleId="TableNormal">

--- a/Kursovaya_Seyidbala.docx
+++ b/Kursovaya_Seyidbala.docx
@@ -3024,6 +3024,118 @@
       <w:pPr>
         <w:spacing w:after="0" w:line="360" w:lineRule="auto"/>
         <w:rPr>
+          <w:lang w:val="az-Latn-AZ"/>
+        </w:rPr>
+      </w:pPr>
+    </w:p>
+    <w:p>
+      <w:pPr>
+        <w:spacing w:after="0" w:line="360" w:lineRule="auto"/>
+        <w:rPr>
+          <w:lang w:val="az-Latn-AZ"/>
+        </w:rPr>
+      </w:pPr>
+    </w:p>
+    <w:p>
+      <w:pPr>
+        <w:spacing w:after="0" w:line="360" w:lineRule="auto"/>
+        <w:rPr>
+          <w:lang w:val="az-Latn-AZ"/>
+        </w:rPr>
+      </w:pPr>
+    </w:p>
+    <w:p>
+      <w:pPr>
+        <w:spacing w:after="0" w:line="360" w:lineRule="auto"/>
+        <w:rPr>
+          <w:lang w:val="az-Latn-AZ"/>
+        </w:rPr>
+      </w:pPr>
+    </w:p>
+    <w:p>
+      <w:pPr>
+        <w:spacing w:after="0" w:line="360" w:lineRule="auto"/>
+        <w:rPr>
+          <w:lang w:val="az-Latn-AZ"/>
+        </w:rPr>
+      </w:pPr>
+    </w:p>
+    <w:p>
+      <w:pPr>
+        <w:spacing w:after="0" w:line="360" w:lineRule="auto"/>
+        <w:rPr>
+          <w:lang w:val="az-Latn-AZ"/>
+        </w:rPr>
+      </w:pPr>
+    </w:p>
+    <w:p>
+      <w:pPr>
+        <w:spacing w:after="0" w:line="360" w:lineRule="auto"/>
+        <w:rPr>
+          <w:lang w:val="az-Latn-AZ"/>
+        </w:rPr>
+      </w:pPr>
+    </w:p>
+    <w:p>
+      <w:pPr>
+        <w:spacing w:after="0" w:line="360" w:lineRule="auto"/>
+        <w:rPr>
+          <w:lang w:val="az-Latn-AZ"/>
+        </w:rPr>
+      </w:pPr>
+    </w:p>
+    <w:p>
+      <w:pPr>
+        <w:spacing w:after="0" w:line="360" w:lineRule="auto"/>
+        <w:rPr>
+          <w:lang w:val="az-Latn-AZ"/>
+        </w:rPr>
+      </w:pPr>
+    </w:p>
+    <w:p>
+      <w:pPr>
+        <w:spacing w:after="0" w:line="360" w:lineRule="auto"/>
+        <w:rPr>
+          <w:lang w:val="az-Latn-AZ"/>
+        </w:rPr>
+      </w:pPr>
+    </w:p>
+    <w:p>
+      <w:pPr>
+        <w:spacing w:after="0" w:line="360" w:lineRule="auto"/>
+        <w:rPr>
+          <w:lang w:val="az-Latn-AZ"/>
+        </w:rPr>
+      </w:pPr>
+    </w:p>
+    <w:p>
+      <w:pPr>
+        <w:spacing w:after="0" w:line="360" w:lineRule="auto"/>
+        <w:rPr>
+          <w:lang w:val="az-Latn-AZ"/>
+        </w:rPr>
+      </w:pPr>
+    </w:p>
+    <w:p>
+      <w:pPr>
+        <w:spacing w:after="0" w:line="360" w:lineRule="auto"/>
+        <w:rPr>
+          <w:lang w:val="az-Latn-AZ"/>
+        </w:rPr>
+      </w:pPr>
+    </w:p>
+    <w:p>
+      <w:pPr>
+        <w:spacing w:after="0" w:line="360" w:lineRule="auto"/>
+        <w:rPr>
+          <w:lang w:val="az-Latn-AZ"/>
+        </w:rPr>
+      </w:pPr>
+    </w:p>
+    <w:p>
+      <w:pPr>
+        <w:spacing w:after="0" w:line="360" w:lineRule="auto"/>
+        <w:rPr>
           <w:lang w:val="ru-RU"/>
         </w:rPr>
       </w:pPr>
@@ -3032,6 +3144,7 @@
           <w:b/>
           <w:lang w:val="ru-RU"/>
         </w:rPr>
+        <w:lastRenderedPageBreak/>
         <w:t>РАЗРАБОТКА ФУТЕРА</w:t>
       </w:r>
     </w:p>
@@ -3114,6 +3227,94 @@
         </w:rPr>
         <w:t xml:space="preserve"> для удобного распределения информации.</w:t>
       </w:r>
+    </w:p>
+    <w:p>
+      <w:pPr>
+        <w:spacing w:after="0" w:line="360" w:lineRule="auto"/>
+        <w:rPr>
+          <w:lang w:val="az-Latn-AZ"/>
+        </w:rPr>
+      </w:pPr>
+    </w:p>
+    <w:p>
+      <w:pPr>
+        <w:spacing w:after="0" w:line="360" w:lineRule="auto"/>
+        <w:rPr>
+          <w:lang w:val="az-Latn-AZ"/>
+        </w:rPr>
+      </w:pPr>
+    </w:p>
+    <w:p>
+      <w:pPr>
+        <w:spacing w:after="0" w:line="360" w:lineRule="auto"/>
+        <w:rPr>
+          <w:lang w:val="az-Latn-AZ"/>
+        </w:rPr>
+      </w:pPr>
+      <w:r>
+        <w:rPr>
+          <w:lang w:val="az-Latn-AZ"/>
+        </w:rPr>
+        <w:drawing>
+          <wp:inline distT="0" distB="0" distL="0" distR="0" wp14:anchorId="77EAED8C" wp14:editId="3191AD21">
+            <wp:extent cx="6479222" cy="2362016"/>
+            <wp:effectExtent l="0" t="0" r="0" b="635"/>
+            <wp:docPr id="857348096" name="Picture 1" descr="The image is a webpage for an online women's shoe store, featuring contact information, newsletter subscription, and a catalog of products.&#10;&#10;AI-generated content may be incorrect."/>
+            <wp:cNvGraphicFramePr>
+              <a:graphicFrameLocks xmlns:a="http://schemas.openxmlformats.org/drawingml/2006/main" noChangeAspect="1"/>
+            </wp:cNvGraphicFramePr>
+            <a:graphic xmlns:a="http://schemas.openxmlformats.org/drawingml/2006/main">
+              <a:graphicData uri="http://schemas.openxmlformats.org/drawingml/2006/picture">
+                <pic:pic xmlns:pic="http://schemas.openxmlformats.org/drawingml/2006/picture">
+                  <pic:nvPicPr>
+                    <pic:cNvPr id="857348096" name="Picture 1" descr="The image is a webpage for an online women's shoe store, featuring contact information, newsletter subscription, and a catalog of products.&#10;&#10;AI-generated content may be incorrect."/>
+                    <pic:cNvPicPr/>
+                  </pic:nvPicPr>
+                  <pic:blipFill>
+                    <a:blip r:embed="rId8"/>
+                    <a:stretch>
+                      <a:fillRect/>
+                    </a:stretch>
+                  </pic:blipFill>
+                  <pic:spPr>
+                    <a:xfrm>
+                      <a:off x="0" y="0"/>
+                      <a:ext cx="6517128" cy="2375835"/>
+                    </a:xfrm>
+                    <a:prstGeom prst="rect">
+                      <a:avLst/>
+                    </a:prstGeom>
+                  </pic:spPr>
+                </pic:pic>
+              </a:graphicData>
+            </a:graphic>
+          </wp:inline>
+        </w:drawing>
+      </w:r>
+    </w:p>
+    <w:p>
+      <w:pPr>
+        <w:spacing w:after="0" w:line="360" w:lineRule="auto"/>
+        <w:rPr>
+          <w:lang w:val="az-Latn-AZ"/>
+        </w:rPr>
+      </w:pPr>
+    </w:p>
+    <w:p>
+      <w:pPr>
+        <w:spacing w:after="0" w:line="360" w:lineRule="auto"/>
+        <w:rPr>
+          <w:lang w:val="az-Latn-AZ"/>
+        </w:rPr>
+      </w:pPr>
+    </w:p>
+    <w:p>
+      <w:pPr>
+        <w:spacing w:after="0" w:line="360" w:lineRule="auto"/>
+        <w:rPr>
+          <w:lang w:val="az-Latn-AZ"/>
+        </w:rPr>
+      </w:pPr>
     </w:p>
     <w:p>
       <w:pPr>
@@ -3654,124 +3855,54 @@
         <w:br/>
         <w:t>Таким образом, разработка веб-сайта является экономически выгодным решением для бизнеса.</w:t>
       </w:r>
-    </w:p>
-    <w:p>
-      <w:pPr>
-        <w:spacing w:after="0" w:line="360" w:lineRule="auto"/>
+      <w:r>
         <w:rPr>
           <w:b/>
           <w:lang w:val="az-Latn-AZ"/>
         </w:rPr>
-      </w:pPr>
-    </w:p>
-    <w:p>
-      <w:pPr>
-        <w:spacing w:after="0" w:line="360" w:lineRule="auto"/>
+        <w:t xml:space="preserve"> </w:t>
+      </w:r>
+      <w:r>
         <w:rPr>
           <w:b/>
           <w:lang w:val="az-Latn-AZ"/>
         </w:rPr>
-      </w:pPr>
-    </w:p>
-    <w:p>
-      <w:pPr>
-        <w:spacing w:after="0" w:line="360" w:lineRule="auto"/>
-        <w:rPr>
-          <w:b/>
-          <w:lang w:val="az-Latn-AZ"/>
-        </w:rPr>
-      </w:pPr>
-    </w:p>
-    <w:p>
-      <w:pPr>
-        <w:spacing w:after="0" w:line="360" w:lineRule="auto"/>
-        <w:rPr>
-          <w:b/>
-          <w:lang w:val="az-Latn-AZ"/>
-        </w:rPr>
-      </w:pPr>
-    </w:p>
-    <w:p>
-      <w:pPr>
-        <w:spacing w:after="0" w:line="360" w:lineRule="auto"/>
-        <w:rPr>
-          <w:b/>
-          <w:lang w:val="az-Latn-AZ"/>
-        </w:rPr>
-      </w:pPr>
-    </w:p>
-    <w:p>
-      <w:pPr>
-        <w:spacing w:after="0" w:line="360" w:lineRule="auto"/>
-        <w:rPr>
-          <w:b/>
-          <w:lang w:val="az-Latn-AZ"/>
-        </w:rPr>
-      </w:pPr>
-    </w:p>
-    <w:p>
-      <w:pPr>
-        <w:spacing w:after="0" w:line="360" w:lineRule="auto"/>
-        <w:rPr>
-          <w:b/>
-          <w:lang w:val="az-Latn-AZ"/>
-        </w:rPr>
-      </w:pPr>
-    </w:p>
-    <w:p>
-      <w:pPr>
-        <w:spacing w:after="0" w:line="360" w:lineRule="auto"/>
-        <w:rPr>
-          <w:b/>
-          <w:lang w:val="az-Latn-AZ"/>
-        </w:rPr>
-      </w:pPr>
-    </w:p>
-    <w:p>
-      <w:pPr>
-        <w:spacing w:after="0" w:line="360" w:lineRule="auto"/>
-        <w:rPr>
-          <w:b/>
-          <w:lang w:val="az-Latn-AZ"/>
-        </w:rPr>
-      </w:pPr>
-    </w:p>
-    <w:p>
-      <w:pPr>
-        <w:spacing w:after="0" w:line="360" w:lineRule="auto"/>
-        <w:rPr>
-          <w:b/>
-          <w:lang w:val="az-Latn-AZ"/>
-        </w:rPr>
-      </w:pPr>
-    </w:p>
-    <w:p>
-      <w:pPr>
-        <w:spacing w:after="0" w:line="360" w:lineRule="auto"/>
-        <w:rPr>
-          <w:b/>
-          <w:lang w:val="az-Latn-AZ"/>
-        </w:rPr>
-      </w:pPr>
-    </w:p>
-    <w:p>
-      <w:pPr>
-        <w:spacing w:after="0" w:line="360" w:lineRule="auto"/>
-        <w:rPr>
-          <w:b/>
-          <w:lang w:val="az-Latn-AZ"/>
-        </w:rPr>
-      </w:pPr>
-    </w:p>
-    <w:p>
-      <w:pPr>
-        <w:spacing w:after="0" w:line="360" w:lineRule="auto"/>
-        <w:rPr>
-          <w:b/>
-          <w:bCs/>
-          <w:lang w:val="ru-RU"/>
-        </w:rPr>
-      </w:pPr>
+        <w:drawing>
+          <wp:inline distT="0" distB="0" distL="0" distR="0" wp14:anchorId="3CD1BA69" wp14:editId="094A5654">
+            <wp:extent cx="5733839" cy="3895725"/>
+            <wp:effectExtent l="0" t="0" r="635" b="0"/>
+            <wp:docPr id="94026043" name="Picture 1" descr="The text describes a user interface for an online shopping platform, detailing features such as a curated selection, user support, seasonal trends, and various payment and delivery options, including Azerbaijan's delivery services.&#10;&#10;AI-generated content may be incorrect."/>
+            <wp:cNvGraphicFramePr>
+              <a:graphicFrameLocks xmlns:a="http://schemas.openxmlformats.org/drawingml/2006/main" noChangeAspect="1"/>
+            </wp:cNvGraphicFramePr>
+            <a:graphic xmlns:a="http://schemas.openxmlformats.org/drawingml/2006/main">
+              <a:graphicData uri="http://schemas.openxmlformats.org/drawingml/2006/picture">
+                <pic:pic xmlns:pic="http://schemas.openxmlformats.org/drawingml/2006/picture">
+                  <pic:nvPicPr>
+                    <pic:cNvPr id="94026043" name="Picture 1" descr="The text describes a user interface for an online shopping platform, detailing features such as a curated selection, user support, seasonal trends, and various payment and delivery options, including Azerbaijan's delivery services.&#10;&#10;AI-generated content may be incorrect."/>
+                    <pic:cNvPicPr/>
+                  </pic:nvPicPr>
+                  <pic:blipFill>
+                    <a:blip r:embed="rId9"/>
+                    <a:stretch>
+                      <a:fillRect/>
+                    </a:stretch>
+                  </pic:blipFill>
+                  <pic:spPr>
+                    <a:xfrm>
+                      <a:off x="0" y="0"/>
+                      <a:ext cx="5750325" cy="3906926"/>
+                    </a:xfrm>
+                    <a:prstGeom prst="rect">
+                      <a:avLst/>
+                    </a:prstGeom>
+                  </pic:spPr>
+                </pic:pic>
+              </a:graphicData>
+            </a:graphic>
+          </wp:inline>
+        </w:drawing>
+      </w:r>
       <w:r>
         <w:rPr>
           <w:b/>
@@ -4280,6 +4411,9 @@
     <w:p>
       <w:pPr>
         <w:spacing w:after="0" w:line="360" w:lineRule="auto"/>
+        <w:rPr>
+          <w:lang w:val="ru-RU"/>
+        </w:rPr>
       </w:pPr>
       <w:r>
         <w:rPr>
@@ -4288,6 +4422,9 @@
         <w:t>Пример</w:t>
       </w:r>
       <w:r>
+        <w:rPr>
+          <w:lang w:val="ru-RU"/>
+        </w:rPr>
         <w:t xml:space="preserve"> </w:t>
       </w:r>
       <w:r>
@@ -4297,21 +4434,33 @@
         <w:t>использования</w:t>
       </w:r>
       <w:r>
+        <w:rPr>
+          <w:lang w:val="ru-RU"/>
+        </w:rPr>
         <w:t xml:space="preserve"> </w:t>
       </w:r>
       <w:r>
         <w:t>Grid</w:t>
       </w:r>
       <w:r>
+        <w:rPr>
+          <w:lang w:val="ru-RU"/>
+        </w:rPr>
         <w:t>:</w:t>
       </w:r>
     </w:p>
     <w:p>
       <w:pPr>
         <w:spacing w:after="0" w:line="360" w:lineRule="auto"/>
+        <w:rPr>
+          <w:lang w:val="ru-RU"/>
+        </w:rPr>
       </w:pPr>
       <w:proofErr w:type="gramStart"/>
       <w:r>
+        <w:rPr>
+          <w:lang w:val="ru-RU"/>
+        </w:rPr>
         <w:t>.</w:t>
       </w:r>
       <w:r>
@@ -4319,12 +4468,18 @@
       </w:r>
       <w:proofErr w:type="gramEnd"/>
       <w:r>
+        <w:rPr>
+          <w:lang w:val="ru-RU"/>
+        </w:rPr>
         <w:t>-</w:t>
       </w:r>
       <w:r>
         <w:t>grid</w:t>
       </w:r>
       <w:r>
+        <w:rPr>
+          <w:lang w:val="ru-RU"/>
+        </w:rPr>
         <w:t xml:space="preserve"> {</w:t>
       </w:r>
     </w:p>
@@ -4333,6 +4488,9 @@
         <w:spacing w:after="0" w:line="360" w:lineRule="auto"/>
       </w:pPr>
       <w:r>
+        <w:rPr>
+          <w:lang w:val="ru-RU"/>
+        </w:rPr>
         <w:t xml:space="preserve">    </w:t>
       </w:r>
       <w:r>
@@ -5977,6 +6135,7 @@
       </w:pPr>
       <w:r>
         <w:rPr>
+          <w:noProof/>
           <w:lang w:val="ru-RU"/>
         </w:rPr>
         <w:drawing>
@@ -5995,7 +6154,7 @@
                     <pic:cNvPicPr/>
                   </pic:nvPicPr>
                   <pic:blipFill>
-                    <a:blip r:embed="rId8"/>
+                    <a:blip r:embed="rId10"/>
                     <a:stretch>
                       <a:fillRect/>
                     </a:stretch>
@@ -6197,6 +6356,7 @@
         <w:rPr>
           <w:rFonts w:ascii="Courier New" w:hAnsi="Courier New"/>
           <w:sz w:val="22"/>
+          <w:lang w:val="ru-RU"/>
         </w:rPr>
         <w:t>&lt;</w:t>
       </w:r>
@@ -6211,6 +6371,7 @@
         <w:rPr>
           <w:rFonts w:ascii="Courier New" w:hAnsi="Courier New"/>
           <w:sz w:val="22"/>
+          <w:lang w:val="ru-RU"/>
         </w:rPr>
         <w:t xml:space="preserve"> </w:t>
       </w:r>
@@ -6225,6 +6386,7 @@
         <w:rPr>
           <w:rFonts w:ascii="Courier New" w:hAnsi="Courier New"/>
           <w:sz w:val="22"/>
+          <w:lang w:val="ru-RU"/>
         </w:rPr>
         <w:t>="</w:t>
       </w:r>
@@ -6239,6 +6401,7 @@
         <w:rPr>
           <w:rFonts w:ascii="Courier New" w:hAnsi="Courier New"/>
           <w:sz w:val="22"/>
+          <w:lang w:val="ru-RU"/>
         </w:rPr>
         <w:t>"&gt;</w:t>
       </w:r>
@@ -6246,257 +6409,287 @@
         <w:rPr>
           <w:rFonts w:ascii="Courier New" w:hAnsi="Courier New"/>
           <w:sz w:val="22"/>
-        </w:rPr>
-        <w:br/>
-        <w:t xml:space="preserve">    &lt;</w:t>
-      </w:r>
+          <w:lang w:val="ru-RU"/>
+        </w:rPr>
+        <w:br/>
+        <w:t xml:space="preserve"> </w:t>
+      </w:r>
+      <w:proofErr w:type="gramStart"/>
       <w:r>
         <w:rPr>
           <w:rFonts w:ascii="Courier New" w:hAnsi="Courier New"/>
           <w:sz w:val="22"/>
-        </w:rPr>
-        <w:t>a</w:t>
-      </w:r>
+          <w:lang w:val="ru-RU"/>
+        </w:rPr>
+        <w:t xml:space="preserve">   &lt;</w:t>
+      </w:r>
+      <w:proofErr w:type="gramEnd"/>
       <w:r>
         <w:rPr>
           <w:rFonts w:ascii="Courier New" w:hAnsi="Courier New"/>
           <w:sz w:val="22"/>
         </w:rPr>
-        <w:t xml:space="preserve"> </w:t>
-      </w:r>
-      <w:proofErr w:type="spellStart"/>
+        <w:t>a</w:t>
+      </w:r>
       <w:r>
         <w:rPr>
           <w:rFonts w:ascii="Courier New" w:hAnsi="Courier New"/>
           <w:sz w:val="22"/>
-        </w:rPr>
-        <w:t>href</w:t>
-      </w:r>
-      <w:proofErr w:type="spellEnd"/>
+          <w:lang w:val="ru-RU"/>
+        </w:rPr>
+        <w:t xml:space="preserve"> </w:t>
+      </w:r>
+      <w:proofErr w:type="spellStart"/>
       <w:r>
         <w:rPr>
           <w:rFonts w:ascii="Courier New" w:hAnsi="Courier New"/>
           <w:sz w:val="22"/>
         </w:rPr>
-        <w:t>="</w:t>
-      </w:r>
+        <w:t>href</w:t>
+      </w:r>
+      <w:proofErr w:type="spellEnd"/>
       <w:r>
         <w:rPr>
           <w:rFonts w:ascii="Courier New" w:hAnsi="Courier New"/>
           <w:sz w:val="22"/>
-        </w:rPr>
-        <w:t>index</w:t>
+          <w:lang w:val="ru-RU"/>
+        </w:rPr>
+        <w:t>="</w:t>
       </w:r>
       <w:r>
         <w:rPr>
           <w:rFonts w:ascii="Courier New" w:hAnsi="Courier New"/>
           <w:sz w:val="22"/>
         </w:rPr>
-        <w:t>.</w:t>
+        <w:t>index</w:t>
       </w:r>
       <w:r>
         <w:rPr>
           <w:rFonts w:ascii="Courier New" w:hAnsi="Courier New"/>
           <w:sz w:val="22"/>
-        </w:rPr>
-        <w:t>html</w:t>
+          <w:lang w:val="ru-RU"/>
+        </w:rPr>
+        <w:t>.</w:t>
       </w:r>
       <w:r>
         <w:rPr>
           <w:rFonts w:ascii="Courier New" w:hAnsi="Courier New"/>
           <w:sz w:val="22"/>
         </w:rPr>
-        <w:t>"&gt;</w:t>
-      </w:r>
+        <w:t>html</w:t>
+      </w:r>
+      <w:proofErr w:type="gramStart"/>
       <w:r>
         <w:rPr>
           <w:rFonts w:ascii="Courier New" w:hAnsi="Courier New"/>
           <w:sz w:val="22"/>
           <w:lang w:val="ru-RU"/>
         </w:rPr>
-        <w:t>Главная</w:t>
+        <w:t>"&gt;</w:t>
       </w:r>
       <w:r>
         <w:rPr>
           <w:rFonts w:ascii="Courier New" w:hAnsi="Courier New"/>
           <w:sz w:val="22"/>
-        </w:rPr>
-        <w:t>&lt;/</w:t>
-      </w:r>
+          <w:lang w:val="ru-RU"/>
+        </w:rPr>
+        <w:t>Главная</w:t>
+      </w:r>
+      <w:proofErr w:type="gramEnd"/>
       <w:r>
         <w:rPr>
           <w:rFonts w:ascii="Courier New" w:hAnsi="Courier New"/>
           <w:sz w:val="22"/>
-        </w:rPr>
-        <w:t>a</w:t>
+          <w:lang w:val="ru-RU"/>
+        </w:rPr>
+        <w:t>&lt;/</w:t>
       </w:r>
       <w:r>
         <w:rPr>
           <w:rFonts w:ascii="Courier New" w:hAnsi="Courier New"/>
           <w:sz w:val="22"/>
         </w:rPr>
-        <w:t>&gt;</w:t>
+        <w:t>a</w:t>
       </w:r>
       <w:r>
         <w:rPr>
           <w:rFonts w:ascii="Courier New" w:hAnsi="Courier New"/>
           <w:sz w:val="22"/>
-        </w:rPr>
-        <w:br/>
-        <w:t xml:space="preserve">    &lt;</w:t>
+          <w:lang w:val="ru-RU"/>
+        </w:rPr>
+        <w:t>&gt;</w:t>
       </w:r>
       <w:r>
         <w:rPr>
           <w:rFonts w:ascii="Courier New" w:hAnsi="Courier New"/>
           <w:sz w:val="22"/>
-        </w:rPr>
-        <w:t>a</w:t>
-      </w:r>
+          <w:lang w:val="ru-RU"/>
+        </w:rPr>
+        <w:br/>
+        <w:t xml:space="preserve"> </w:t>
+      </w:r>
+      <w:proofErr w:type="gramStart"/>
       <w:r>
         <w:rPr>
           <w:rFonts w:ascii="Courier New" w:hAnsi="Courier New"/>
           <w:sz w:val="22"/>
-        </w:rPr>
-        <w:t xml:space="preserve"> </w:t>
-      </w:r>
-      <w:proofErr w:type="spellStart"/>
+          <w:lang w:val="ru-RU"/>
+        </w:rPr>
+        <w:t xml:space="preserve">   &lt;</w:t>
+      </w:r>
+      <w:proofErr w:type="gramEnd"/>
       <w:r>
         <w:rPr>
           <w:rFonts w:ascii="Courier New" w:hAnsi="Courier New"/>
           <w:sz w:val="22"/>
         </w:rPr>
-        <w:t>href</w:t>
-      </w:r>
-      <w:proofErr w:type="spellEnd"/>
+        <w:t>a</w:t>
+      </w:r>
       <w:r>
         <w:rPr>
           <w:rFonts w:ascii="Courier New" w:hAnsi="Courier New"/>
           <w:sz w:val="22"/>
-        </w:rPr>
-        <w:t>="</w:t>
-      </w:r>
+          <w:lang w:val="ru-RU"/>
+        </w:rPr>
+        <w:t xml:space="preserve"> </w:t>
+      </w:r>
+      <w:proofErr w:type="spellStart"/>
       <w:r>
         <w:rPr>
           <w:rFonts w:ascii="Courier New" w:hAnsi="Courier New"/>
           <w:sz w:val="22"/>
         </w:rPr>
-        <w:t>catalog</w:t>
-      </w:r>
+        <w:t>href</w:t>
+      </w:r>
+      <w:proofErr w:type="spellEnd"/>
       <w:r>
         <w:rPr>
           <w:rFonts w:ascii="Courier New" w:hAnsi="Courier New"/>
           <w:sz w:val="22"/>
-        </w:rPr>
-        <w:t>.</w:t>
+          <w:lang w:val="ru-RU"/>
+        </w:rPr>
+        <w:t>="</w:t>
       </w:r>
       <w:r>
         <w:rPr>
           <w:rFonts w:ascii="Courier New" w:hAnsi="Courier New"/>
           <w:sz w:val="22"/>
         </w:rPr>
-        <w:t>html</w:t>
+        <w:t>catalog</w:t>
       </w:r>
       <w:r>
         <w:rPr>
           <w:rFonts w:ascii="Courier New" w:hAnsi="Courier New"/>
           <w:sz w:val="22"/>
-        </w:rPr>
-        <w:t>"&gt;</w:t>
+          <w:lang w:val="ru-RU"/>
+        </w:rPr>
+        <w:t>.</w:t>
       </w:r>
       <w:r>
         <w:rPr>
           <w:rFonts w:ascii="Courier New" w:hAnsi="Courier New"/>
           <w:sz w:val="22"/>
-          <w:lang w:val="ru-RU"/>
-        </w:rPr>
-        <w:t>Каталог</w:t>
-      </w:r>
+        </w:rPr>
+        <w:t>html</w:t>
+      </w:r>
+      <w:proofErr w:type="gramStart"/>
       <w:r>
         <w:rPr>
           <w:rFonts w:ascii="Courier New" w:hAnsi="Courier New"/>
           <w:sz w:val="22"/>
-        </w:rPr>
-        <w:t>&lt;/</w:t>
+          <w:lang w:val="ru-RU"/>
+        </w:rPr>
+        <w:t>"&gt;</w:t>
       </w:r>
       <w:r>
         <w:rPr>
           <w:rFonts w:ascii="Courier New" w:hAnsi="Courier New"/>
           <w:sz w:val="22"/>
-        </w:rPr>
-        <w:t>a</w:t>
-      </w:r>
+          <w:lang w:val="ru-RU"/>
+        </w:rPr>
+        <w:t>Каталог</w:t>
+      </w:r>
+      <w:proofErr w:type="gramEnd"/>
       <w:r>
         <w:rPr>
           <w:rFonts w:ascii="Courier New" w:hAnsi="Courier New"/>
           <w:sz w:val="22"/>
-        </w:rPr>
-        <w:t>&gt;</w:t>
+          <w:lang w:val="ru-RU"/>
+        </w:rPr>
+        <w:t>&lt;/</w:t>
       </w:r>
       <w:r>
         <w:rPr>
           <w:rFonts w:ascii="Courier New" w:hAnsi="Courier New"/>
           <w:sz w:val="22"/>
         </w:rPr>
-        <w:br/>
-        <w:t xml:space="preserve">    &lt;</w:t>
+        <w:t>a</w:t>
       </w:r>
       <w:r>
         <w:rPr>
           <w:rFonts w:ascii="Courier New" w:hAnsi="Courier New"/>
           <w:sz w:val="22"/>
-        </w:rPr>
-        <w:t>a</w:t>
+          <w:lang w:val="ru-RU"/>
+        </w:rPr>
+        <w:t>&gt;</w:t>
       </w:r>
       <w:r>
         <w:rPr>
           <w:rFonts w:ascii="Courier New" w:hAnsi="Courier New"/>
           <w:sz w:val="22"/>
-        </w:rPr>
+          <w:lang w:val="ru-RU"/>
+        </w:rPr>
+        <w:br/>
         <w:t xml:space="preserve"> </w:t>
       </w:r>
-      <w:proofErr w:type="spellStart"/>
+      <w:proofErr w:type="gramStart"/>
       <w:r>
         <w:rPr>
           <w:rFonts w:ascii="Courier New" w:hAnsi="Courier New"/>
           <w:sz w:val="22"/>
-        </w:rPr>
-        <w:t>href</w:t>
-      </w:r>
-      <w:proofErr w:type="spellEnd"/>
+          <w:lang w:val="ru-RU"/>
+        </w:rPr>
+        <w:t xml:space="preserve">   &lt;</w:t>
+      </w:r>
+      <w:proofErr w:type="gramEnd"/>
       <w:r>
         <w:rPr>
           <w:rFonts w:ascii="Courier New" w:hAnsi="Courier New"/>
           <w:sz w:val="22"/>
         </w:rPr>
-        <w:t>="</w:t>
+        <w:t>a</w:t>
       </w:r>
       <w:r>
         <w:rPr>
           <w:rFonts w:ascii="Courier New" w:hAnsi="Courier New"/>
           <w:sz w:val="22"/>
-        </w:rPr>
-        <w:t>about</w:t>
-      </w:r>
+          <w:lang w:val="ru-RU"/>
+        </w:rPr>
+        <w:t xml:space="preserve"> </w:t>
+      </w:r>
+      <w:proofErr w:type="spellStart"/>
       <w:r>
         <w:rPr>
           <w:rFonts w:ascii="Courier New" w:hAnsi="Courier New"/>
           <w:sz w:val="22"/>
         </w:rPr>
-        <w:t>.</w:t>
-      </w:r>
+        <w:t>href</w:t>
+      </w:r>
+      <w:proofErr w:type="spellEnd"/>
       <w:r>
         <w:rPr>
           <w:rFonts w:ascii="Courier New" w:hAnsi="Courier New"/>
           <w:sz w:val="22"/>
-        </w:rPr>
-        <w:t>html</w:t>
+          <w:lang w:val="ru-RU"/>
+        </w:rPr>
+        <w:t>="</w:t>
       </w:r>
       <w:r>
         <w:rPr>
           <w:rFonts w:ascii="Courier New" w:hAnsi="Courier New"/>
           <w:sz w:val="22"/>
         </w:rPr>
-        <w:t>"&gt;</w:t>
+        <w:t>about</w:t>
       </w:r>
       <w:r>
         <w:rPr>
@@ -6504,51 +6697,56 @@
           <w:sz w:val="22"/>
           <w:lang w:val="ru-RU"/>
         </w:rPr>
-        <w:t>О</w:t>
+        <w:t>.</w:t>
       </w:r>
       <w:r>
         <w:rPr>
           <w:rFonts w:ascii="Courier New" w:hAnsi="Courier New"/>
           <w:sz w:val="22"/>
         </w:rPr>
-        <w:t xml:space="preserve"> </w:t>
-      </w:r>
+        <w:t>html</w:t>
+      </w:r>
+      <w:proofErr w:type="gramStart"/>
       <w:r>
         <w:rPr>
           <w:rFonts w:ascii="Courier New" w:hAnsi="Courier New"/>
           <w:sz w:val="22"/>
           <w:lang w:val="ru-RU"/>
         </w:rPr>
-        <w:t>магазине</w:t>
+        <w:t>"&gt;</w:t>
       </w:r>
       <w:r>
         <w:rPr>
           <w:rFonts w:ascii="Courier New" w:hAnsi="Courier New"/>
           <w:sz w:val="22"/>
-        </w:rPr>
-        <w:t>&lt;/</w:t>
-      </w:r>
+          <w:lang w:val="ru-RU"/>
+        </w:rPr>
+        <w:t>О</w:t>
+      </w:r>
+      <w:proofErr w:type="gramEnd"/>
       <w:r>
         <w:rPr>
           <w:rFonts w:ascii="Courier New" w:hAnsi="Courier New"/>
           <w:sz w:val="22"/>
-        </w:rPr>
-        <w:t>a</w:t>
+          <w:lang w:val="ru-RU"/>
+        </w:rPr>
+        <w:t xml:space="preserve"> </w:t>
       </w:r>
       <w:r>
         <w:rPr>
           <w:rFonts w:ascii="Courier New" w:hAnsi="Courier New"/>
           <w:sz w:val="22"/>
-        </w:rPr>
-        <w:t>&gt;</w:t>
+          <w:lang w:val="ru-RU"/>
+        </w:rPr>
+        <w:t>магазине</w:t>
       </w:r>
       <w:r>
         <w:rPr>
           <w:rFonts w:ascii="Courier New" w:hAnsi="Courier New"/>
           <w:sz w:val="22"/>
-        </w:rPr>
-        <w:br/>
-        <w:t xml:space="preserve">    &lt;</w:t>
+          <w:lang w:val="ru-RU"/>
+        </w:rPr>
+        <w:t>&lt;/</w:t>
       </w:r>
       <w:r>
         <w:rPr>
@@ -6561,102 +6759,146 @@
         <w:rPr>
           <w:rFonts w:ascii="Courier New" w:hAnsi="Courier New"/>
           <w:sz w:val="22"/>
-        </w:rPr>
-        <w:t xml:space="preserve"> </w:t>
-      </w:r>
-      <w:proofErr w:type="spellStart"/>
+          <w:lang w:val="ru-RU"/>
+        </w:rPr>
+        <w:t>&gt;</w:t>
+      </w:r>
       <w:r>
         <w:rPr>
           <w:rFonts w:ascii="Courier New" w:hAnsi="Courier New"/>
           <w:sz w:val="22"/>
-        </w:rPr>
-        <w:t>href</w:t>
-      </w:r>
-      <w:proofErr w:type="spellEnd"/>
+          <w:lang w:val="ru-RU"/>
+        </w:rPr>
+        <w:br/>
+        <w:t xml:space="preserve"> </w:t>
+      </w:r>
+      <w:proofErr w:type="gramStart"/>
       <w:r>
         <w:rPr>
           <w:rFonts w:ascii="Courier New" w:hAnsi="Courier New"/>
           <w:sz w:val="22"/>
-        </w:rPr>
-        <w:t>="</w:t>
-      </w:r>
+          <w:lang w:val="ru-RU"/>
+        </w:rPr>
+        <w:t xml:space="preserve">   &lt;</w:t>
+      </w:r>
+      <w:proofErr w:type="gramEnd"/>
       <w:r>
         <w:rPr>
           <w:rFonts w:ascii="Courier New" w:hAnsi="Courier New"/>
           <w:sz w:val="22"/>
         </w:rPr>
-        <w:t>contact</w:t>
+        <w:t>a</w:t>
       </w:r>
       <w:r>
         <w:rPr>
           <w:rFonts w:ascii="Courier New" w:hAnsi="Courier New"/>
           <w:sz w:val="22"/>
-        </w:rPr>
-        <w:t>.</w:t>
-      </w:r>
+          <w:lang w:val="ru-RU"/>
+        </w:rPr>
+        <w:t xml:space="preserve"> </w:t>
+      </w:r>
+      <w:proofErr w:type="spellStart"/>
       <w:r>
         <w:rPr>
           <w:rFonts w:ascii="Courier New" w:hAnsi="Courier New"/>
           <w:sz w:val="22"/>
         </w:rPr>
-        <w:t>html</w:t>
-      </w:r>
+        <w:t>href</w:t>
+      </w:r>
+      <w:proofErr w:type="spellEnd"/>
       <w:r>
         <w:rPr>
           <w:rFonts w:ascii="Courier New" w:hAnsi="Courier New"/>
           <w:sz w:val="22"/>
-        </w:rPr>
-        <w:t>"&gt;</w:t>
+          <w:lang w:val="ru-RU"/>
+        </w:rPr>
+        <w:t>="</w:t>
       </w:r>
       <w:r>
         <w:rPr>
           <w:rFonts w:ascii="Courier New" w:hAnsi="Courier New"/>
           <w:sz w:val="22"/>
-          <w:lang w:val="ru-RU"/>
-        </w:rPr>
-        <w:t>Контакты</w:t>
+        </w:rPr>
+        <w:t>contact</w:t>
       </w:r>
       <w:r>
         <w:rPr>
           <w:rFonts w:ascii="Courier New" w:hAnsi="Courier New"/>
           <w:sz w:val="22"/>
-        </w:rPr>
-        <w:t>&lt;/</w:t>
+          <w:lang w:val="ru-RU"/>
+        </w:rPr>
+        <w:t>.</w:t>
       </w:r>
       <w:r>
         <w:rPr>
           <w:rFonts w:ascii="Courier New" w:hAnsi="Courier New"/>
           <w:sz w:val="22"/>
         </w:rPr>
-        <w:t>a</w:t>
-      </w:r>
+        <w:t>html</w:t>
+      </w:r>
+      <w:proofErr w:type="gramStart"/>
       <w:r>
         <w:rPr>
           <w:rFonts w:ascii="Courier New" w:hAnsi="Courier New"/>
           <w:sz w:val="22"/>
-        </w:rPr>
-        <w:t>&gt;</w:t>
+          <w:lang w:val="ru-RU"/>
+        </w:rPr>
+        <w:t>"&gt;</w:t>
       </w:r>
       <w:r>
         <w:rPr>
           <w:rFonts w:ascii="Courier New" w:hAnsi="Courier New"/>
           <w:sz w:val="22"/>
-        </w:rPr>
-        <w:br/>
-        <w:t>&lt;/</w:t>
-      </w:r>
+          <w:lang w:val="ru-RU"/>
+        </w:rPr>
+        <w:t>Контакты</w:t>
+      </w:r>
+      <w:proofErr w:type="gramEnd"/>
       <w:r>
         <w:rPr>
           <w:rFonts w:ascii="Courier New" w:hAnsi="Courier New"/>
           <w:sz w:val="22"/>
-        </w:rPr>
-        <w:t>nav</w:t>
+          <w:lang w:val="ru-RU"/>
+        </w:rPr>
+        <w:t>&lt;/</w:t>
       </w:r>
       <w:r>
         <w:rPr>
           <w:rFonts w:ascii="Courier New" w:hAnsi="Courier New"/>
           <w:sz w:val="22"/>
         </w:rPr>
+        <w:t>a</w:t>
+      </w:r>
+      <w:r>
+        <w:rPr>
+          <w:rFonts w:ascii="Courier New" w:hAnsi="Courier New"/>
+          <w:sz w:val="22"/>
+          <w:lang w:val="ru-RU"/>
+        </w:rPr>
+        <w:t>&gt;</w:t>
+      </w:r>
+      <w:r>
+        <w:rPr>
+          <w:rFonts w:ascii="Courier New" w:hAnsi="Courier New"/>
+          <w:sz w:val="22"/>
+          <w:lang w:val="ru-RU"/>
+        </w:rPr>
+        <w:br/>
+        <w:t>&lt;/</w:t>
+      </w:r>
+      <w:r>
+        <w:rPr>
+          <w:rFonts w:ascii="Courier New" w:hAnsi="Courier New"/>
+          <w:sz w:val="22"/>
+        </w:rPr>
+        <w:t>nav</w:t>
+      </w:r>
+      <w:r>
+        <w:rPr>
+          <w:rFonts w:ascii="Courier New" w:hAnsi="Courier New"/>
+          <w:sz w:val="22"/>
+          <w:lang w:val="ru-RU"/>
+        </w:rPr>
         <w:t>&gt;</w:t>
       </w:r>
     </w:p>
@@ -7114,6 +7356,9 @@
     <w:p>
       <w:pPr>
         <w:spacing w:after="0" w:line="360" w:lineRule="auto"/>
+        <w:rPr>
+          <w:lang w:val="ru-RU"/>
+        </w:rPr>
       </w:pPr>
       <w:r>
         <w:t>CSS</w:t>
@@ -7241,6 +7486,7 @@
       </w:r>
       <w:r>
         <w:rPr>
+          <w:noProof/>
           <w:lang w:val="ru-RU"/>
         </w:rPr>
         <w:drawing>
@@ -7259,7 +7505,7 @@
                     <pic:cNvPicPr/>
                   </pic:nvPicPr>
                   <pic:blipFill>
-                    <a:blip r:embed="rId9"/>
+                    <a:blip r:embed="rId11"/>
                     <a:stretch>
                       <a:fillRect/>
                     </a:stretch>
@@ -7868,9 +8114,6 @@
         </w:rPr>
       </w:pPr>
       <w:r>
-        <w:rPr>
-          <w:lang w:val="ru-RU"/>
-        </w:rPr>
         <w:br/>
       </w:r>
     </w:p>
@@ -8770,7 +9013,7 @@
                     </pic:cNvPicPr>
                   </pic:nvPicPr>
                   <pic:blipFill>
-                    <a:blip r:embed="rId10"/>
+                    <a:blip r:embed="rId12"/>
                     <a:stretch>
                       <a:fillRect/>
                     </a:stretch>
@@ -9301,7 +9544,7 @@
                     </pic:cNvPicPr>
                   </pic:nvPicPr>
                   <pic:blipFill>
-                    <a:blip r:embed="rId11"/>
+                    <a:blip r:embed="rId13"/>
                     <a:stretch>
                       <a:fillRect/>
                     </a:stretch>
@@ -9814,6 +10057,9 @@
     <w:p>
       <w:pPr>
         <w:spacing w:after="0" w:line="360" w:lineRule="auto"/>
+        <w:rPr>
+          <w:lang w:val="ru-RU"/>
+        </w:rPr>
       </w:pPr>
       <w:r>
         <w:rPr>
@@ -9851,12 +10097,18 @@
         <w:t>Пример</w:t>
       </w:r>
       <w:r>
+        <w:rPr>
+          <w:lang w:val="ru-RU"/>
+        </w:rPr>
         <w:t xml:space="preserve"> </w:t>
       </w:r>
       <w:r>
         <w:t>media</w:t>
       </w:r>
       <w:r>
+        <w:rPr>
+          <w:lang w:val="ru-RU"/>
+        </w:rPr>
         <w:t>-</w:t>
       </w:r>
       <w:r>
@@ -9866,9 +10118,15 @@
         <w:t>запроса</w:t>
       </w:r>
       <w:r>
+        <w:rPr>
+          <w:lang w:val="ru-RU"/>
+        </w:rPr>
         <w:t>:</w:t>
       </w:r>
       <w:r>
+        <w:rPr>
+          <w:lang w:val="ru-RU"/>
+        </w:rPr>
         <w:br/>
         <w:t>@</w:t>
       </w:r>
@@ -9876,27 +10134,44 @@
         <w:t>media</w:t>
       </w:r>
       <w:r>
+        <w:rPr>
+          <w:lang w:val="ru-RU"/>
+        </w:rPr>
         <w:t xml:space="preserve"> (</w:t>
       </w:r>
       <w:r>
         <w:t>max</w:t>
       </w:r>
       <w:r>
+        <w:rPr>
+          <w:lang w:val="ru-RU"/>
+        </w:rPr>
         <w:t>-</w:t>
       </w:r>
       <w:r>
         <w:t>width</w:t>
       </w:r>
       <w:r>
+        <w:rPr>
+          <w:lang w:val="ru-RU"/>
+        </w:rPr>
         <w:t>: 620</w:t>
       </w:r>
+      <w:proofErr w:type="spellStart"/>
       <w:r>
         <w:t>px</w:t>
       </w:r>
-      <w:r>
+      <w:proofErr w:type="spellEnd"/>
+      <w:r>
+        <w:rPr>
+          <w:lang w:val="ru-RU"/>
+        </w:rPr>
         <w:t>) {</w:t>
       </w:r>
       <w:r>
+        <w:rPr>
+          <w:lang w:val="ru-RU"/>
+        </w:rPr>
         <w:br/>
         <w:t>.</w:t>
       </w:r>
@@ -9904,42 +10179,68 @@
         <w:t>product</w:t>
       </w:r>
       <w:r>
+        <w:rPr>
+          <w:lang w:val="ru-RU"/>
+        </w:rPr>
         <w:t>-</w:t>
       </w:r>
       <w:r>
         <w:t>grid</w:t>
       </w:r>
       <w:r>
+        <w:rPr>
+          <w:lang w:val="ru-RU"/>
+        </w:rPr>
         <w:t xml:space="preserve"> {</w:t>
       </w:r>
       <w:r>
+        <w:rPr>
+          <w:lang w:val="ru-RU"/>
+        </w:rPr>
         <w:br/>
       </w:r>
       <w:r>
         <w:t>grid</w:t>
       </w:r>
       <w:r>
+        <w:rPr>
+          <w:lang w:val="ru-RU"/>
+        </w:rPr>
         <w:t>-</w:t>
       </w:r>
       <w:r>
         <w:t>template</w:t>
       </w:r>
       <w:r>
+        <w:rPr>
+          <w:lang w:val="ru-RU"/>
+        </w:rPr>
         <w:t>-</w:t>
       </w:r>
       <w:r>
         <w:t>columns</w:t>
       </w:r>
       <w:r>
+        <w:rPr>
+          <w:lang w:val="ru-RU"/>
+        </w:rPr>
         <w:t>: 1</w:t>
       </w:r>
+      <w:proofErr w:type="spellStart"/>
       <w:r>
         <w:t>fr</w:t>
       </w:r>
-      <w:r>
+      <w:proofErr w:type="spellEnd"/>
+      <w:r>
+        <w:rPr>
+          <w:lang w:val="ru-RU"/>
+        </w:rPr>
         <w:t>;</w:t>
       </w:r>
       <w:r>
+        <w:rPr>
+          <w:lang w:val="ru-RU"/>
+        </w:rPr>
         <w:br/>
         <w:t>}}</w:t>
       </w:r>
@@ -9954,6 +10255,7 @@
       <w:r>
         <w:rPr>
           <w:b/>
+          <w:noProof/>
         </w:rPr>
         <w:drawing>
           <wp:inline distT="0" distB="0" distL="0" distR="0" wp14:anchorId="3B8C1DFA" wp14:editId="6DA6E1A0">
@@ -9971,7 +10273,7 @@
                     <pic:cNvPicPr/>
                   </pic:nvPicPr>
                   <pic:blipFill>
-                    <a:blip r:embed="rId12"/>
+                    <a:blip r:embed="rId14"/>
                     <a:stretch>
                       <a:fillRect/>
                     </a:stretch>
@@ -9997,6 +10299,7 @@
         <w:spacing w:after="0" w:line="360" w:lineRule="auto"/>
         <w:rPr>
           <w:b/>
+          <w:lang w:val="ru-RU"/>
         </w:rPr>
       </w:pPr>
       <w:r>
@@ -10506,6 +10809,647 @@
           <w:lang w:val="az-Latn-AZ"/>
         </w:rPr>
       </w:pPr>
+    </w:p>
+    <w:p>
+      <w:pPr>
+        <w:spacing w:after="0" w:line="360" w:lineRule="auto"/>
+        <w:rPr>
+          <w:lang w:val="az-Latn-AZ"/>
+        </w:rPr>
+      </w:pPr>
+    </w:p>
+    <w:p>
+      <w:pPr>
+        <w:spacing w:after="0" w:line="360" w:lineRule="auto"/>
+        <w:rPr>
+          <w:lang w:val="az-Latn-AZ"/>
+        </w:rPr>
+      </w:pPr>
+    </w:p>
+    <w:p>
+      <w:pPr>
+        <w:spacing w:after="0" w:line="360" w:lineRule="auto"/>
+        <w:rPr>
+          <w:lang w:val="az-Latn-AZ"/>
+        </w:rPr>
+      </w:pPr>
+    </w:p>
+    <w:p>
+      <w:pPr>
+        <w:spacing w:after="0" w:line="360" w:lineRule="auto"/>
+        <w:rPr>
+          <w:lang w:val="az-Latn-AZ"/>
+        </w:rPr>
+      </w:pPr>
+    </w:p>
+    <w:p>
+      <w:pPr>
+        <w:spacing w:after="0" w:line="360" w:lineRule="auto"/>
+        <w:rPr>
+          <w:lang w:val="az-Latn-AZ"/>
+        </w:rPr>
+      </w:pPr>
+    </w:p>
+    <w:p>
+      <w:pPr>
+        <w:spacing w:after="0" w:line="360" w:lineRule="auto"/>
+        <w:rPr>
+          <w:lang w:val="az-Latn-AZ"/>
+        </w:rPr>
+      </w:pPr>
+    </w:p>
+    <w:p>
+      <w:pPr>
+        <w:spacing w:after="0" w:line="360" w:lineRule="auto"/>
+        <w:rPr>
+          <w:lang w:val="az-Latn-AZ"/>
+        </w:rPr>
+      </w:pPr>
+    </w:p>
+    <w:p>
+      <w:pPr>
+        <w:spacing w:after="0" w:line="360" w:lineRule="auto"/>
+        <w:rPr>
+          <w:lang w:val="az-Latn-AZ"/>
+        </w:rPr>
+      </w:pPr>
+    </w:p>
+    <w:p>
+      <w:pPr>
+        <w:spacing w:after="0" w:line="360" w:lineRule="auto"/>
+        <w:rPr>
+          <w:lang w:val="az-Latn-AZ"/>
+        </w:rPr>
+      </w:pPr>
+    </w:p>
+    <w:p>
+      <w:pPr>
+        <w:spacing w:after="0" w:line="360" w:lineRule="auto"/>
+        <w:rPr>
+          <w:lang w:val="az-Latn-AZ"/>
+        </w:rPr>
+      </w:pPr>
+    </w:p>
+    <w:p>
+      <w:pPr>
+        <w:spacing w:after="0" w:line="360" w:lineRule="auto"/>
+        <w:rPr>
+          <w:lang w:val="az-Latn-AZ"/>
+        </w:rPr>
+      </w:pPr>
+    </w:p>
+    <w:p>
+      <w:pPr>
+        <w:spacing w:after="0" w:line="360" w:lineRule="auto"/>
+        <w:rPr>
+          <w:lang w:val="az-Latn-AZ"/>
+        </w:rPr>
+      </w:pPr>
+    </w:p>
+    <w:p>
+      <w:pPr>
+        <w:spacing w:after="0" w:line="360" w:lineRule="auto"/>
+        <w:rPr>
+          <w:lang w:val="az-Latn-AZ"/>
+        </w:rPr>
+      </w:pPr>
+    </w:p>
+    <w:p>
+      <w:pPr>
+        <w:spacing w:after="0" w:line="360" w:lineRule="auto"/>
+        <w:jc w:val="center"/>
+        <w:rPr>
+          <w:lang w:val="ru-RU"/>
+        </w:rPr>
+      </w:pPr>
+      <w:r>
+        <w:rPr>
+          <w:lang w:val="ru-RU"/>
+        </w:rPr>
+        <w:lastRenderedPageBreak/>
+        <w:t>СПИСОК ЛИТЕРАТУРЫ</w:t>
+      </w:r>
+    </w:p>
+    <w:p>
+      <w:pPr>
+        <w:spacing w:after="0" w:line="360" w:lineRule="auto"/>
+        <w:jc w:val="center"/>
+        <w:rPr>
+          <w:lang w:val="ru-RU"/>
+        </w:rPr>
+      </w:pPr>
+    </w:p>
+    <w:p>
+      <w:pPr>
+        <w:spacing w:after="0" w:line="360" w:lineRule="auto"/>
+        <w:jc w:val="center"/>
+        <w:rPr>
+          <w:lang w:val="ru-RU"/>
+        </w:rPr>
+      </w:pPr>
+    </w:p>
+    <w:p>
+      <w:pPr>
+        <w:spacing w:after="0" w:line="360" w:lineRule="auto"/>
+        <w:jc w:val="center"/>
+        <w:rPr>
+          <w:lang w:val="ru-RU"/>
+        </w:rPr>
+      </w:pPr>
+    </w:p>
+    <w:p>
+      <w:pPr>
+        <w:numPr>
+          <w:ilvl w:val="0"/>
+          <w:numId w:val="19"/>
+        </w:numPr>
+        <w:spacing w:after="0" w:line="360" w:lineRule="auto"/>
+        <w:rPr>
+          <w:lang w:val="ru-RU"/>
+        </w:rPr>
+      </w:pPr>
+      <w:proofErr w:type="spellStart"/>
+      <w:r>
+        <w:rPr>
+          <w:lang w:val="ru-RU"/>
+        </w:rPr>
+        <w:t>Дакетт</w:t>
+      </w:r>
+      <w:proofErr w:type="spellEnd"/>
+      <w:r>
+        <w:rPr>
+          <w:lang w:val="ru-RU"/>
+        </w:rPr>
+        <w:t xml:space="preserve"> Дж. </w:t>
+      </w:r>
+      <w:r>
+        <w:t>HTML</w:t>
+      </w:r>
+      <w:r>
+        <w:rPr>
+          <w:lang w:val="ru-RU"/>
+        </w:rPr>
+        <w:t xml:space="preserve"> и </w:t>
+      </w:r>
+      <w:r>
+        <w:t>CSS</w:t>
+      </w:r>
+      <w:r>
+        <w:rPr>
+          <w:lang w:val="ru-RU"/>
+        </w:rPr>
+        <w:t>. Разработка и дизайн веб-сайтов. — Москва: Эксмо, 2021.</w:t>
+      </w:r>
+    </w:p>
+    <w:p>
+      <w:pPr>
+        <w:numPr>
+          <w:ilvl w:val="0"/>
+          <w:numId w:val="19"/>
+        </w:numPr>
+        <w:spacing w:after="0" w:line="360" w:lineRule="auto"/>
+        <w:rPr>
+          <w:lang w:val="ru-RU"/>
+        </w:rPr>
+      </w:pPr>
+      <w:r>
+        <w:rPr>
+          <w:lang w:val="ru-RU"/>
+        </w:rPr>
+        <w:t xml:space="preserve">Фримен Э., Робсон Э. Изучаем </w:t>
+      </w:r>
+      <w:r>
+        <w:t>HTML</w:t>
+      </w:r>
+      <w:r>
+        <w:rPr>
+          <w:lang w:val="ru-RU"/>
+        </w:rPr>
+        <w:t xml:space="preserve">, </w:t>
+      </w:r>
+      <w:r>
+        <w:t>XHTML</w:t>
+      </w:r>
+      <w:r>
+        <w:rPr>
+          <w:lang w:val="ru-RU"/>
+        </w:rPr>
+        <w:t xml:space="preserve"> и </w:t>
+      </w:r>
+      <w:r>
+        <w:t>CSS</w:t>
+      </w:r>
+      <w:r>
+        <w:rPr>
+          <w:lang w:val="ru-RU"/>
+        </w:rPr>
+        <w:t>. — Санкт-Петербург: Питер, 2020.</w:t>
+      </w:r>
+    </w:p>
+    <w:p>
+      <w:pPr>
+        <w:numPr>
+          <w:ilvl w:val="0"/>
+          <w:numId w:val="19"/>
+        </w:numPr>
+        <w:spacing w:after="0" w:line="360" w:lineRule="auto"/>
+        <w:rPr>
+          <w:lang w:val="ru-RU"/>
+        </w:rPr>
+      </w:pPr>
+      <w:proofErr w:type="spellStart"/>
+      <w:r>
+        <w:rPr>
+          <w:lang w:val="ru-RU"/>
+        </w:rPr>
+        <w:t>Флэнаган</w:t>
+      </w:r>
+      <w:proofErr w:type="spellEnd"/>
+      <w:r>
+        <w:rPr>
+          <w:lang w:val="ru-RU"/>
+        </w:rPr>
+        <w:t xml:space="preserve"> Д. </w:t>
+      </w:r>
+      <w:r>
+        <w:t>JavaScript</w:t>
+      </w:r>
+      <w:r>
+        <w:rPr>
+          <w:lang w:val="ru-RU"/>
+        </w:rPr>
+        <w:t>. Подробное руководство. — Москва: Вильямс, 2022.</w:t>
+      </w:r>
+    </w:p>
+    <w:p>
+      <w:pPr>
+        <w:numPr>
+          <w:ilvl w:val="0"/>
+          <w:numId w:val="19"/>
+        </w:numPr>
+        <w:spacing w:after="0" w:line="360" w:lineRule="auto"/>
+        <w:rPr>
+          <w:lang w:val="ru-RU"/>
+        </w:rPr>
+      </w:pPr>
+      <w:r>
+        <w:rPr>
+          <w:lang w:val="ru-RU"/>
+        </w:rPr>
+        <w:t xml:space="preserve">Никсон Р. Создаем динамические веб-сайты с помощью </w:t>
+      </w:r>
+      <w:r>
+        <w:t>PHP</w:t>
+      </w:r>
+      <w:r>
+        <w:rPr>
+          <w:lang w:val="ru-RU"/>
+        </w:rPr>
+        <w:t xml:space="preserve">, </w:t>
+      </w:r>
+      <w:r>
+        <w:t>MySQL</w:t>
+      </w:r>
+      <w:r>
+        <w:rPr>
+          <w:lang w:val="ru-RU"/>
+        </w:rPr>
+        <w:t xml:space="preserve">, </w:t>
+      </w:r>
+      <w:r>
+        <w:t>JavaScript</w:t>
+      </w:r>
+      <w:r>
+        <w:rPr>
+          <w:lang w:val="ru-RU"/>
+        </w:rPr>
+        <w:t xml:space="preserve">, </w:t>
+      </w:r>
+      <w:r>
+        <w:t>CSS</w:t>
+      </w:r>
+      <w:r>
+        <w:rPr>
+          <w:lang w:val="ru-RU"/>
+        </w:rPr>
+        <w:t xml:space="preserve"> и </w:t>
+      </w:r>
+      <w:r>
+        <w:t>HTML</w:t>
+      </w:r>
+      <w:r>
+        <w:rPr>
+          <w:lang w:val="ru-RU"/>
+        </w:rPr>
+        <w:t>5. — Москва: Вильямс, 2021.</w:t>
+      </w:r>
+    </w:p>
+    <w:p>
+      <w:pPr>
+        <w:numPr>
+          <w:ilvl w:val="0"/>
+          <w:numId w:val="19"/>
+        </w:numPr>
+        <w:spacing w:after="0" w:line="360" w:lineRule="auto"/>
+        <w:rPr>
+          <w:lang w:val="ru-RU"/>
+        </w:rPr>
+      </w:pPr>
+      <w:r>
+        <w:rPr>
+          <w:lang w:val="ru-RU"/>
+        </w:rPr>
+        <w:t>Гаскин Д. Современный веб-дизайн и разработка интерфейсов. — Санкт-Петербург: БХВ-Петербург, 2020.</w:t>
+      </w:r>
+    </w:p>
+    <w:p>
+      <w:pPr>
+        <w:numPr>
+          <w:ilvl w:val="0"/>
+          <w:numId w:val="19"/>
+        </w:numPr>
+        <w:spacing w:after="0" w:line="360" w:lineRule="auto"/>
+      </w:pPr>
+      <w:r>
+        <w:t>MDN Web Docs. HTML5, CSS3 и JavaScript Documentation.</w:t>
+      </w:r>
+      <w:r>
+        <w:br/>
+      </w:r>
+      <w:hyperlink r:id="rId15" w:history="1">
+        <w:r>
+          <w:rPr>
+            <w:rStyle w:val="Hyperlink"/>
+          </w:rPr>
+          <w:t>MDN Web Docs</w:t>
+        </w:r>
+      </w:hyperlink>
+    </w:p>
+    <w:p>
+      <w:pPr>
+        <w:numPr>
+          <w:ilvl w:val="0"/>
+          <w:numId w:val="19"/>
+        </w:numPr>
+        <w:spacing w:after="0" w:line="360" w:lineRule="auto"/>
+      </w:pPr>
+      <w:hyperlink r:id="rId16" w:history="1">
+        <w:r>
+          <w:rPr>
+            <w:rStyle w:val="Hyperlink"/>
+          </w:rPr>
+          <w:t>W3Schools</w:t>
+        </w:r>
+      </w:hyperlink>
+      <w:r>
+        <w:t xml:space="preserve"> — </w:t>
+      </w:r>
+      <w:proofErr w:type="spellStart"/>
+      <w:r>
+        <w:t>учебные</w:t>
+      </w:r>
+      <w:proofErr w:type="spellEnd"/>
+      <w:r>
+        <w:t xml:space="preserve"> </w:t>
+      </w:r>
+      <w:proofErr w:type="spellStart"/>
+      <w:r>
+        <w:t>материалы</w:t>
+      </w:r>
+      <w:proofErr w:type="spellEnd"/>
+      <w:r>
+        <w:t xml:space="preserve"> </w:t>
+      </w:r>
+      <w:proofErr w:type="spellStart"/>
+      <w:r>
+        <w:t>по</w:t>
+      </w:r>
+      <w:proofErr w:type="spellEnd"/>
+      <w:r>
+        <w:t xml:space="preserve"> HTML, CSS и JavaScript.</w:t>
+      </w:r>
+    </w:p>
+    <w:p>
+      <w:pPr>
+        <w:numPr>
+          <w:ilvl w:val="0"/>
+          <w:numId w:val="19"/>
+        </w:numPr>
+        <w:spacing w:after="0" w:line="360" w:lineRule="auto"/>
+      </w:pPr>
+      <w:hyperlink r:id="rId17" w:history="1">
+        <w:r>
+          <w:rPr>
+            <w:rStyle w:val="Hyperlink"/>
+          </w:rPr>
+          <w:t>JavaScript.info</w:t>
+        </w:r>
+      </w:hyperlink>
+      <w:r>
+        <w:t xml:space="preserve"> — </w:t>
+      </w:r>
+      <w:proofErr w:type="spellStart"/>
+      <w:r>
+        <w:t>современный</w:t>
+      </w:r>
+      <w:proofErr w:type="spellEnd"/>
+      <w:r>
+        <w:t xml:space="preserve"> </w:t>
+      </w:r>
+      <w:proofErr w:type="spellStart"/>
+      <w:r>
+        <w:t>учебник</w:t>
+      </w:r>
+      <w:proofErr w:type="spellEnd"/>
+      <w:r>
+        <w:t xml:space="preserve"> </w:t>
+      </w:r>
+      <w:proofErr w:type="spellStart"/>
+      <w:r>
+        <w:t>по</w:t>
+      </w:r>
+      <w:proofErr w:type="spellEnd"/>
+      <w:r>
+        <w:t xml:space="preserve"> JavaScript.</w:t>
+      </w:r>
+    </w:p>
+    <w:p>
+      <w:pPr>
+        <w:numPr>
+          <w:ilvl w:val="0"/>
+          <w:numId w:val="19"/>
+        </w:numPr>
+        <w:spacing w:after="0" w:line="360" w:lineRule="auto"/>
+      </w:pPr>
+      <w:hyperlink r:id="rId18" w:history="1">
+        <w:r>
+          <w:rPr>
+            <w:rStyle w:val="Hyperlink"/>
+          </w:rPr>
+          <w:t>HTML Living Standard (WHATWG)</w:t>
+        </w:r>
+      </w:hyperlink>
+    </w:p>
+    <w:p>
+      <w:pPr>
+        <w:numPr>
+          <w:ilvl w:val="0"/>
+          <w:numId w:val="19"/>
+        </w:numPr>
+        <w:spacing w:after="0" w:line="360" w:lineRule="auto"/>
+      </w:pPr>
+      <w:hyperlink r:id="rId19" w:history="1">
+        <w:r>
+          <w:rPr>
+            <w:rStyle w:val="Hyperlink"/>
+          </w:rPr>
+          <w:t>CSS Reference by MDN</w:t>
+        </w:r>
+      </w:hyperlink>
+    </w:p>
+    <w:p>
+      <w:pPr>
+        <w:spacing w:after="0" w:line="360" w:lineRule="auto"/>
+        <w:rPr>
+          <w:lang w:val="ru-RU"/>
+        </w:rPr>
+      </w:pPr>
+    </w:p>
+    <w:p>
+      <w:pPr>
+        <w:spacing w:after="0" w:line="360" w:lineRule="auto"/>
+        <w:rPr>
+          <w:lang w:val="ru-RU"/>
+        </w:rPr>
+      </w:pPr>
+    </w:p>
+    <w:p>
+      <w:pPr>
+        <w:spacing w:after="0" w:line="360" w:lineRule="auto"/>
+        <w:rPr>
+          <w:lang w:val="ru-RU"/>
+        </w:rPr>
+      </w:pPr>
+    </w:p>
+    <w:p>
+      <w:pPr>
+        <w:spacing w:after="0" w:line="360" w:lineRule="auto"/>
+        <w:rPr>
+          <w:lang w:val="ru-RU"/>
+        </w:rPr>
+      </w:pPr>
+    </w:p>
+    <w:p>
+      <w:pPr>
+        <w:spacing w:after="0" w:line="360" w:lineRule="auto"/>
+        <w:rPr>
+          <w:lang w:val="ru-RU"/>
+        </w:rPr>
+      </w:pPr>
+    </w:p>
+    <w:p>
+      <w:pPr>
+        <w:spacing w:after="0" w:line="360" w:lineRule="auto"/>
+        <w:rPr>
+          <w:lang w:val="ru-RU"/>
+        </w:rPr>
+      </w:pPr>
+    </w:p>
+    <w:p>
+      <w:pPr>
+        <w:spacing w:after="0" w:line="360" w:lineRule="auto"/>
+        <w:rPr>
+          <w:lang w:val="ru-RU"/>
+        </w:rPr>
+      </w:pPr>
+    </w:p>
+    <w:p>
+      <w:pPr>
+        <w:spacing w:after="0" w:line="360" w:lineRule="auto"/>
+        <w:jc w:val="center"/>
+        <w:rPr>
+          <w:b/>
+          <w:bCs/>
+          <w:lang w:val="ru-RU"/>
+        </w:rPr>
+      </w:pPr>
+      <w:r>
+        <w:rPr>
+          <w:b/>
+          <w:bCs/>
+          <w:lang w:val="ru-RU"/>
+        </w:rPr>
+        <w:lastRenderedPageBreak/>
+        <w:t>ПРИЛОЖЕНИЯ</w:t>
+      </w:r>
+    </w:p>
+    <w:p>
+      <w:pPr>
+        <w:spacing w:after="0" w:line="360" w:lineRule="auto"/>
+        <w:rPr>
+          <w:lang w:val="ru-RU"/>
+        </w:rPr>
+      </w:pPr>
+      <w:r>
+        <w:rPr>
+          <w:lang w:val="ru-RU"/>
+        </w:rPr>
+        <w:t>Репозиторий</w:t>
+      </w:r>
+    </w:p>
+    <w:p>
+      <w:pPr>
+        <w:pStyle w:val="ListParagraph"/>
+        <w:numPr>
+          <w:ilvl w:val="0"/>
+          <w:numId w:val="18"/>
+        </w:numPr>
+        <w:spacing w:after="0" w:line="360" w:lineRule="auto"/>
+        <w:rPr>
+          <w:lang w:val="ru-RU"/>
+        </w:rPr>
+      </w:pPr>
+      <w:r>
+        <w:rPr>
+          <w:lang w:val="ru-RU"/>
+        </w:rPr>
+        <w:t>https://github.com/seyidmamedov/SeyidbalaMamedov.git</w:t>
+      </w:r>
+    </w:p>
+    <w:p>
+      <w:pPr>
+        <w:spacing w:after="0" w:line="360" w:lineRule="auto"/>
+        <w:rPr>
+          <w:lang w:val="ru-RU"/>
+        </w:rPr>
+      </w:pPr>
+      <w:r>
+        <w:rPr>
+          <w:lang w:val="ru-RU"/>
+        </w:rPr>
+        <w:t>Страница сайта</w:t>
+      </w:r>
+    </w:p>
+    <w:p>
+      <w:pPr>
+        <w:pStyle w:val="ListParagraph"/>
+        <w:numPr>
+          <w:ilvl w:val="0"/>
+          <w:numId w:val="18"/>
+        </w:numPr>
+        <w:spacing w:after="0" w:line="360" w:lineRule="auto"/>
+        <w:rPr>
+          <w:lang w:val="ru-RU"/>
+        </w:rPr>
+      </w:pPr>
+      <w:hyperlink r:id="rId20" w:history="1">
+        <w:r>
+          <w:rPr>
+            <w:rStyle w:val="Hyperlink"/>
+          </w:rPr>
+          <w:t xml:space="preserve">Elegance Shoes </w:t>
+        </w:r>
+      </w:hyperlink>
     </w:p>
     <w:sectPr>
       <w:pgSz w:w="12240" w:h="15840"/>
@@ -11188,6 +12132,119 @@
     </w:lvl>
   </w:abstractNum>
   <w:abstractNum w:abstractNumId="12" w15:restartNumberingAfterBreak="0">
+    <w:nsid w:val="22316BFE"/>
+    <w:multiLevelType w:val="multilevel"/>
+    <w:tmpl w:val="8708AFD8"/>
+    <w:lvl w:ilvl="0">
+      <w:start w:val="1"/>
+      <w:numFmt w:val="decimal"/>
+      <w:lvlText w:val="%1."/>
+      <w:lvlJc w:val="left"/>
+      <w:pPr>
+        <w:tabs>
+          <w:tab w:val="num" w:pos="720"/>
+        </w:tabs>
+        <w:ind w:left="720" w:hanging="360"/>
+      </w:pPr>
+    </w:lvl>
+    <w:lvl w:ilvl="1" w:tentative="1">
+      <w:start w:val="1"/>
+      <w:numFmt w:val="decimal"/>
+      <w:lvlText w:val="%2."/>
+      <w:lvlJc w:val="left"/>
+      <w:pPr>
+        <w:tabs>
+          <w:tab w:val="num" w:pos="1440"/>
+        </w:tabs>
+        <w:ind w:left="1440" w:hanging="360"/>
+      </w:pPr>
+    </w:lvl>
+    <w:lvl w:ilvl="2" w:tentative="1">
+      <w:start w:val="1"/>
+      <w:numFmt w:val="decimal"/>
+      <w:lvlText w:val="%3."/>
+      <w:lvlJc w:val="left"/>
+      <w:pPr>
+        <w:tabs>
+          <w:tab w:val="num" w:pos="2160"/>
+        </w:tabs>
+        <w:ind w:left="2160" w:hanging="360"/>
+      </w:pPr>
+    </w:lvl>
+    <w:lvl w:ilvl="3" w:tentative="1">
+      <w:start w:val="1"/>
+      <w:numFmt w:val="decimal"/>
+      <w:lvlText w:val="%4."/>
+      <w:lvlJc w:val="left"/>
+      <w:pPr>
+        <w:tabs>
+          <w:tab w:val="num" w:pos="2880"/>
+        </w:tabs>
+        <w:ind w:left="2880" w:hanging="360"/>
+      </w:pPr>
+    </w:lvl>
+    <w:lvl w:ilvl="4" w:tentative="1">
+      <w:start w:val="1"/>
+      <w:numFmt w:val="decimal"/>
+      <w:lvlText w:val="%5."/>
+      <w:lvlJc w:val="left"/>
+      <w:pPr>
+        <w:tabs>
+          <w:tab w:val="num" w:pos="3600"/>
+        </w:tabs>
+        <w:ind w:left="3600" w:hanging="360"/>
+      </w:pPr>
+    </w:lvl>
+    <w:lvl w:ilvl="5" w:tentative="1">
+      <w:start w:val="1"/>
+      <w:numFmt w:val="decimal"/>
+      <w:lvlText w:val="%6."/>
+      <w:lvlJc w:val="left"/>
+      <w:pPr>
+        <w:tabs>
+          <w:tab w:val="num" w:pos="4320"/>
+        </w:tabs>
+        <w:ind w:left="4320" w:hanging="360"/>
+      </w:pPr>
+    </w:lvl>
+    <w:lvl w:ilvl="6" w:tentative="1">
+      <w:start w:val="1"/>
+      <w:numFmt w:val="decimal"/>
+      <w:lvlText w:val="%7."/>
+      <w:lvlJc w:val="left"/>
+      <w:pPr>
+        <w:tabs>
+          <w:tab w:val="num" w:pos="5040"/>
+        </w:tabs>
+        <w:ind w:left="5040" w:hanging="360"/>
+      </w:pPr>
+    </w:lvl>
+    <w:lvl w:ilvl="7" w:tentative="1">
+      <w:start w:val="1"/>
+      <w:numFmt w:val="decimal"/>
+      <w:lvlText w:val="%8."/>
+      <w:lvlJc w:val="left"/>
+      <w:pPr>
+        <w:tabs>
+          <w:tab w:val="num" w:pos="5760"/>
+        </w:tabs>
+        <w:ind w:left="5760" w:hanging="360"/>
+      </w:pPr>
+    </w:lvl>
+    <w:lvl w:ilvl="8" w:tentative="1">
+      <w:start w:val="1"/>
+      <w:numFmt w:val="decimal"/>
+      <w:lvlText w:val="%9."/>
+      <w:lvlJc w:val="left"/>
+      <w:pPr>
+        <w:tabs>
+          <w:tab w:val="num" w:pos="6480"/>
+        </w:tabs>
+        <w:ind w:left="6480" w:hanging="360"/>
+      </w:pPr>
+    </w:lvl>
+  </w:abstractNum>
+  <w:abstractNum w:abstractNumId="13" w15:restartNumberingAfterBreak="0">
     <w:nsid w:val="26386F96"/>
     <w:multiLevelType w:val="multilevel"/>
     <w:tmpl w:val="2FB6BD06"/>
@@ -11336,7 +12393,7 @@
       </w:rPr>
     </w:lvl>
   </w:abstractNum>
-  <w:abstractNum w:abstractNumId="13" w15:restartNumberingAfterBreak="0">
+  <w:abstractNum w:abstractNumId="14" w15:restartNumberingAfterBreak="0">
     <w:nsid w:val="3E3004E1"/>
     <w:multiLevelType w:val="multilevel"/>
     <w:tmpl w:val="C88C2196"/>
@@ -11485,7 +12542,7 @@
       </w:rPr>
     </w:lvl>
   </w:abstractNum>
-  <w:abstractNum w:abstractNumId="14" w15:restartNumberingAfterBreak="0">
+  <w:abstractNum w:abstractNumId="15" w15:restartNumberingAfterBreak="0">
     <w:nsid w:val="5191762B"/>
     <w:multiLevelType w:val="hybridMultilevel"/>
     <w:tmpl w:val="4B185736"/>
@@ -11571,7 +12628,7 @@
       </w:pPr>
     </w:lvl>
   </w:abstractNum>
-  <w:abstractNum w:abstractNumId="15" w15:restartNumberingAfterBreak="0">
+  <w:abstractNum w:abstractNumId="16" w15:restartNumberingAfterBreak="0">
     <w:nsid w:val="696B0289"/>
     <w:multiLevelType w:val="multilevel"/>
     <w:tmpl w:val="BE9E6018"/>
@@ -11720,7 +12777,7 @@
       </w:rPr>
     </w:lvl>
   </w:abstractNum>
-  <w:abstractNum w:abstractNumId="16" w15:restartNumberingAfterBreak="0">
+  <w:abstractNum w:abstractNumId="17" w15:restartNumberingAfterBreak="0">
     <w:nsid w:val="716B6F6B"/>
     <w:multiLevelType w:val="multilevel"/>
     <w:tmpl w:val="6F80DDC0"/>
@@ -11866,6 +12923,119 @@
       <w:rPr>
         <w:rFonts w:ascii="Wingdings" w:hAnsi="Wingdings" w:hint="default"/>
         <w:sz w:val="20"/>
+      </w:rPr>
+    </w:lvl>
+  </w:abstractNum>
+  <w:abstractNum w:abstractNumId="18" w15:restartNumberingAfterBreak="0">
+    <w:nsid w:val="741B7433"/>
+    <w:multiLevelType w:val="hybridMultilevel"/>
+    <w:tmpl w:val="090E9AA8"/>
+    <w:lvl w:ilvl="0" w:tplc="04090001">
+      <w:start w:val="1"/>
+      <w:numFmt w:val="bullet"/>
+      <w:lvlText w:val=""/>
+      <w:lvlJc w:val="left"/>
+      <w:pPr>
+        <w:ind w:left="720" w:hanging="360"/>
+      </w:pPr>
+      <w:rPr>
+        <w:rFonts w:ascii="Symbol" w:hAnsi="Symbol" w:hint="default"/>
+      </w:rPr>
+    </w:lvl>
+    <w:lvl w:ilvl="1" w:tplc="04090003" w:tentative="1">
+      <w:start w:val="1"/>
+      <w:numFmt w:val="bullet"/>
+      <w:lvlText w:val="o"/>
+      <w:lvlJc w:val="left"/>
+      <w:pPr>
+        <w:ind w:left="1440" w:hanging="360"/>
+      </w:pPr>
+      <w:rPr>
+        <w:rFonts w:ascii="Courier New" w:hAnsi="Courier New" w:cs="Courier New" w:hint="default"/>
+      </w:rPr>
+    </w:lvl>
+    <w:lvl w:ilvl="2" w:tplc="04090005" w:tentative="1">
+      <w:start w:val="1"/>
+      <w:numFmt w:val="bullet"/>
+      <w:lvlText w:val=""/>
+      <w:lvlJc w:val="left"/>
+      <w:pPr>
+        <w:ind w:left="2160" w:hanging="360"/>
+      </w:pPr>
+      <w:rPr>
+        <w:rFonts w:ascii="Wingdings" w:hAnsi="Wingdings" w:hint="default"/>
+      </w:rPr>
+    </w:lvl>
+    <w:lvl w:ilvl="3" w:tplc="04090001" w:tentative="1">
+      <w:start w:val="1"/>
+      <w:numFmt w:val="bullet"/>
+      <w:lvlText w:val=""/>
+      <w:lvlJc w:val="left"/>
+      <w:pPr>
+        <w:ind w:left="2880" w:hanging="360"/>
+      </w:pPr>
+      <w:rPr>
+        <w:rFonts w:ascii="Symbol" w:hAnsi="Symbol" w:hint="default"/>
+      </w:rPr>
+    </w:lvl>
+    <w:lvl w:ilvl="4" w:tplc="04090003" w:tentative="1">
+      <w:start w:val="1"/>
+      <w:numFmt w:val="bullet"/>
+      <w:lvlText w:val="o"/>
+      <w:lvlJc w:val="left"/>
+      <w:pPr>
+        <w:ind w:left="3600" w:hanging="360"/>
+      </w:pPr>
+      <w:rPr>
+        <w:rFonts w:ascii="Courier New" w:hAnsi="Courier New" w:cs="Courier New" w:hint="default"/>
+      </w:rPr>
+    </w:lvl>
+    <w:lvl w:ilvl="5" w:tplc="04090005" w:tentative="1">
+      <w:start w:val="1"/>
+      <w:numFmt w:val="bullet"/>
+      <w:lvlText w:val=""/>
+      <w:lvlJc w:val="left"/>
+      <w:pPr>
+        <w:ind w:left="4320" w:hanging="360"/>
+      </w:pPr>
+      <w:rPr>
+        <w:rFonts w:ascii="Wingdings" w:hAnsi="Wingdings" w:hint="default"/>
+      </w:rPr>
+    </w:lvl>
+    <w:lvl w:ilvl="6" w:tplc="04090001" w:tentative="1">
+      <w:start w:val="1"/>
+      <w:numFmt w:val="bullet"/>
+      <w:lvlText w:val=""/>
+      <w:lvlJc w:val="left"/>
+      <w:pPr>
+        <w:ind w:left="5040" w:hanging="360"/>
+      </w:pPr>
+      <w:rPr>
+        <w:rFonts w:ascii="Symbol" w:hAnsi="Symbol" w:hint="default"/>
+      </w:rPr>
+    </w:lvl>
+    <w:lvl w:ilvl="7" w:tplc="04090003" w:tentative="1">
+      <w:start w:val="1"/>
+      <w:numFmt w:val="bullet"/>
+      <w:lvlText w:val="o"/>
+      <w:lvlJc w:val="left"/>
+      <w:pPr>
+        <w:ind w:left="5760" w:hanging="360"/>
+      </w:pPr>
+      <w:rPr>
+        <w:rFonts w:ascii="Courier New" w:hAnsi="Courier New" w:cs="Courier New" w:hint="default"/>
+      </w:rPr>
+    </w:lvl>
+    <w:lvl w:ilvl="8" w:tplc="04090005" w:tentative="1">
+      <w:start w:val="1"/>
+      <w:numFmt w:val="bullet"/>
+      <w:lvlText w:val=""/>
+      <w:lvlJc w:val="left"/>
+      <w:pPr>
+        <w:ind w:left="6480" w:hanging="360"/>
+      </w:pPr>
+      <w:rPr>
+        <w:rFonts w:ascii="Wingdings" w:hAnsi="Wingdings" w:hint="default"/>
       </w:rPr>
     </w:lvl>
   </w:abstractNum>
@@ -11900,10 +13070,10 @@
     <w:abstractNumId w:val="9"/>
   </w:num>
   <w:num w:numId="11" w16cid:durableId="2020573151">
-    <w:abstractNumId w:val="15"/>
+    <w:abstractNumId w:val="16"/>
   </w:num>
   <w:num w:numId="12" w16cid:durableId="1630748629">
-    <w:abstractNumId w:val="16"/>
+    <w:abstractNumId w:val="17"/>
   </w:num>
   <w:num w:numId="13" w16cid:durableId="1559396227">
     <w:abstractNumId w:val="11"/>
@@ -11912,13 +13082,19 @@
     <w:abstractNumId w:val="10"/>
   </w:num>
   <w:num w:numId="15" w16cid:durableId="602805764">
-    <w:abstractNumId w:val="12"/>
+    <w:abstractNumId w:val="13"/>
   </w:num>
   <w:num w:numId="16" w16cid:durableId="1965498400">
-    <w:abstractNumId w:val="13"/>
+    <w:abstractNumId w:val="14"/>
   </w:num>
   <w:num w:numId="17" w16cid:durableId="1932661138">
-    <w:abstractNumId w:val="14"/>
+    <w:abstractNumId w:val="15"/>
+  </w:num>
+  <w:num w:numId="18" w16cid:durableId="617756054">
+    <w:abstractNumId w:val="18"/>
+  </w:num>
+  <w:num w:numId="19" w16cid:durableId="1277710235">
+    <w:abstractNumId w:val="12"/>
   </w:num>
 </w:numbering>
 </file>
@@ -12529,7 +13705,6 @@
   <w:style w:type="character" w:default="1" w:styleId="DefaultParagraphFont">
     <w:name w:val="Default Paragraph Font"/>
     <w:uiPriority w:val="1"/>
-    <w:semiHidden/>
     <w:unhideWhenUsed/>
   </w:style>
   <w:style w:type="table" w:default="1" w:styleId="TableNormal">
@@ -23306,6 +24481,41 @@
       </w:tcPr>
     </w:tblStylePr>
   </w:style>
+  <w:style w:type="character" w:styleId="Hyperlink">
+    <w:name w:val="Hyperlink"/>
+    <w:basedOn w:val="DefaultParagraphFont"/>
+    <w:uiPriority w:val="99"/>
+    <w:unhideWhenUsed/>
+    <w:rsid w:val="00822B0D"/>
+    <w:rPr>
+      <w:color w:val="0000FF" w:themeColor="hyperlink"/>
+      <w:u w:val="single"/>
+    </w:rPr>
+  </w:style>
+  <w:style w:type="character" w:styleId="UnresolvedMention">
+    <w:name w:val="Unresolved Mention"/>
+    <w:basedOn w:val="DefaultParagraphFont"/>
+    <w:uiPriority w:val="99"/>
+    <w:semiHidden/>
+    <w:unhideWhenUsed/>
+    <w:rsid w:val="00822B0D"/>
+    <w:rPr>
+      <w:color w:val="605E5C"/>
+      <w:shd w:val="clear" w:color="auto" w:fill="E1DFDD"/>
+    </w:rPr>
+  </w:style>
+  <w:style w:type="character" w:styleId="FollowedHyperlink">
+    <w:name w:val="FollowedHyperlink"/>
+    <w:basedOn w:val="DefaultParagraphFont"/>
+    <w:uiPriority w:val="99"/>
+    <w:semiHidden/>
+    <w:unhideWhenUsed/>
+    <w:rsid w:val="00040DE3"/>
+    <w:rPr>
+      <w:color w:val="800080" w:themeColor="followedHyperlink"/>
+      <w:u w:val="single"/>
+    </w:rPr>
+  </w:style>
 </w:styles>
 </file>
 
